--- a/Всякое/РЯ/Справочник-по-русскому-языку.docx
+++ b/Всякое/РЯ/Справочник-по-русскому-языку.docx
@@ -2,14 +2,12 @@
 <file path=word/document.xml><?xml version="1.0" encoding="utf-8"?>
 <w:document xmlns:ve="http://schemas.openxmlformats.org/markup-compatibility/2006" xmlns:o="urn:schemas-microsoft-com:office:office" xmlns:r="http://schemas.openxmlformats.org/officeDocument/2006/relationships" xmlns:m="http://schemas.openxmlformats.org/officeDocument/2006/math" xmlns:v="urn:schemas-microsoft-com:vml" xmlns:wp="http://schemas.openxmlformats.org/drawingml/2006/wordprocessingDrawing" xmlns:w10="urn:schemas-microsoft-com:office:word" xmlns:w="http://schemas.openxmlformats.org/wordprocessingml/2006/main" xmlns:wne="http://schemas.microsoft.com/office/word/2006/wordml">
   <w:body>
-    <w:bookmarkStart w:id="0" w:name="_Toc153907014" w:displacedByCustomXml="next"/>
     <w:sdt>
       <w:sdtPr>
         <w:rPr>
-          <w:rFonts w:asciiTheme="majorHAnsi" w:eastAsiaTheme="majorEastAsia" w:hAnsiTheme="majorHAnsi" w:cstheme="majorBidi"/>
-          <w:sz w:val="24"/>
-          <w:szCs w:val="24"/>
-          <w:lang w:eastAsia="ru-RU"/>
+          <w:caps/>
+          <w:sz w:val="28"/>
+          <w:szCs w:val="28"/>
         </w:rPr>
         <w:id w:val="7628157"/>
         <w:docPartObj>
@@ -19,106 +17,24 @@
       </w:sdtPr>
       <w:sdtEndPr>
         <w:rPr>
-          <w:rFonts w:ascii="Times New Roman" w:eastAsia="Times New Roman" w:hAnsi="Times New Roman" w:cs="Times New Roman"/>
+          <w:caps w:val="0"/>
+          <w:sz w:val="24"/>
+          <w:szCs w:val="24"/>
         </w:rPr>
       </w:sdtEndPr>
       <w:sdtContent>
-        <w:tbl>
-          <w:tblPr>
-            <w:tblpPr w:leftFromText="187" w:rightFromText="187" w:vertAnchor="page" w:horzAnchor="margin" w:tblpXSpec="center" w:tblpY="4726"/>
-            <w:tblW w:w="4000" w:type="pct"/>
-            <w:tblBorders>
-              <w:left w:val="single" w:sz="18" w:space="0" w:color="5B9BD5" w:themeColor="accent1"/>
-            </w:tblBorders>
-            <w:tblLook w:val="04A0"/>
-          </w:tblPr>
-          <w:tblGrid>
-            <w:gridCol w:w="8534"/>
-          </w:tblGrid>
-          <w:tr>
-            <w:tc>
-              <w:tcPr>
-                <w:tcW w:w="8534" w:type="dxa"/>
-                <w:tcMar>
-                  <w:top w:w="216" w:type="dxa"/>
-                  <w:left w:w="115" w:type="dxa"/>
-                  <w:bottom w:w="216" w:type="dxa"/>
-                  <w:right w:w="115" w:type="dxa"/>
-                </w:tcMar>
-              </w:tcPr>
-              <w:p>
-                <w:pPr>
-                  <w:pStyle w:val="af3"/>
-                  <w:rPr>
-                    <w:rFonts w:asciiTheme="majorHAnsi" w:eastAsiaTheme="majorEastAsia" w:hAnsiTheme="majorHAnsi" w:cstheme="majorBidi"/>
-                  </w:rPr>
-                </w:pPr>
-              </w:p>
-            </w:tc>
-          </w:tr>
-          <w:tr>
-            <w:tc>
-              <w:tcPr>
-                <w:tcW w:w="8534" w:type="dxa"/>
-              </w:tcPr>
-              <w:sdt>
-                <w:sdtPr>
-                  <w:rPr>
-                    <w:rFonts w:ascii="Times New Roman" w:eastAsiaTheme="majorEastAsia" w:hAnsi="Times New Roman" w:cs="Times New Roman"/>
-                    <w:color w:val="5B9BD5" w:themeColor="accent1"/>
-                    <w:sz w:val="48"/>
-                    <w:szCs w:val="48"/>
-                  </w:rPr>
-                  <w:alias w:val="Заголовок"/>
-                  <w:id w:val="13406919"/>
-                  <w:dataBinding w:prefixMappings="xmlns:ns0='http://schemas.openxmlformats.org/package/2006/metadata/core-properties' xmlns:ns1='http://purl.org/dc/elements/1.1/'" w:xpath="/ns0:coreProperties[1]/ns1:title[1]" w:storeItemID="{6C3C8BC8-F283-45AE-878A-BAB7291924A1}"/>
-                  <w:text/>
-                </w:sdtPr>
-                <w:sdtContent>
-                  <w:p>
-                    <w:pPr>
-                      <w:pStyle w:val="af3"/>
-                      <w:rPr>
-                        <w:rFonts w:ascii="Times New Roman" w:eastAsiaTheme="majorEastAsia" w:hAnsi="Times New Roman" w:cs="Times New Roman"/>
-                        <w:color w:val="5B9BD5" w:themeColor="accent1"/>
-                        <w:sz w:val="48"/>
-                        <w:szCs w:val="48"/>
-                      </w:rPr>
-                    </w:pPr>
-                    <w:r>
-                      <w:rPr>
-                        <w:rFonts w:ascii="Times New Roman" w:eastAsiaTheme="majorEastAsia" w:hAnsi="Times New Roman" w:cs="Times New Roman"/>
-                        <w:color w:val="5B9BD5" w:themeColor="accent1"/>
-                        <w:sz w:val="48"/>
-                        <w:szCs w:val="48"/>
-                      </w:rPr>
-                      <w:t>Краткий справочник по русскому языку</w:t>
-                    </w:r>
-                    <w:r>
-                      <w:rPr>
-                        <w:rFonts w:ascii="Times New Roman" w:eastAsiaTheme="majorEastAsia" w:hAnsi="Times New Roman" w:cs="Times New Roman"/>
-                        <w:color w:val="5B9BD5" w:themeColor="accent1"/>
-                        <w:sz w:val="48"/>
-                        <w:szCs w:val="48"/>
-                      </w:rPr>
-                      <w:t xml:space="preserve"> для подготовки к ГИА и промежуточному контролю</w:t>
-                    </w:r>
-                  </w:p>
-                </w:sdtContent>
-              </w:sdt>
-            </w:tc>
-          </w:tr>
-        </w:tbl>
         <w:p>
           <w:pPr>
             <w:jc w:val="center"/>
             <w:rPr>
+              <w:caps/>
               <w:sz w:val="28"/>
               <w:szCs w:val="28"/>
             </w:rPr>
           </w:pPr>
           <w:r>
             <w:rPr>
+              <w:caps/>
               <w:sz w:val="28"/>
               <w:szCs w:val="28"/>
             </w:rPr>
@@ -128,9 +44,13 @@
         <w:p>
           <w:pPr>
             <w:jc w:val="center"/>
+            <w:rPr>
+              <w:caps/>
+            </w:rPr>
           </w:pPr>
           <w:r>
             <w:rPr>
+              <w:caps/>
               <w:sz w:val="28"/>
               <w:szCs w:val="28"/>
             </w:rPr>
@@ -138,7 +58,66 @@
           </w:r>
         </w:p>
         <w:p/>
-        <w:p/>
+        <w:p>
+          <w:r>
+            <w:rPr>
+              <w:noProof/>
+            </w:rPr>
+            <w:drawing>
+              <wp:anchor distT="0" distB="0" distL="114300" distR="114300" simplePos="0" relativeHeight="251658240" behindDoc="0" locked="0" layoutInCell="1" allowOverlap="1">
+                <wp:simplePos x="0" y="0"/>
+                <wp:positionH relativeFrom="column">
+                  <wp:posOffset>1637030</wp:posOffset>
+                </wp:positionH>
+                <wp:positionV relativeFrom="paragraph">
+                  <wp:posOffset>118110</wp:posOffset>
+                </wp:positionV>
+                <wp:extent cx="3122295" cy="2343150"/>
+                <wp:effectExtent l="19050" t="0" r="1905" b="0"/>
+                <wp:wrapSquare wrapText="bothSides"/>
+                <wp:docPr id="2" name="Рисунок 23"/>
+                <wp:cNvGraphicFramePr>
+                  <a:graphicFrameLocks xmlns:a="http://schemas.openxmlformats.org/drawingml/2006/main" noChangeAspect="1"/>
+                </wp:cNvGraphicFramePr>
+                <a:graphic xmlns:a="http://schemas.openxmlformats.org/drawingml/2006/main">
+                  <a:graphicData uri="http://schemas.openxmlformats.org/drawingml/2006/picture">
+                    <pic:pic xmlns:pic="http://schemas.openxmlformats.org/drawingml/2006/picture">
+                      <pic:nvPicPr>
+                        <pic:cNvPr id="0" name="Picture 23"/>
+                        <pic:cNvPicPr>
+                          <a:picLocks noChangeAspect="1" noChangeArrowheads="1"/>
+                        </pic:cNvPicPr>
+                      </pic:nvPicPr>
+                      <pic:blipFill>
+                        <a:blip r:embed="rId8" cstate="print"/>
+                        <a:srcRect/>
+                        <a:stretch>
+                          <a:fillRect/>
+                        </a:stretch>
+                      </pic:blipFill>
+                      <pic:spPr bwMode="auto">
+                        <a:xfrm>
+                          <a:off x="0" y="0"/>
+                          <a:ext cx="3122295" cy="2343150"/>
+                        </a:xfrm>
+                        <a:prstGeom prst="rect">
+                          <a:avLst/>
+                        </a:prstGeom>
+                        <a:noFill/>
+                        <a:ln w="9525">
+                          <a:noFill/>
+                          <a:miter lim="800000"/>
+                          <a:headEnd/>
+                          <a:tailEnd/>
+                        </a:ln>
+                      </pic:spPr>
+                    </pic:pic>
+                  </a:graphicData>
+                </a:graphic>
+              </wp:anchor>
+            </w:drawing>
+          </w:r>
+        </w:p>
         <w:p/>
         <w:p/>
         <w:p/>
@@ -191,113 +170,817 @@
         <w:p/>
         <w:p/>
         <w:p/>
-        <w:p/>
-        <w:p/>
-        <w:p/>
-        <w:p/>
-        <w:p/>
-        <w:p/>
-        <w:p/>
-        <w:p/>
-        <w:p/>
-        <w:p/>
-        <w:p/>
-        <w:p/>
+        <w:p>
+          <w:pPr>
+            <w:rPr>
+              <w:sz w:val="26"/>
+            </w:rPr>
+          </w:pPr>
+        </w:p>
         <w:p/>
         <w:p/>
         <w:p>
           <w:pPr>
             <w:jc w:val="center"/>
-          </w:pPr>
-        </w:p>
-        <w:p/>
-        <w:p>
-          <w:pPr>
-            <w:jc w:val="center"/>
+            <w:rPr>
+              <w:b/>
+              <w:sz w:val="32"/>
+            </w:rPr>
           </w:pPr>
         </w:p>
         <w:p>
           <w:pPr>
             <w:jc w:val="center"/>
+            <w:rPr>
+              <w:rFonts w:ascii="Arial" w:eastAsia="Batang" w:hAnsi="Arial"/>
+              <w:b/>
+              <w:sz w:val="44"/>
+            </w:rPr>
+          </w:pPr>
+          <w:r>
+            <w:rPr>
+              <w:rFonts w:ascii="Arial" w:eastAsia="Batang" w:hAnsi="Arial"/>
+              <w:b/>
+              <w:sz w:val="44"/>
+            </w:rPr>
+            <w:t xml:space="preserve">Русский язык для </w:t>
+          </w:r>
+          <w:r>
+            <w:rPr>
+              <w:rFonts w:ascii="Arial" w:eastAsia="Batang" w:hAnsi="Arial"/>
+              <w:b/>
+              <w:sz w:val="44"/>
+            </w:rPr>
+            <w:t>«</w:t>
+          </w:r>
+          <w:r>
+            <w:rPr>
+              <w:rFonts w:ascii="Arial" w:eastAsia="Batang" w:hAnsi="Arial"/>
+              <w:b/>
+              <w:sz w:val="44"/>
+            </w:rPr>
+            <w:t>технарей</w:t>
+          </w:r>
+          <w:r>
+            <w:rPr>
+              <w:rFonts w:ascii="Arial" w:eastAsia="Batang" w:hAnsi="Arial"/>
+              <w:b/>
+              <w:sz w:val="44"/>
+            </w:rPr>
+            <w:t>»</w:t>
+          </w:r>
+        </w:p>
+        <w:p>
+          <w:pPr>
+            <w:jc w:val="center"/>
+            <w:rPr>
+              <w:rFonts w:ascii="Arial" w:eastAsia="Batang" w:hAnsi="Arial"/>
+              <w:b/>
+              <w:sz w:val="44"/>
+            </w:rPr>
           </w:pPr>
         </w:p>
         <w:p>
           <w:pPr>
             <w:jc w:val="center"/>
+            <w:rPr>
+              <w:rFonts w:ascii="Arial" w:eastAsia="Batang" w:hAnsi="Arial"/>
+              <w:b/>
+              <w:sz w:val="44"/>
+            </w:rPr>
           </w:pPr>
         </w:p>
         <w:p>
           <w:pPr>
             <w:jc w:val="center"/>
+            <w:rPr>
+              <w:rFonts w:ascii="Arial" w:eastAsia="Batang" w:hAnsi="Arial"/>
+              <w:sz w:val="28"/>
+              <w:szCs w:val="28"/>
+            </w:rPr>
+          </w:pPr>
+          <w:r>
+            <w:rPr>
+              <w:rFonts w:ascii="Arial" w:eastAsia="Batang" w:hAnsi="Arial"/>
+              <w:sz w:val="28"/>
+              <w:szCs w:val="28"/>
+            </w:rPr>
+            <w:t xml:space="preserve">Учебное </w:t>
+          </w:r>
+          <w:r>
+            <w:rPr>
+              <w:rFonts w:ascii="Arial" w:eastAsia="Batang" w:hAnsi="Arial"/>
+              <w:sz w:val="28"/>
+              <w:szCs w:val="28"/>
+            </w:rPr>
+            <w:t>пособие</w:t>
+          </w:r>
+        </w:p>
+        <w:p>
+          <w:pPr>
+            <w:jc w:val="center"/>
+            <w:rPr>
+              <w:sz w:val="28"/>
+              <w:szCs w:val="28"/>
+            </w:rPr>
           </w:pPr>
         </w:p>
         <w:p>
           <w:pPr>
             <w:jc w:val="center"/>
+            <w:rPr>
+              <w:sz w:val="28"/>
+              <w:szCs w:val="28"/>
+            </w:rPr>
           </w:pPr>
         </w:p>
         <w:p>
           <w:pPr>
             <w:jc w:val="center"/>
+            <w:rPr>
+              <w:sz w:val="28"/>
+              <w:szCs w:val="28"/>
+            </w:rPr>
           </w:pPr>
         </w:p>
         <w:p>
           <w:pPr>
             <w:jc w:val="center"/>
+            <w:rPr>
+              <w:sz w:val="28"/>
+              <w:szCs w:val="28"/>
+            </w:rPr>
           </w:pPr>
         </w:p>
         <w:p>
           <w:pPr>
             <w:jc w:val="center"/>
+            <w:rPr>
+              <w:sz w:val="28"/>
+              <w:szCs w:val="28"/>
+            </w:rPr>
           </w:pPr>
         </w:p>
         <w:p>
           <w:pPr>
             <w:jc w:val="center"/>
+            <w:rPr>
+              <w:sz w:val="28"/>
+              <w:szCs w:val="28"/>
+            </w:rPr>
           </w:pPr>
         </w:p>
         <w:p>
           <w:pPr>
             <w:jc w:val="center"/>
+            <w:rPr>
+              <w:sz w:val="28"/>
+              <w:szCs w:val="28"/>
+            </w:rPr>
           </w:pPr>
         </w:p>
         <w:p>
           <w:pPr>
             <w:jc w:val="center"/>
+            <w:rPr>
+              <w:sz w:val="28"/>
+              <w:szCs w:val="28"/>
+            </w:rPr>
           </w:pPr>
         </w:p>
         <w:p>
           <w:pPr>
             <w:jc w:val="center"/>
+            <w:rPr>
+              <w:sz w:val="28"/>
+              <w:szCs w:val="28"/>
+            </w:rPr>
           </w:pPr>
         </w:p>
         <w:p>
           <w:pPr>
             <w:jc w:val="center"/>
+            <w:rPr>
+              <w:sz w:val="28"/>
+              <w:szCs w:val="28"/>
+            </w:rPr>
           </w:pPr>
         </w:p>
         <w:p>
           <w:pPr>
             <w:jc w:val="center"/>
+            <w:rPr>
+              <w:sz w:val="28"/>
+              <w:szCs w:val="28"/>
+            </w:rPr>
+          </w:pPr>
+        </w:p>
+        <w:p>
+          <w:pPr>
+            <w:rPr>
+              <w:sz w:val="28"/>
+              <w:szCs w:val="28"/>
+            </w:rPr>
           </w:pPr>
         </w:p>
         <w:p>
           <w:pPr>
             <w:jc w:val="center"/>
-          </w:pPr>
-        </w:p>
-        <w:p>
-          <w:pPr>
-            <w:jc w:val="center"/>
+            <w:rPr>
+              <w:sz w:val="28"/>
+              <w:szCs w:val="28"/>
+            </w:rPr>
           </w:pPr>
           <w:r>
-            <w:t>Киров 2022-24</w:t>
+            <w:rPr>
+              <w:sz w:val="28"/>
+              <w:szCs w:val="28"/>
+            </w:rPr>
+            <w:t>Киров</w:t>
           </w:r>
         </w:p>
         <w:p>
           <w:pPr>
             <w:jc w:val="center"/>
+            <w:rPr>
+              <w:sz w:val="28"/>
+              <w:szCs w:val="28"/>
+            </w:rPr>
           </w:pPr>
+          <w:r>
+            <w:rPr>
+              <w:sz w:val="28"/>
+              <w:szCs w:val="28"/>
+            </w:rPr>
+            <w:t>202</w:t>
+          </w:r>
+          <w:r>
+            <w:rPr>
+              <w:sz w:val="28"/>
+              <w:szCs w:val="28"/>
+            </w:rPr>
+            <w:t>6</w:t>
+          </w:r>
+        </w:p>
+        <w:p>
+          <w:pPr>
+            <w:ind w:left="1701" w:hanging="1701"/>
+            <w:jc w:val="both"/>
+          </w:pPr>
+          <w:r>
+            <w:br w:type="page"/>
+          </w:r>
+        </w:p>
+        <w:p>
+          <w:pPr>
+            <w:ind w:left="1701" w:hanging="1701"/>
+            <w:jc w:val="both"/>
+          </w:pPr>
+        </w:p>
+        <w:p>
+          <w:pPr>
+            <w:ind w:left="1701" w:hanging="1701"/>
+            <w:jc w:val="both"/>
+          </w:pPr>
+        </w:p>
+        <w:p>
+          <w:pPr>
+            <w:ind w:left="1701" w:hanging="1701"/>
+            <w:jc w:val="both"/>
+          </w:pPr>
+        </w:p>
+        <w:p>
+          <w:pPr>
+            <w:ind w:left="1701" w:hanging="1701"/>
+            <w:jc w:val="both"/>
+            <w:rPr>
+              <w:sz w:val="28"/>
+            </w:rPr>
+          </w:pPr>
+          <w:r>
+            <w:rPr>
+              <w:sz w:val="28"/>
+            </w:rPr>
+            <w:t xml:space="preserve">Рецензенты: </w:t>
+          </w:r>
+          <w:r>
+            <w:rPr>
+              <w:sz w:val="28"/>
+            </w:rPr>
+            <w:tab/>
+          </w:r>
+          <w:r>
+            <w:rPr>
+              <w:b/>
+              <w:sz w:val="28"/>
+            </w:rPr>
+            <w:t xml:space="preserve">И.В. Игнатова, </w:t>
+          </w:r>
+          <w:r>
+            <w:rPr>
+              <w:sz w:val="28"/>
+            </w:rPr>
+            <w:t>учитель русского языка и литературы</w:t>
+          </w:r>
+          <w:r>
+            <w:rPr>
+              <w:sz w:val="28"/>
+            </w:rPr>
+            <w:t xml:space="preserve"> (МБОУ СОШ №2, 2019-2021)</w:t>
+          </w:r>
+          <w:r>
+            <w:rPr>
+              <w:sz w:val="28"/>
+            </w:rPr>
+            <w:t>;</w:t>
+          </w:r>
+        </w:p>
+        <w:p>
+          <w:pPr>
+            <w:ind w:left="1701" w:hanging="1701"/>
+            <w:jc w:val="both"/>
+            <w:rPr>
+              <w:b/>
+              <w:sz w:val="28"/>
+            </w:rPr>
+          </w:pPr>
+          <w:r>
+            <w:rPr>
+              <w:sz w:val="28"/>
+            </w:rPr>
+            <w:tab/>
+          </w:r>
+          <w:r>
+            <w:rPr>
+              <w:b/>
+              <w:sz w:val="28"/>
+            </w:rPr>
+            <w:t xml:space="preserve">А.С. Домнина, </w:t>
+          </w:r>
+          <w:r>
+            <w:rPr>
+              <w:sz w:val="28"/>
+            </w:rPr>
+            <w:t>учитель русского языка и литературы</w:t>
+          </w:r>
+          <w:r>
+            <w:rPr>
+              <w:sz w:val="28"/>
+            </w:rPr>
+            <w:t xml:space="preserve"> (КОГОАУ КФМЛ, 2022-2023);</w:t>
+          </w:r>
+          <w:r>
+            <w:rPr>
+              <w:b/>
+              <w:sz w:val="28"/>
+            </w:rPr>
+            <w:t xml:space="preserve"> </w:t>
+          </w:r>
+        </w:p>
+        <w:p>
+          <w:pPr>
+            <w:ind w:left="1701"/>
+            <w:jc w:val="both"/>
+            <w:rPr>
+              <w:sz w:val="28"/>
+            </w:rPr>
+          </w:pPr>
+          <w:r>
+            <w:rPr>
+              <w:b/>
+              <w:sz w:val="28"/>
+            </w:rPr>
+            <w:t xml:space="preserve">Ю. Ю. Флёрова, </w:t>
+          </w:r>
+          <w:r>
+            <w:rPr>
+              <w:sz w:val="28"/>
+            </w:rPr>
+            <w:t>учитель русского языка и литературы</w:t>
+          </w:r>
+          <w:r>
+            <w:rPr>
+              <w:sz w:val="28"/>
+            </w:rPr>
+            <w:t xml:space="preserve"> (КОГОАУ КФМЛ, 2024-2026);</w:t>
+          </w:r>
+        </w:p>
+        <w:p>
+          <w:pPr>
+            <w:ind w:left="1701" w:hanging="1701"/>
+            <w:jc w:val="both"/>
+            <w:rPr>
+              <w:sz w:val="28"/>
+            </w:rPr>
+          </w:pPr>
+        </w:p>
+        <w:p>
+          <w:pPr>
+            <w:ind w:left="1701" w:hanging="1701"/>
+            <w:jc w:val="both"/>
+            <w:rPr>
+              <w:b/>
+              <w:sz w:val="28"/>
+            </w:rPr>
+          </w:pPr>
+        </w:p>
+        <w:p>
+          <w:pPr>
+            <w:jc w:val="both"/>
+            <w:rPr>
+              <w:sz w:val="28"/>
+            </w:rPr>
+          </w:pPr>
+        </w:p>
+        <w:p>
+          <w:pPr>
+            <w:ind w:firstLine="709"/>
+            <w:jc w:val="both"/>
+            <w:rPr>
+              <w:b/>
+              <w:sz w:val="28"/>
+            </w:rPr>
+          </w:pPr>
+        </w:p>
+        <w:p>
+          <w:pPr>
+            <w:ind w:firstLine="709"/>
+            <w:jc w:val="both"/>
+            <w:rPr>
+              <w:b/>
+              <w:sz w:val="28"/>
+            </w:rPr>
+          </w:pPr>
+        </w:p>
+        <w:p>
+          <w:pPr>
+            <w:ind w:firstLine="709"/>
+            <w:jc w:val="both"/>
+            <w:rPr>
+              <w:sz w:val="28"/>
+            </w:rPr>
+          </w:pPr>
+          <w:r>
+            <w:rPr>
+              <w:b/>
+              <w:sz w:val="28"/>
+            </w:rPr>
+            <w:t xml:space="preserve">Архипов Д.П.  </w:t>
+          </w:r>
+          <w:r>
+            <w:rPr>
+              <w:b/>
+              <w:sz w:val="28"/>
+            </w:rPr>
+            <w:t>Русский язык для «технарей»</w:t>
+          </w:r>
+          <w:r>
+            <w:rPr>
+              <w:b/>
+              <w:sz w:val="28"/>
+            </w:rPr>
+            <w:t>: краткий справочник по русскому языку</w:t>
+          </w:r>
+          <w:r>
+            <w:rPr>
+              <w:b/>
+              <w:sz w:val="28"/>
+            </w:rPr>
+            <w:t>.</w:t>
+          </w:r>
+          <w:r>
+            <w:rPr>
+              <w:sz w:val="28"/>
+            </w:rPr>
+            <w:t xml:space="preserve"> Учебное пособие для учащихся образовательных организаций с неуглубленным изучением русского языка. – Киров: КФМЛ, 202</w:t>
+          </w:r>
+          <w:r>
+            <w:rPr>
+              <w:sz w:val="28"/>
+            </w:rPr>
+            <w:t>6</w:t>
+          </w:r>
+          <w:r>
+            <w:rPr>
+              <w:sz w:val="28"/>
+            </w:rPr>
+            <w:t>. – 3</w:t>
+          </w:r>
+          <w:r>
+            <w:rPr>
+              <w:sz w:val="28"/>
+            </w:rPr>
+            <w:t>7</w:t>
+          </w:r>
+          <w:r>
+            <w:rPr>
+              <w:sz w:val="28"/>
+            </w:rPr>
+            <w:t xml:space="preserve"> с.</w:t>
+          </w:r>
+        </w:p>
+        <w:p>
+          <w:pPr>
+            <w:jc w:val="both"/>
+            <w:rPr>
+              <w:sz w:val="28"/>
+            </w:rPr>
+          </w:pPr>
+        </w:p>
+        <w:p>
+          <w:pPr>
+            <w:jc w:val="both"/>
+            <w:rPr>
+              <w:sz w:val="28"/>
+            </w:rPr>
+          </w:pPr>
+        </w:p>
+        <w:p>
+          <w:pPr>
+            <w:pStyle w:val="22"/>
+            <w:ind w:firstLine="709"/>
+          </w:pPr>
+          <w:r>
+            <w:t>В учебном пособии представлен</w:t>
+          </w:r>
+          <w:r>
+            <w:t>о краткое изложение школьной программы по предмету «Русский язык» и даны некоторые рекомендации для подготовки к ГИА.</w:t>
+          </w:r>
+        </w:p>
+        <w:p>
+          <w:pPr>
+            <w:jc w:val="both"/>
+          </w:pPr>
+          <w:r>
+            <w:t xml:space="preserve">Воспроизведение данного издания в любой форме и на любом носителе допускается и всячески поощряется, особенно при ссылке на первоисточник и выражении благодарности составителю и </w:t>
+          </w:r>
+          <w:r>
+            <w:t>редакторам</w:t>
+          </w:r>
+          <w:r>
+            <w:t>.</w:t>
+          </w:r>
+        </w:p>
+        <w:p>
+          <w:pPr>
+            <w:jc w:val="both"/>
+          </w:pPr>
+        </w:p>
+        <w:p>
+          <w:pPr>
+            <w:jc w:val="both"/>
+          </w:pPr>
+        </w:p>
+        <w:p>
+          <w:pPr>
+            <w:jc w:val="both"/>
+          </w:pPr>
+        </w:p>
+        <w:p>
+          <w:pPr>
+            <w:jc w:val="both"/>
+          </w:pPr>
+        </w:p>
+        <w:p>
+          <w:pPr>
+            <w:jc w:val="both"/>
+          </w:pPr>
+        </w:p>
+        <w:p>
+          <w:pPr>
+            <w:jc w:val="both"/>
+          </w:pPr>
+        </w:p>
+        <w:p>
+          <w:pPr>
+            <w:jc w:val="both"/>
+          </w:pPr>
+        </w:p>
+        <w:p>
+          <w:pPr>
+            <w:jc w:val="both"/>
+          </w:pPr>
+        </w:p>
+        <w:p>
+          <w:pPr>
+            <w:jc w:val="both"/>
+          </w:pPr>
+        </w:p>
+        <w:p>
+          <w:pPr>
+            <w:jc w:val="both"/>
+            <w:rPr>
+              <w:sz w:val="28"/>
+            </w:rPr>
+          </w:pPr>
+        </w:p>
+        <w:p>
+          <w:pPr>
+            <w:jc w:val="both"/>
+            <w:rPr>
+              <w:sz w:val="28"/>
+            </w:rPr>
+          </w:pPr>
+        </w:p>
+        <w:p>
+          <w:pPr>
+            <w:jc w:val="both"/>
+            <w:rPr>
+              <w:sz w:val="28"/>
+            </w:rPr>
+          </w:pPr>
+        </w:p>
+        <w:p>
+          <w:pPr>
+            <w:jc w:val="both"/>
+            <w:rPr>
+              <w:sz w:val="28"/>
+            </w:rPr>
+          </w:pPr>
+        </w:p>
+        <w:p>
+          <w:pPr>
+            <w:jc w:val="both"/>
+            <w:rPr>
+              <w:sz w:val="28"/>
+            </w:rPr>
+          </w:pPr>
+        </w:p>
+        <w:p>
+          <w:pPr>
+            <w:jc w:val="both"/>
+            <w:rPr>
+              <w:sz w:val="28"/>
+            </w:rPr>
+          </w:pPr>
+        </w:p>
+        <w:p>
+          <w:pPr>
+            <w:jc w:val="both"/>
+            <w:rPr>
+              <w:sz w:val="28"/>
+            </w:rPr>
+          </w:pPr>
+        </w:p>
+        <w:p>
+          <w:pPr>
+            <w:jc w:val="both"/>
+            <w:rPr>
+              <w:sz w:val="28"/>
+            </w:rPr>
+          </w:pPr>
+        </w:p>
+        <w:p>
+          <w:pPr>
+            <w:jc w:val="both"/>
+            <w:rPr>
+              <w:sz w:val="28"/>
+            </w:rPr>
+          </w:pPr>
+          <w:r>
+            <w:rPr>
+              <w:sz w:val="28"/>
+            </w:rPr>
+            <w:sym w:font="Symbol" w:char="F0D3"/>
+          </w:r>
+          <w:r>
+            <w:rPr>
+              <w:sz w:val="28"/>
+            </w:rPr>
+            <w:t xml:space="preserve"> КФМЛ, 2025</w:t>
+          </w:r>
+        </w:p>
+        <w:p>
+          <w:pPr>
+            <w:rPr>
+              <w:sz w:val="28"/>
+            </w:rPr>
+          </w:pPr>
+          <w:r>
+            <w:rPr>
+              <w:sz w:val="28"/>
+            </w:rPr>
+            <w:sym w:font="Symbol" w:char="F0D3"/>
+          </w:r>
+          <w:r>
+            <w:rPr>
+              <w:sz w:val="28"/>
+            </w:rPr>
+            <w:t xml:space="preserve"> Игнатова, И. В., 2019-2021</w:t>
+          </w:r>
+        </w:p>
+        <w:p>
+          <w:pPr>
+            <w:rPr>
+              <w:sz w:val="28"/>
+            </w:rPr>
+          </w:pPr>
+          <w:r>
+            <w:rPr>
+              <w:sz w:val="28"/>
+            </w:rPr>
+            <w:sym w:font="Symbol" w:char="F0D3"/>
+          </w:r>
+          <w:r>
+            <w:rPr>
+              <w:sz w:val="28"/>
+            </w:rPr>
+            <w:t xml:space="preserve"> </w:t>
+          </w:r>
+          <w:r>
+            <w:rPr>
+              <w:sz w:val="28"/>
+            </w:rPr>
+            <w:t>Домнина, А. С.</w:t>
+          </w:r>
+          <w:r>
+            <w:rPr>
+              <w:sz w:val="28"/>
+            </w:rPr>
+            <w:t>, 2022-2023</w:t>
+          </w:r>
+        </w:p>
+        <w:p>
+          <w:pPr>
+            <w:rPr>
+              <w:sz w:val="28"/>
+            </w:rPr>
+          </w:pPr>
+          <w:r>
+            <w:rPr>
+              <w:sz w:val="28"/>
+            </w:rPr>
+            <w:sym w:font="Symbol" w:char="F0D3"/>
+          </w:r>
+          <w:r>
+            <w:rPr>
+              <w:sz w:val="28"/>
+            </w:rPr>
+            <w:t xml:space="preserve"> </w:t>
+          </w:r>
+          <w:r>
+            <w:rPr>
+              <w:sz w:val="28"/>
+            </w:rPr>
+            <w:t>Флёрова, Ю. Ю.</w:t>
+          </w:r>
+          <w:r>
+            <w:rPr>
+              <w:sz w:val="28"/>
+            </w:rPr>
+            <w:t>, 2024-2026</w:t>
+          </w:r>
+        </w:p>
+        <w:p>
+          <w:pPr>
+            <w:rPr>
+              <w:sz w:val="28"/>
+            </w:rPr>
+          </w:pPr>
+          <w:r>
+            <w:rPr>
+              <w:sz w:val="28"/>
+            </w:rPr>
+            <w:sym w:font="Symbol" w:char="F0D3"/>
+          </w:r>
+          <w:r>
+            <w:rPr>
+              <w:sz w:val="28"/>
+            </w:rPr>
+            <w:t xml:space="preserve"> </w:t>
+          </w:r>
+          <w:r>
+            <w:rPr>
+              <w:sz w:val="28"/>
+            </w:rPr>
+            <w:t>Архипов</w:t>
+          </w:r>
+          <w:r>
+            <w:rPr>
+              <w:sz w:val="28"/>
+            </w:rPr>
+            <w:t xml:space="preserve">, </w:t>
+          </w:r>
+          <w:r>
+            <w:rPr>
+              <w:sz w:val="28"/>
+            </w:rPr>
+            <w:t xml:space="preserve">Д. П., </w:t>
+          </w:r>
+          <w:r>
+            <w:rPr>
+              <w:sz w:val="28"/>
+            </w:rPr>
+            <w:t>20</w:t>
+          </w:r>
+          <w:r>
+            <w:rPr>
+              <w:sz w:val="28"/>
+            </w:rPr>
+            <w:t>19-2026</w:t>
+          </w:r>
+        </w:p>
+        <w:p>
           <w:r>
             <w:br w:type="page"/>
           </w:r>
@@ -308,10 +991,60 @@
       <w:pPr>
         <w:pStyle w:val="a9"/>
       </w:pPr>
+      <w:bookmarkStart w:id="0" w:name="_Toc209550936"/>
       <w:r>
         <w:t>Оглавление</w:t>
       </w:r>
       <w:bookmarkEnd w:id="0"/>
+    </w:p>
+    <w:p>
+      <w:pPr>
+        <w:pStyle w:val="21"/>
+        <w:tabs>
+          <w:tab w:val="right" w:leader="dot" w:pos="10427"/>
+        </w:tabs>
+        <w:rPr>
+          <w:rFonts w:asciiTheme="minorHAnsi" w:eastAsiaTheme="minorEastAsia" w:hAnsiTheme="minorHAnsi" w:cstheme="minorBidi"/>
+          <w:noProof/>
+          <w:sz w:val="22"/>
+          <w:szCs w:val="22"/>
+        </w:rPr>
+      </w:pPr>
+      <w:r>
+        <w:rPr>
+          <w:bCs/>
+          <w:iCs/>
+        </w:rPr>
+        <w:fldChar w:fldCharType="begin"/>
+      </w:r>
+      <w:r>
+        <w:rPr>
+          <w:bCs/>
+          <w:iCs/>
+        </w:rPr>
+        <w:instrText xml:space="preserve"> TOC \o "1-3" \h \z \u </w:instrText>
+      </w:r>
+      <w:r>
+        <w:rPr>
+          <w:bCs/>
+          <w:iCs/>
+        </w:rPr>
+        <w:fldChar w:fldCharType="separate"/>
+      </w:r>
+    </w:p>
+    <w:p>
+      <w:pPr>
+        <w:pStyle w:val="21"/>
+        <w:tabs>
+          <w:tab w:val="right" w:leader="dot" w:pos="10427"/>
+        </w:tabs>
+        <w:rPr>
+          <w:rFonts w:asciiTheme="minorHAnsi" w:eastAsiaTheme="minorEastAsia" w:hAnsiTheme="minorHAnsi" w:cstheme="minorBidi"/>
+          <w:noProof/>
+          <w:sz w:val="22"/>
+          <w:szCs w:val="22"/>
+        </w:rPr>
+      </w:pPr>
     </w:p>
     <w:p>
       <w:pPr>
@@ -326,28 +1059,7 @@
           <w:szCs w:val="22"/>
         </w:rPr>
       </w:pPr>
-      <w:r>
-        <w:rPr>
-          <w:bCs/>
-          <w:iCs/>
-        </w:rPr>
-        <w:fldChar w:fldCharType="begin"/>
-      </w:r>
-      <w:r>
-        <w:rPr>
-          <w:bCs/>
-          <w:iCs/>
-        </w:rPr>
-        <w:instrText xml:space="preserve"> TOC \o "1-3" \h \z \u </w:instrText>
-      </w:r>
-      <w:r>
-        <w:rPr>
-          <w:bCs/>
-          <w:iCs/>
-        </w:rPr>
-        <w:fldChar w:fldCharType="separate"/>
-      </w:r>
-      <w:hyperlink w:anchor="_Toc153907014" w:history="1">
+      <w:hyperlink w:anchor="_Toc209550936" w:history="1">
         <w:r>
           <w:rPr>
             <w:rStyle w:val="a7"/>
@@ -374,7 +1086,7 @@
             <w:noProof/>
             <w:webHidden/>
           </w:rPr>
-          <w:instrText xml:space="preserve"> PAGEREF _Toc153907014 \h </w:instrText>
+          <w:instrText xml:space="preserve"> PAGEREF _Toc209550936 \h </w:instrText>
         </w:r>
         <w:r>
           <w:rPr>
@@ -394,7 +1106,7 @@
             <w:noProof/>
             <w:webHidden/>
           </w:rPr>
-          <w:t>1</w:t>
+          <w:t>3</w:t>
         </w:r>
         <w:r>
           <w:rPr>
@@ -418,7 +1130,7 @@
           <w:szCs w:val="22"/>
         </w:rPr>
       </w:pPr>
-      <w:hyperlink w:anchor="_Toc153907015" w:history="1">
+      <w:hyperlink w:anchor="_Toc209550937" w:history="1">
         <w:r>
           <w:rPr>
             <w:rStyle w:val="a7"/>
@@ -445,7 +1157,7 @@
             <w:noProof/>
             <w:webHidden/>
           </w:rPr>
-          <w:instrText xml:space="preserve"> PAGEREF _Toc153907015 \h </w:instrText>
+          <w:instrText xml:space="preserve"> PAGEREF _Toc209550937 \h </w:instrText>
         </w:r>
         <w:r>
           <w:rPr>
@@ -465,7 +1177,7 @@
             <w:noProof/>
             <w:webHidden/>
           </w:rPr>
-          <w:t>3</w:t>
+          <w:t>5</w:t>
         </w:r>
         <w:r>
           <w:rPr>
@@ -489,7 +1201,7 @@
           <w:szCs w:val="22"/>
         </w:rPr>
       </w:pPr>
-      <w:hyperlink w:anchor="_Toc153907016" w:history="1">
+      <w:hyperlink w:anchor="_Toc209550938" w:history="1">
         <w:r>
           <w:rPr>
             <w:rStyle w:val="a7"/>
@@ -516,7 +1228,7 @@
             <w:noProof/>
             <w:webHidden/>
           </w:rPr>
-          <w:instrText xml:space="preserve"> PAGEREF _Toc153907016 \h </w:instrText>
+          <w:instrText xml:space="preserve"> PAGEREF _Toc209550938 \h </w:instrText>
         </w:r>
         <w:r>
           <w:rPr>
@@ -536,7 +1248,7 @@
             <w:noProof/>
             <w:webHidden/>
           </w:rPr>
-          <w:t>3</w:t>
+          <w:t>5</w:t>
         </w:r>
         <w:r>
           <w:rPr>
@@ -560,7 +1272,7 @@
           <w:szCs w:val="22"/>
         </w:rPr>
       </w:pPr>
-      <w:hyperlink w:anchor="_Toc153907017" w:history="1">
+      <w:hyperlink w:anchor="_Toc209550939" w:history="1">
         <w:r>
           <w:rPr>
             <w:rStyle w:val="a7"/>
@@ -587,7 +1299,7 @@
             <w:noProof/>
             <w:webHidden/>
           </w:rPr>
-          <w:instrText xml:space="preserve"> PAGEREF _Toc153907017 \h </w:instrText>
+          <w:instrText xml:space="preserve"> PAGEREF _Toc209550939 \h </w:instrText>
         </w:r>
         <w:r>
           <w:rPr>
@@ -607,7 +1319,7 @@
             <w:noProof/>
             <w:webHidden/>
           </w:rPr>
-          <w:t>3</w:t>
+          <w:t>5</w:t>
         </w:r>
         <w:r>
           <w:rPr>
@@ -631,7 +1343,7 @@
           <w:szCs w:val="22"/>
         </w:rPr>
       </w:pPr>
-      <w:hyperlink w:anchor="_Toc153907018" w:history="1">
+      <w:hyperlink w:anchor="_Toc209550940" w:history="1">
         <w:r>
           <w:rPr>
             <w:rStyle w:val="a7"/>
@@ -658,7 +1370,7 @@
             <w:noProof/>
             <w:webHidden/>
           </w:rPr>
-          <w:instrText xml:space="preserve"> PAGEREF _Toc153907018 \h </w:instrText>
+          <w:instrText xml:space="preserve"> PAGEREF _Toc209550940 \h </w:instrText>
         </w:r>
         <w:r>
           <w:rPr>
@@ -678,7 +1390,7 @@
             <w:noProof/>
             <w:webHidden/>
           </w:rPr>
-          <w:t>3</w:t>
+          <w:t>5</w:t>
         </w:r>
         <w:r>
           <w:rPr>
@@ -702,7 +1414,7 @@
           <w:szCs w:val="22"/>
         </w:rPr>
       </w:pPr>
-      <w:hyperlink w:anchor="_Toc153907019" w:history="1">
+      <w:hyperlink w:anchor="_Toc209550941" w:history="1">
         <w:r>
           <w:rPr>
             <w:rStyle w:val="a7"/>
@@ -729,7 +1441,7 @@
             <w:noProof/>
             <w:webHidden/>
           </w:rPr>
-          <w:instrText xml:space="preserve"> PAGEREF _Toc153907019 \h </w:instrText>
+          <w:instrText xml:space="preserve"> PAGEREF _Toc209550941 \h </w:instrText>
         </w:r>
         <w:r>
           <w:rPr>
@@ -749,7 +1461,7 @@
             <w:noProof/>
             <w:webHidden/>
           </w:rPr>
-          <w:t>4</w:t>
+          <w:t>6</w:t>
         </w:r>
         <w:r>
           <w:rPr>
@@ -773,7 +1485,7 @@
           <w:szCs w:val="22"/>
         </w:rPr>
       </w:pPr>
-      <w:hyperlink w:anchor="_Toc153907020" w:history="1">
+      <w:hyperlink w:anchor="_Toc209550942" w:history="1">
         <w:r>
           <w:rPr>
             <w:rStyle w:val="a7"/>
@@ -800,7 +1512,7 @@
             <w:noProof/>
             <w:webHidden/>
           </w:rPr>
-          <w:instrText xml:space="preserve"> PAGEREF _Toc153907020 \h </w:instrText>
+          <w:instrText xml:space="preserve"> PAGEREF _Toc209550942 \h </w:instrText>
         </w:r>
         <w:r>
           <w:rPr>
@@ -820,7 +1532,7 @@
             <w:noProof/>
             <w:webHidden/>
           </w:rPr>
-          <w:t>4</w:t>
+          <w:t>6</w:t>
         </w:r>
         <w:r>
           <w:rPr>
@@ -844,7 +1556,7 @@
           <w:szCs w:val="22"/>
         </w:rPr>
       </w:pPr>
-      <w:hyperlink w:anchor="_Toc153907021" w:history="1">
+      <w:hyperlink w:anchor="_Toc209550943" w:history="1">
         <w:r>
           <w:rPr>
             <w:rStyle w:val="a7"/>
@@ -871,7 +1583,7 @@
             <w:noProof/>
             <w:webHidden/>
           </w:rPr>
-          <w:instrText xml:space="preserve"> PAGEREF _Toc153907021 \h </w:instrText>
+          <w:instrText xml:space="preserve"> PAGEREF _Toc209550943 \h </w:instrText>
         </w:r>
         <w:r>
           <w:rPr>
@@ -891,7 +1603,7 @@
             <w:noProof/>
             <w:webHidden/>
           </w:rPr>
-          <w:t>4</w:t>
+          <w:t>6</w:t>
         </w:r>
         <w:r>
           <w:rPr>
@@ -915,13 +1627,13 @@
           <w:szCs w:val="22"/>
         </w:rPr>
       </w:pPr>
-      <w:hyperlink w:anchor="_Toc153907022" w:history="1">
+      <w:hyperlink w:anchor="_Toc209550944" w:history="1">
         <w:r>
           <w:rPr>
             <w:rStyle w:val="a7"/>
             <w:noProof/>
           </w:rPr>
-          <w:t>Лексика</w:t>
+          <w:t>Орфоэпия</w:t>
         </w:r>
         <w:r>
           <w:rPr>
@@ -942,7 +1654,7 @@
             <w:noProof/>
             <w:webHidden/>
           </w:rPr>
-          <w:instrText xml:space="preserve"> PAGEREF _Toc153907022 \h </w:instrText>
+          <w:instrText xml:space="preserve"> PAGEREF _Toc209550944 \h </w:instrText>
         </w:r>
         <w:r>
           <w:rPr>
@@ -962,7 +1674,7 @@
             <w:noProof/>
             <w:webHidden/>
           </w:rPr>
-          <w:t>5</w:t>
+          <w:t>7</w:t>
         </w:r>
         <w:r>
           <w:rPr>
@@ -986,13 +1698,13 @@
           <w:szCs w:val="22"/>
         </w:rPr>
       </w:pPr>
-      <w:hyperlink w:anchor="_Toc153907023" w:history="1">
+      <w:hyperlink w:anchor="_Toc209550945" w:history="1">
         <w:r>
           <w:rPr>
             <w:rStyle w:val="a7"/>
             <w:noProof/>
           </w:rPr>
-          <w:t>Слова по количеству лексических значений</w:t>
+          <w:t>Общие закономерности</w:t>
         </w:r>
         <w:r>
           <w:rPr>
@@ -1013,7 +1725,7 @@
             <w:noProof/>
             <w:webHidden/>
           </w:rPr>
-          <w:instrText xml:space="preserve"> PAGEREF _Toc153907023 \h </w:instrText>
+          <w:instrText xml:space="preserve"> PAGEREF _Toc209550945 \h </w:instrText>
         </w:r>
         <w:r>
           <w:rPr>
@@ -1033,7 +1745,78 @@
             <w:noProof/>
             <w:webHidden/>
           </w:rPr>
-          <w:t>5</w:t>
+          <w:t>7</w:t>
+        </w:r>
+        <w:r>
+          <w:rPr>
+            <w:noProof/>
+            <w:webHidden/>
+          </w:rPr>
+          <w:fldChar w:fldCharType="end"/>
+        </w:r>
+      </w:hyperlink>
+    </w:p>
+    <w:p>
+      <w:pPr>
+        <w:pStyle w:val="10"/>
+        <w:tabs>
+          <w:tab w:val="right" w:leader="dot" w:pos="10427"/>
+        </w:tabs>
+        <w:rPr>
+          <w:rFonts w:asciiTheme="minorHAnsi" w:eastAsiaTheme="minorEastAsia" w:hAnsiTheme="minorHAnsi" w:cstheme="minorBidi"/>
+          <w:noProof/>
+          <w:sz w:val="22"/>
+          <w:szCs w:val="22"/>
+        </w:rPr>
+      </w:pPr>
+      <w:hyperlink w:anchor="_Toc209550946" w:history="1">
+        <w:r>
+          <w:rPr>
+            <w:rStyle w:val="a7"/>
+            <w:noProof/>
+          </w:rPr>
+          <w:t>Лексика</w:t>
+        </w:r>
+        <w:r>
+          <w:rPr>
+            <w:noProof/>
+            <w:webHidden/>
+          </w:rPr>
+          <w:tab/>
+        </w:r>
+        <w:r>
+          <w:rPr>
+            <w:noProof/>
+            <w:webHidden/>
+          </w:rPr>
+          <w:fldChar w:fldCharType="begin"/>
+        </w:r>
+        <w:r>
+          <w:rPr>
+            <w:noProof/>
+            <w:webHidden/>
+          </w:rPr>
+          <w:instrText xml:space="preserve"> PAGEREF _Toc209550946 \h </w:instrText>
+        </w:r>
+        <w:r>
+          <w:rPr>
+            <w:noProof/>
+            <w:webHidden/>
+          </w:rPr>
+        </w:r>
+        <w:r>
+          <w:rPr>
+            <w:noProof/>
+            <w:webHidden/>
+          </w:rPr>
+          <w:fldChar w:fldCharType="separate"/>
+        </w:r>
+        <w:r>
+          <w:rPr>
+            <w:noProof/>
+            <w:webHidden/>
+          </w:rPr>
+          <w:t>8</w:t>
         </w:r>
         <w:r>
           <w:rPr>
@@ -1057,13 +1840,13 @@
           <w:szCs w:val="22"/>
         </w:rPr>
       </w:pPr>
-      <w:hyperlink w:anchor="_Toc153907024" w:history="1">
+      <w:hyperlink w:anchor="_Toc209550947" w:history="1">
         <w:r>
           <w:rPr>
             <w:rStyle w:val="a7"/>
             <w:noProof/>
           </w:rPr>
-          <w:t>Слова по употреблению и значению</w:t>
+          <w:t>Слова по количеству лексических значений</w:t>
         </w:r>
         <w:r>
           <w:rPr>
@@ -1084,7 +1867,7 @@
             <w:noProof/>
             <w:webHidden/>
           </w:rPr>
-          <w:instrText xml:space="preserve"> PAGEREF _Toc153907024 \h </w:instrText>
+          <w:instrText xml:space="preserve"> PAGEREF _Toc209550947 \h </w:instrText>
         </w:r>
         <w:r>
           <w:rPr>
@@ -1104,7 +1887,7 @@
             <w:noProof/>
             <w:webHidden/>
           </w:rPr>
-          <w:t>5</w:t>
+          <w:t>8</w:t>
         </w:r>
         <w:r>
           <w:rPr>
@@ -1128,13 +1911,13 @@
           <w:szCs w:val="22"/>
         </w:rPr>
       </w:pPr>
-      <w:hyperlink w:anchor="_Toc153907025" w:history="1">
+      <w:hyperlink w:anchor="_Toc209550948" w:history="1">
         <w:r>
           <w:rPr>
             <w:rStyle w:val="a7"/>
             <w:noProof/>
           </w:rPr>
-          <w:t>Слова по происхождению</w:t>
+          <w:t>Слова по употреблению и значению</w:t>
         </w:r>
         <w:r>
           <w:rPr>
@@ -1155,7 +1938,7 @@
             <w:noProof/>
             <w:webHidden/>
           </w:rPr>
-          <w:instrText xml:space="preserve"> PAGEREF _Toc153907025 \h </w:instrText>
+          <w:instrText xml:space="preserve"> PAGEREF _Toc209550948 \h </w:instrText>
         </w:r>
         <w:r>
           <w:rPr>
@@ -1175,7 +1958,7 @@
             <w:noProof/>
             <w:webHidden/>
           </w:rPr>
-          <w:t>5</w:t>
+          <w:t>8</w:t>
         </w:r>
         <w:r>
           <w:rPr>
@@ -1199,13 +1982,13 @@
           <w:szCs w:val="22"/>
         </w:rPr>
       </w:pPr>
-      <w:hyperlink w:anchor="_Toc153907026" w:history="1">
+      <w:hyperlink w:anchor="_Toc209550949" w:history="1">
         <w:r>
           <w:rPr>
             <w:rStyle w:val="a7"/>
             <w:noProof/>
           </w:rPr>
-          <w:t>Эмоциональная окраска</w:t>
+          <w:t>Слова по происхождению</w:t>
         </w:r>
         <w:r>
           <w:rPr>
@@ -1226,7 +2009,7 @@
             <w:noProof/>
             <w:webHidden/>
           </w:rPr>
-          <w:instrText xml:space="preserve"> PAGEREF _Toc153907026 \h </w:instrText>
+          <w:instrText xml:space="preserve"> PAGEREF _Toc209550949 \h </w:instrText>
         </w:r>
         <w:r>
           <w:rPr>
@@ -1246,7 +2029,7 @@
             <w:noProof/>
             <w:webHidden/>
           </w:rPr>
-          <w:t>5</w:t>
+          <w:t>8</w:t>
         </w:r>
         <w:r>
           <w:rPr>
@@ -1270,13 +2053,13 @@
           <w:szCs w:val="22"/>
         </w:rPr>
       </w:pPr>
-      <w:hyperlink w:anchor="_Toc153907027" w:history="1">
+      <w:hyperlink w:anchor="_Toc209550950" w:history="1">
         <w:r>
           <w:rPr>
             <w:rStyle w:val="a7"/>
             <w:noProof/>
           </w:rPr>
-          <w:t>Омонимы, паронимы, синонимы, антонимы.</w:t>
+          <w:t>Эмоциональная окраска</w:t>
         </w:r>
         <w:r>
           <w:rPr>
@@ -1297,7 +2080,7 @@
             <w:noProof/>
             <w:webHidden/>
           </w:rPr>
-          <w:instrText xml:space="preserve"> PAGEREF _Toc153907027 \h </w:instrText>
+          <w:instrText xml:space="preserve"> PAGEREF _Toc209550950 \h </w:instrText>
         </w:r>
         <w:r>
           <w:rPr>
@@ -1317,7 +2100,7 @@
             <w:noProof/>
             <w:webHidden/>
           </w:rPr>
-          <w:t>5</w:t>
+          <w:t>8</w:t>
         </w:r>
         <w:r>
           <w:rPr>
@@ -1341,12 +2124,83 @@
           <w:szCs w:val="22"/>
         </w:rPr>
       </w:pPr>
-      <w:hyperlink w:anchor="_Toc153907028" w:history="1">
+      <w:hyperlink w:anchor="_Toc209550951" w:history="1">
         <w:r>
           <w:rPr>
             <w:rStyle w:val="a7"/>
             <w:noProof/>
           </w:rPr>
+          <w:t>Омонимы, паронимы, синонимы, антонимы.</w:t>
+        </w:r>
+        <w:r>
+          <w:rPr>
+            <w:noProof/>
+            <w:webHidden/>
+          </w:rPr>
+          <w:tab/>
+        </w:r>
+        <w:r>
+          <w:rPr>
+            <w:noProof/>
+            <w:webHidden/>
+          </w:rPr>
+          <w:fldChar w:fldCharType="begin"/>
+        </w:r>
+        <w:r>
+          <w:rPr>
+            <w:noProof/>
+            <w:webHidden/>
+          </w:rPr>
+          <w:instrText xml:space="preserve"> PAGEREF _Toc209550951 \h </w:instrText>
+        </w:r>
+        <w:r>
+          <w:rPr>
+            <w:noProof/>
+            <w:webHidden/>
+          </w:rPr>
+        </w:r>
+        <w:r>
+          <w:rPr>
+            <w:noProof/>
+            <w:webHidden/>
+          </w:rPr>
+          <w:fldChar w:fldCharType="separate"/>
+        </w:r>
+        <w:r>
+          <w:rPr>
+            <w:noProof/>
+            <w:webHidden/>
+          </w:rPr>
+          <w:t>8</w:t>
+        </w:r>
+        <w:r>
+          <w:rPr>
+            <w:noProof/>
+            <w:webHidden/>
+          </w:rPr>
+          <w:fldChar w:fldCharType="end"/>
+        </w:r>
+      </w:hyperlink>
+    </w:p>
+    <w:p>
+      <w:pPr>
+        <w:pStyle w:val="21"/>
+        <w:tabs>
+          <w:tab w:val="right" w:leader="dot" w:pos="10427"/>
+        </w:tabs>
+        <w:rPr>
+          <w:rFonts w:asciiTheme="minorHAnsi" w:eastAsiaTheme="minorEastAsia" w:hAnsiTheme="minorHAnsi" w:cstheme="minorBidi"/>
+          <w:noProof/>
+          <w:sz w:val="22"/>
+          <w:szCs w:val="22"/>
+        </w:rPr>
+      </w:pPr>
+      <w:hyperlink w:anchor="_Toc209550952" w:history="1">
+        <w:r>
+          <w:rPr>
+            <w:rStyle w:val="a7"/>
+            <w:noProof/>
+          </w:rPr>
           <w:t>Лексический анализ</w:t>
         </w:r>
         <w:r>
@@ -1368,7 +2222,7 @@
             <w:noProof/>
             <w:webHidden/>
           </w:rPr>
-          <w:instrText xml:space="preserve"> PAGEREF _Toc153907028 \h </w:instrText>
+          <w:instrText xml:space="preserve"> PAGEREF _Toc209550952 \h </w:instrText>
         </w:r>
         <w:r>
           <w:rPr>
@@ -1388,7 +2242,7 @@
             <w:noProof/>
             <w:webHidden/>
           </w:rPr>
-          <w:t>6</w:t>
+          <w:t>9</w:t>
         </w:r>
         <w:r>
           <w:rPr>
@@ -1412,7 +2266,7 @@
           <w:szCs w:val="22"/>
         </w:rPr>
       </w:pPr>
-      <w:hyperlink w:anchor="_Toc153907029" w:history="1">
+      <w:hyperlink w:anchor="_Toc209550953" w:history="1">
         <w:r>
           <w:rPr>
             <w:rStyle w:val="a7"/>
@@ -1439,7 +2293,7 @@
             <w:noProof/>
             <w:webHidden/>
           </w:rPr>
-          <w:instrText xml:space="preserve"> PAGEREF _Toc153907029 \h </w:instrText>
+          <w:instrText xml:space="preserve"> PAGEREF _Toc209550953 \h </w:instrText>
         </w:r>
         <w:r>
           <w:rPr>
@@ -1459,7 +2313,7 @@
             <w:noProof/>
             <w:webHidden/>
           </w:rPr>
-          <w:t>6</w:t>
+          <w:t>9</w:t>
         </w:r>
         <w:r>
           <w:rPr>
@@ -1483,7 +2337,7 @@
           <w:szCs w:val="22"/>
         </w:rPr>
       </w:pPr>
-      <w:hyperlink w:anchor="_Toc153907030" w:history="1">
+      <w:hyperlink w:anchor="_Toc209550954" w:history="1">
         <w:r>
           <w:rPr>
             <w:rStyle w:val="a7"/>
@@ -1510,7 +2364,7 @@
             <w:noProof/>
             <w:webHidden/>
           </w:rPr>
-          <w:instrText xml:space="preserve"> PAGEREF _Toc153907030 \h </w:instrText>
+          <w:instrText xml:space="preserve"> PAGEREF _Toc209550954 \h </w:instrText>
         </w:r>
         <w:r>
           <w:rPr>
@@ -1530,7 +2384,7 @@
             <w:noProof/>
             <w:webHidden/>
           </w:rPr>
-          <w:t>7</w:t>
+          <w:t>10</w:t>
         </w:r>
         <w:r>
           <w:rPr>
@@ -1554,7 +2408,7 @@
           <w:szCs w:val="22"/>
         </w:rPr>
       </w:pPr>
-      <w:hyperlink w:anchor="_Toc153907031" w:history="1">
+      <w:hyperlink w:anchor="_Toc209550955" w:history="1">
         <w:r>
           <w:rPr>
             <w:rStyle w:val="a7"/>
@@ -1581,7 +2435,7 @@
             <w:noProof/>
             <w:webHidden/>
           </w:rPr>
-          <w:instrText xml:space="preserve"> PAGEREF _Toc153907031 \h </w:instrText>
+          <w:instrText xml:space="preserve"> PAGEREF _Toc209550955 \h </w:instrText>
         </w:r>
         <w:r>
           <w:rPr>
@@ -1601,7 +2455,7 @@
             <w:noProof/>
             <w:webHidden/>
           </w:rPr>
-          <w:t>7</w:t>
+          <w:t>10</w:t>
         </w:r>
         <w:r>
           <w:rPr>
@@ -1625,7 +2479,7 @@
           <w:szCs w:val="22"/>
         </w:rPr>
       </w:pPr>
-      <w:hyperlink w:anchor="_Toc153907032" w:history="1">
+      <w:hyperlink w:anchor="_Toc209550956" w:history="1">
         <w:r>
           <w:rPr>
             <w:rStyle w:val="a7"/>
@@ -1652,7 +2506,7 @@
             <w:noProof/>
             <w:webHidden/>
           </w:rPr>
-          <w:instrText xml:space="preserve"> PAGEREF _Toc153907032 \h </w:instrText>
+          <w:instrText xml:space="preserve"> PAGEREF _Toc209550956 \h </w:instrText>
         </w:r>
         <w:r>
           <w:rPr>
@@ -1672,7 +2526,7 @@
             <w:noProof/>
             <w:webHidden/>
           </w:rPr>
-          <w:t>7</w:t>
+          <w:t>11</w:t>
         </w:r>
         <w:r>
           <w:rPr>
@@ -1696,7 +2550,7 @@
           <w:szCs w:val="22"/>
         </w:rPr>
       </w:pPr>
-      <w:hyperlink w:anchor="_Toc153907033" w:history="1">
+      <w:hyperlink w:anchor="_Toc209550957" w:history="1">
         <w:r>
           <w:rPr>
             <w:rStyle w:val="a7"/>
@@ -1723,7 +2577,7 @@
             <w:noProof/>
             <w:webHidden/>
           </w:rPr>
-          <w:instrText xml:space="preserve"> PAGEREF _Toc153907033 \h </w:instrText>
+          <w:instrText xml:space="preserve"> PAGEREF _Toc209550957 \h </w:instrText>
         </w:r>
         <w:r>
           <w:rPr>
@@ -1743,7 +2597,7 @@
             <w:noProof/>
             <w:webHidden/>
           </w:rPr>
-          <w:t>7</w:t>
+          <w:t>11</w:t>
         </w:r>
         <w:r>
           <w:rPr>
@@ -1767,7 +2621,7 @@
           <w:szCs w:val="22"/>
         </w:rPr>
       </w:pPr>
-      <w:hyperlink w:anchor="_Toc153907034" w:history="1">
+      <w:hyperlink w:anchor="_Toc209550958" w:history="1">
         <w:r>
           <w:rPr>
             <w:rStyle w:val="a7"/>
@@ -1794,7 +2648,7 @@
             <w:noProof/>
             <w:webHidden/>
           </w:rPr>
-          <w:instrText xml:space="preserve"> PAGEREF _Toc153907034 \h </w:instrText>
+          <w:instrText xml:space="preserve"> PAGEREF _Toc209550958 \h </w:instrText>
         </w:r>
         <w:r>
           <w:rPr>
@@ -1814,7 +2668,7 @@
             <w:noProof/>
             <w:webHidden/>
           </w:rPr>
-          <w:t>8</w:t>
+          <w:t>11</w:t>
         </w:r>
         <w:r>
           <w:rPr>
@@ -1838,7 +2692,7 @@
           <w:szCs w:val="22"/>
         </w:rPr>
       </w:pPr>
-      <w:hyperlink w:anchor="_Toc153907035" w:history="1">
+      <w:hyperlink w:anchor="_Toc209550959" w:history="1">
         <w:r>
           <w:rPr>
             <w:rStyle w:val="a7"/>
@@ -1865,7 +2719,7 @@
             <w:noProof/>
             <w:webHidden/>
           </w:rPr>
-          <w:instrText xml:space="preserve"> PAGEREF _Toc153907035 \h </w:instrText>
+          <w:instrText xml:space="preserve"> PAGEREF _Toc209550959 \h </w:instrText>
         </w:r>
         <w:r>
           <w:rPr>
@@ -1885,7 +2739,7 @@
             <w:noProof/>
             <w:webHidden/>
           </w:rPr>
-          <w:t>9</w:t>
+          <w:t>12</w:t>
         </w:r>
         <w:r>
           <w:rPr>
@@ -1909,7 +2763,7 @@
           <w:szCs w:val="22"/>
         </w:rPr>
       </w:pPr>
-      <w:hyperlink w:anchor="_Toc153907036" w:history="1">
+      <w:hyperlink w:anchor="_Toc209550960" w:history="1">
         <w:r>
           <w:rPr>
             <w:rStyle w:val="a7"/>
@@ -1936,7 +2790,7 @@
             <w:noProof/>
             <w:webHidden/>
           </w:rPr>
-          <w:instrText xml:space="preserve"> PAGEREF _Toc153907036 \h </w:instrText>
+          <w:instrText xml:space="preserve"> PAGEREF _Toc209550960 \h </w:instrText>
         </w:r>
         <w:r>
           <w:rPr>
@@ -1956,7 +2810,7 @@
             <w:noProof/>
             <w:webHidden/>
           </w:rPr>
-          <w:t>9</w:t>
+          <w:t>12</w:t>
         </w:r>
         <w:r>
           <w:rPr>
@@ -1980,7 +2834,7 @@
           <w:szCs w:val="22"/>
         </w:rPr>
       </w:pPr>
-      <w:hyperlink w:anchor="_Toc153907037" w:history="1">
+      <w:hyperlink w:anchor="_Toc209550961" w:history="1">
         <w:r>
           <w:rPr>
             <w:rStyle w:val="a7"/>
@@ -2007,7 +2861,7 @@
             <w:noProof/>
             <w:webHidden/>
           </w:rPr>
-          <w:instrText xml:space="preserve"> PAGEREF _Toc153907037 \h </w:instrText>
+          <w:instrText xml:space="preserve"> PAGEREF _Toc209550961 \h </w:instrText>
         </w:r>
         <w:r>
           <w:rPr>
@@ -2027,7 +2881,7 @@
             <w:noProof/>
             <w:webHidden/>
           </w:rPr>
-          <w:t>9</w:t>
+          <w:t>12</w:t>
         </w:r>
         <w:r>
           <w:rPr>
@@ -2051,7 +2905,7 @@
           <w:szCs w:val="22"/>
         </w:rPr>
       </w:pPr>
-      <w:hyperlink w:anchor="_Toc153907038" w:history="1">
+      <w:hyperlink w:anchor="_Toc209550962" w:history="1">
         <w:r>
           <w:rPr>
             <w:rStyle w:val="a7"/>
@@ -2078,7 +2932,7 @@
             <w:noProof/>
             <w:webHidden/>
           </w:rPr>
-          <w:instrText xml:space="preserve"> PAGEREF _Toc153907038 \h </w:instrText>
+          <w:instrText xml:space="preserve"> PAGEREF _Toc209550962 \h </w:instrText>
         </w:r>
         <w:r>
           <w:rPr>
@@ -2098,7 +2952,7 @@
             <w:noProof/>
             <w:webHidden/>
           </w:rPr>
-          <w:t>9</w:t>
+          <w:t>13</w:t>
         </w:r>
         <w:r>
           <w:rPr>
@@ -2122,7 +2976,7 @@
           <w:szCs w:val="22"/>
         </w:rPr>
       </w:pPr>
-      <w:hyperlink w:anchor="_Toc153907039" w:history="1">
+      <w:hyperlink w:anchor="_Toc209550963" w:history="1">
         <w:r>
           <w:rPr>
             <w:rStyle w:val="a7"/>
@@ -2149,7 +3003,7 @@
             <w:noProof/>
             <w:webHidden/>
           </w:rPr>
-          <w:instrText xml:space="preserve"> PAGEREF _Toc153907039 \h </w:instrText>
+          <w:instrText xml:space="preserve"> PAGEREF _Toc209550963 \h </w:instrText>
         </w:r>
         <w:r>
           <w:rPr>
@@ -2169,7 +3023,7 @@
             <w:noProof/>
             <w:webHidden/>
           </w:rPr>
-          <w:t>10</w:t>
+          <w:t>13</w:t>
         </w:r>
         <w:r>
           <w:rPr>
@@ -2193,7 +3047,7 @@
           <w:szCs w:val="22"/>
         </w:rPr>
       </w:pPr>
-      <w:hyperlink w:anchor="_Toc153907040" w:history="1">
+      <w:hyperlink w:anchor="_Toc209550964" w:history="1">
         <w:r>
           <w:rPr>
             <w:rStyle w:val="a7"/>
@@ -2220,7 +3074,7 @@
             <w:noProof/>
             <w:webHidden/>
           </w:rPr>
-          <w:instrText xml:space="preserve"> PAGEREF _Toc153907040 \h </w:instrText>
+          <w:instrText xml:space="preserve"> PAGEREF _Toc209550964 \h </w:instrText>
         </w:r>
         <w:r>
           <w:rPr>
@@ -2240,7 +3094,7 @@
             <w:noProof/>
             <w:webHidden/>
           </w:rPr>
-          <w:t>11</w:t>
+          <w:t>14</w:t>
         </w:r>
         <w:r>
           <w:rPr>
@@ -2264,7 +3118,7 @@
           <w:szCs w:val="22"/>
         </w:rPr>
       </w:pPr>
-      <w:hyperlink w:anchor="_Toc153907041" w:history="1">
+      <w:hyperlink w:anchor="_Toc209550965" w:history="1">
         <w:r>
           <w:rPr>
             <w:rStyle w:val="a7"/>
@@ -2291,7 +3145,7 @@
             <w:noProof/>
             <w:webHidden/>
           </w:rPr>
-          <w:instrText xml:space="preserve"> PAGEREF _Toc153907041 \h </w:instrText>
+          <w:instrText xml:space="preserve"> PAGEREF _Toc209550965 \h </w:instrText>
         </w:r>
         <w:r>
           <w:rPr>
@@ -2311,7 +3165,7 @@
             <w:noProof/>
             <w:webHidden/>
           </w:rPr>
-          <w:t>11</w:t>
+          <w:t>14</w:t>
         </w:r>
         <w:r>
           <w:rPr>
@@ -2335,7 +3189,7 @@
           <w:szCs w:val="22"/>
         </w:rPr>
       </w:pPr>
-      <w:hyperlink w:anchor="_Toc153907042" w:history="1">
+      <w:hyperlink w:anchor="_Toc209550966" w:history="1">
         <w:r>
           <w:rPr>
             <w:rStyle w:val="a7"/>
@@ -2362,7 +3216,7 @@
             <w:noProof/>
             <w:webHidden/>
           </w:rPr>
-          <w:instrText xml:space="preserve"> PAGEREF _Toc153907042 \h </w:instrText>
+          <w:instrText xml:space="preserve"> PAGEREF _Toc209550966 \h </w:instrText>
         </w:r>
         <w:r>
           <w:rPr>
@@ -2382,7 +3236,7 @@
             <w:noProof/>
             <w:webHidden/>
           </w:rPr>
-          <w:t>12</w:t>
+          <w:t>15</w:t>
         </w:r>
         <w:r>
           <w:rPr>
@@ -2406,7 +3260,7 @@
           <w:szCs w:val="22"/>
         </w:rPr>
       </w:pPr>
-      <w:hyperlink w:anchor="_Toc153907043" w:history="1">
+      <w:hyperlink w:anchor="_Toc209550967" w:history="1">
         <w:r>
           <w:rPr>
             <w:rStyle w:val="a7"/>
@@ -2433,7 +3287,7 @@
             <w:noProof/>
             <w:webHidden/>
           </w:rPr>
-          <w:instrText xml:space="preserve"> PAGEREF _Toc153907043 \h </w:instrText>
+          <w:instrText xml:space="preserve"> PAGEREF _Toc209550967 \h </w:instrText>
         </w:r>
         <w:r>
           <w:rPr>
@@ -2453,7 +3307,7 @@
             <w:noProof/>
             <w:webHidden/>
           </w:rPr>
-          <w:t>12</w:t>
+          <w:t>15</w:t>
         </w:r>
         <w:r>
           <w:rPr>
@@ -2477,7 +3331,7 @@
           <w:szCs w:val="22"/>
         </w:rPr>
       </w:pPr>
-      <w:hyperlink w:anchor="_Toc153907044" w:history="1">
+      <w:hyperlink w:anchor="_Toc209550968" w:history="1">
         <w:r>
           <w:rPr>
             <w:rStyle w:val="a7"/>
@@ -2504,7 +3358,7 @@
             <w:noProof/>
             <w:webHidden/>
           </w:rPr>
-          <w:instrText xml:space="preserve"> PAGEREF _Toc153907044 \h </w:instrText>
+          <w:instrText xml:space="preserve"> PAGEREF _Toc209550968 \h </w:instrText>
         </w:r>
         <w:r>
           <w:rPr>
@@ -2524,7 +3378,7 @@
             <w:noProof/>
             <w:webHidden/>
           </w:rPr>
-          <w:t>13</w:t>
+          <w:t>16</w:t>
         </w:r>
         <w:r>
           <w:rPr>
@@ -2548,7 +3402,7 @@
           <w:szCs w:val="22"/>
         </w:rPr>
       </w:pPr>
-      <w:hyperlink w:anchor="_Toc153907045" w:history="1">
+      <w:hyperlink w:anchor="_Toc209550969" w:history="1">
         <w:r>
           <w:rPr>
             <w:rStyle w:val="a7"/>
@@ -2575,7 +3429,7 @@
             <w:noProof/>
             <w:webHidden/>
           </w:rPr>
-          <w:instrText xml:space="preserve"> PAGEREF _Toc153907045 \h </w:instrText>
+          <w:instrText xml:space="preserve"> PAGEREF _Toc209550969 \h </w:instrText>
         </w:r>
         <w:r>
           <w:rPr>
@@ -2595,7 +3449,7 @@
             <w:noProof/>
             <w:webHidden/>
           </w:rPr>
-          <w:t>13</w:t>
+          <w:t>16</w:t>
         </w:r>
         <w:r>
           <w:rPr>
@@ -2619,7 +3473,7 @@
           <w:szCs w:val="22"/>
         </w:rPr>
       </w:pPr>
-      <w:hyperlink w:anchor="_Toc153907046" w:history="1">
+      <w:hyperlink w:anchor="_Toc209550970" w:history="1">
         <w:r>
           <w:rPr>
             <w:rStyle w:val="a7"/>
@@ -2646,7 +3500,7 @@
             <w:noProof/>
             <w:webHidden/>
           </w:rPr>
-          <w:instrText xml:space="preserve"> PAGEREF _Toc153907046 \h </w:instrText>
+          <w:instrText xml:space="preserve"> PAGEREF _Toc209550970 \h </w:instrText>
         </w:r>
         <w:r>
           <w:rPr>
@@ -2666,7 +3520,7 @@
             <w:noProof/>
             <w:webHidden/>
           </w:rPr>
-          <w:t>13</w:t>
+          <w:t>16</w:t>
         </w:r>
         <w:r>
           <w:rPr>
@@ -2690,7 +3544,7 @@
           <w:szCs w:val="22"/>
         </w:rPr>
       </w:pPr>
-      <w:hyperlink w:anchor="_Toc153907047" w:history="1">
+      <w:hyperlink w:anchor="_Toc209550971" w:history="1">
         <w:r>
           <w:rPr>
             <w:rStyle w:val="a7"/>
@@ -2717,7 +3571,7 @@
             <w:noProof/>
             <w:webHidden/>
           </w:rPr>
-          <w:instrText xml:space="preserve"> PAGEREF _Toc153907047 \h </w:instrText>
+          <w:instrText xml:space="preserve"> PAGEREF _Toc209550971 \h </w:instrText>
         </w:r>
         <w:r>
           <w:rPr>
@@ -2737,7 +3591,7 @@
             <w:noProof/>
             <w:webHidden/>
           </w:rPr>
-          <w:t>13</w:t>
+          <w:t>16</w:t>
         </w:r>
         <w:r>
           <w:rPr>
@@ -2761,7 +3615,7 @@
           <w:szCs w:val="22"/>
         </w:rPr>
       </w:pPr>
-      <w:hyperlink w:anchor="_Toc153907048" w:history="1">
+      <w:hyperlink w:anchor="_Toc209550972" w:history="1">
         <w:r>
           <w:rPr>
             <w:rStyle w:val="a7"/>
@@ -2788,7 +3642,7 @@
             <w:noProof/>
             <w:webHidden/>
           </w:rPr>
-          <w:instrText xml:space="preserve"> PAGEREF _Toc153907048 \h </w:instrText>
+          <w:instrText xml:space="preserve"> PAGEREF _Toc209550972 \h </w:instrText>
         </w:r>
         <w:r>
           <w:rPr>
@@ -2808,7 +3662,7 @@
             <w:noProof/>
             <w:webHidden/>
           </w:rPr>
-          <w:t>13</w:t>
+          <w:t>16</w:t>
         </w:r>
         <w:r>
           <w:rPr>
@@ -2832,7 +3686,7 @@
           <w:szCs w:val="22"/>
         </w:rPr>
       </w:pPr>
-      <w:hyperlink w:anchor="_Toc153907049" w:history="1">
+      <w:hyperlink w:anchor="_Toc209550973" w:history="1">
         <w:r>
           <w:rPr>
             <w:rStyle w:val="a7"/>
@@ -2859,7 +3713,7 @@
             <w:noProof/>
             <w:webHidden/>
           </w:rPr>
-          <w:instrText xml:space="preserve"> PAGEREF _Toc153907049 \h </w:instrText>
+          <w:instrText xml:space="preserve"> PAGEREF _Toc209550973 \h </w:instrText>
         </w:r>
         <w:r>
           <w:rPr>
@@ -2879,7 +3733,7 @@
             <w:noProof/>
             <w:webHidden/>
           </w:rPr>
-          <w:t>14</w:t>
+          <w:t>17</w:t>
         </w:r>
         <w:r>
           <w:rPr>
@@ -2903,7 +3757,7 @@
           <w:szCs w:val="22"/>
         </w:rPr>
       </w:pPr>
-      <w:hyperlink w:anchor="_Toc153907050" w:history="1">
+      <w:hyperlink w:anchor="_Toc209550974" w:history="1">
         <w:r>
           <w:rPr>
             <w:rStyle w:val="a7"/>
@@ -2930,7 +3784,7 @@
             <w:noProof/>
             <w:webHidden/>
           </w:rPr>
-          <w:instrText xml:space="preserve"> PAGEREF _Toc153907050 \h </w:instrText>
+          <w:instrText xml:space="preserve"> PAGEREF _Toc209550974 \h </w:instrText>
         </w:r>
         <w:r>
           <w:rPr>
@@ -2950,7 +3804,7 @@
             <w:noProof/>
             <w:webHidden/>
           </w:rPr>
-          <w:t>14</w:t>
+          <w:t>17</w:t>
         </w:r>
         <w:r>
           <w:rPr>
@@ -2974,7 +3828,7 @@
           <w:szCs w:val="22"/>
         </w:rPr>
       </w:pPr>
-      <w:hyperlink w:anchor="_Toc153907051" w:history="1">
+      <w:hyperlink w:anchor="_Toc209550975" w:history="1">
         <w:r>
           <w:rPr>
             <w:rStyle w:val="a7"/>
@@ -3001,7 +3855,7 @@
             <w:noProof/>
             <w:webHidden/>
           </w:rPr>
-          <w:instrText xml:space="preserve"> PAGEREF _Toc153907051 \h </w:instrText>
+          <w:instrText xml:space="preserve"> PAGEREF _Toc209550975 \h </w:instrText>
         </w:r>
         <w:r>
           <w:rPr>
@@ -3021,7 +3875,7 @@
             <w:noProof/>
             <w:webHidden/>
           </w:rPr>
-          <w:t>15</w:t>
+          <w:t>19</w:t>
         </w:r>
         <w:r>
           <w:rPr>
@@ -3045,7 +3899,7 @@
           <w:szCs w:val="22"/>
         </w:rPr>
       </w:pPr>
-      <w:hyperlink w:anchor="_Toc153907052" w:history="1">
+      <w:hyperlink w:anchor="_Toc209550976" w:history="1">
         <w:r>
           <w:rPr>
             <w:rStyle w:val="a7"/>
@@ -3072,7 +3926,7 @@
             <w:noProof/>
             <w:webHidden/>
           </w:rPr>
-          <w:instrText xml:space="preserve"> PAGEREF _Toc153907052 \h </w:instrText>
+          <w:instrText xml:space="preserve"> PAGEREF _Toc209550976 \h </w:instrText>
         </w:r>
         <w:r>
           <w:rPr>
@@ -3092,7 +3946,7 @@
             <w:noProof/>
             <w:webHidden/>
           </w:rPr>
-          <w:t>15</w:t>
+          <w:t>19</w:t>
         </w:r>
         <w:r>
           <w:rPr>
@@ -3116,7 +3970,7 @@
           <w:szCs w:val="22"/>
         </w:rPr>
       </w:pPr>
-      <w:hyperlink w:anchor="_Toc153907053" w:history="1">
+      <w:hyperlink w:anchor="_Toc209550977" w:history="1">
         <w:r>
           <w:rPr>
             <w:rStyle w:val="a7"/>
@@ -3143,7 +3997,7 @@
             <w:noProof/>
             <w:webHidden/>
           </w:rPr>
-          <w:instrText xml:space="preserve"> PAGEREF _Toc153907053 \h </w:instrText>
+          <w:instrText xml:space="preserve"> PAGEREF _Toc209550977 \h </w:instrText>
         </w:r>
         <w:r>
           <w:rPr>
@@ -3163,7 +4017,7 @@
             <w:noProof/>
             <w:webHidden/>
           </w:rPr>
-          <w:t>15</w:t>
+          <w:t>19</w:t>
         </w:r>
         <w:r>
           <w:rPr>
@@ -3187,7 +4041,7 @@
           <w:szCs w:val="22"/>
         </w:rPr>
       </w:pPr>
-      <w:hyperlink w:anchor="_Toc153907054" w:history="1">
+      <w:hyperlink w:anchor="_Toc209550978" w:history="1">
         <w:r>
           <w:rPr>
             <w:rStyle w:val="a7"/>
@@ -3214,7 +4068,7 @@
             <w:noProof/>
             <w:webHidden/>
           </w:rPr>
-          <w:instrText xml:space="preserve"> PAGEREF _Toc153907054 \h </w:instrText>
+          <w:instrText xml:space="preserve"> PAGEREF _Toc209550978 \h </w:instrText>
         </w:r>
         <w:r>
           <w:rPr>
@@ -3234,7 +4088,7 @@
             <w:noProof/>
             <w:webHidden/>
           </w:rPr>
-          <w:t>15</w:t>
+          <w:t>19</w:t>
         </w:r>
         <w:r>
           <w:rPr>
@@ -3258,7 +4112,7 @@
           <w:szCs w:val="22"/>
         </w:rPr>
       </w:pPr>
-      <w:hyperlink w:anchor="_Toc153907055" w:history="1">
+      <w:hyperlink w:anchor="_Toc209550979" w:history="1">
         <w:r>
           <w:rPr>
             <w:rStyle w:val="a7"/>
@@ -3285,7 +4139,7 @@
             <w:noProof/>
             <w:webHidden/>
           </w:rPr>
-          <w:instrText xml:space="preserve"> PAGEREF _Toc153907055 \h </w:instrText>
+          <w:instrText xml:space="preserve"> PAGEREF _Toc209550979 \h </w:instrText>
         </w:r>
         <w:r>
           <w:rPr>
@@ -3305,7 +4159,7 @@
             <w:noProof/>
             <w:webHidden/>
           </w:rPr>
-          <w:t>15</w:t>
+          <w:t>19</w:t>
         </w:r>
         <w:r>
           <w:rPr>
@@ -3329,7 +4183,7 @@
           <w:szCs w:val="22"/>
         </w:rPr>
       </w:pPr>
-      <w:hyperlink w:anchor="_Toc153907056" w:history="1">
+      <w:hyperlink w:anchor="_Toc209550980" w:history="1">
         <w:r>
           <w:rPr>
             <w:rStyle w:val="a7"/>
@@ -3356,7 +4210,7 @@
             <w:noProof/>
             <w:webHidden/>
           </w:rPr>
-          <w:instrText xml:space="preserve"> PAGEREF _Toc153907056 \h </w:instrText>
+          <w:instrText xml:space="preserve"> PAGEREF _Toc209550980 \h </w:instrText>
         </w:r>
         <w:r>
           <w:rPr>
@@ -3376,7 +4230,7 @@
             <w:noProof/>
             <w:webHidden/>
           </w:rPr>
-          <w:t>15</w:t>
+          <w:t>19</w:t>
         </w:r>
         <w:r>
           <w:rPr>
@@ -3400,7 +4254,7 @@
           <w:szCs w:val="22"/>
         </w:rPr>
       </w:pPr>
-      <w:hyperlink w:anchor="_Toc153907057" w:history="1">
+      <w:hyperlink w:anchor="_Toc209550981" w:history="1">
         <w:r>
           <w:rPr>
             <w:rStyle w:val="a7"/>
@@ -3427,7 +4281,7 @@
             <w:noProof/>
             <w:webHidden/>
           </w:rPr>
-          <w:instrText xml:space="preserve"> PAGEREF _Toc153907057 \h </w:instrText>
+          <w:instrText xml:space="preserve"> PAGEREF _Toc209550981 \h </w:instrText>
         </w:r>
         <w:r>
           <w:rPr>
@@ -3447,7 +4301,7 @@
             <w:noProof/>
             <w:webHidden/>
           </w:rPr>
-          <w:t>15</w:t>
+          <w:t>19</w:t>
         </w:r>
         <w:r>
           <w:rPr>
@@ -3471,7 +4325,7 @@
           <w:szCs w:val="22"/>
         </w:rPr>
       </w:pPr>
-      <w:hyperlink w:anchor="_Toc153907058" w:history="1">
+      <w:hyperlink w:anchor="_Toc209550982" w:history="1">
         <w:r>
           <w:rPr>
             <w:rStyle w:val="a7"/>
@@ -3498,7 +4352,7 @@
             <w:noProof/>
             <w:webHidden/>
           </w:rPr>
-          <w:instrText xml:space="preserve"> PAGEREF _Toc153907058 \h </w:instrText>
+          <w:instrText xml:space="preserve"> PAGEREF _Toc209550982 \h </w:instrText>
         </w:r>
         <w:r>
           <w:rPr>
@@ -3518,7 +4372,7 @@
             <w:noProof/>
             <w:webHidden/>
           </w:rPr>
-          <w:t>16</w:t>
+          <w:t>20</w:t>
         </w:r>
         <w:r>
           <w:rPr>
@@ -3542,7 +4396,7 @@
           <w:szCs w:val="22"/>
         </w:rPr>
       </w:pPr>
-      <w:hyperlink w:anchor="_Toc153907059" w:history="1">
+      <w:hyperlink w:anchor="_Toc209550983" w:history="1">
         <w:r>
           <w:rPr>
             <w:rStyle w:val="a7"/>
@@ -3569,7 +4423,7 @@
             <w:noProof/>
             <w:webHidden/>
           </w:rPr>
-          <w:instrText xml:space="preserve"> PAGEREF _Toc153907059 \h </w:instrText>
+          <w:instrText xml:space="preserve"> PAGEREF _Toc209550983 \h </w:instrText>
         </w:r>
         <w:r>
           <w:rPr>
@@ -3589,7 +4443,7 @@
             <w:noProof/>
             <w:webHidden/>
           </w:rPr>
-          <w:t>16</w:t>
+          <w:t>20</w:t>
         </w:r>
         <w:r>
           <w:rPr>
@@ -3613,7 +4467,7 @@
           <w:szCs w:val="22"/>
         </w:rPr>
       </w:pPr>
-      <w:hyperlink w:anchor="_Toc153907060" w:history="1">
+      <w:hyperlink w:anchor="_Toc209550984" w:history="1">
         <w:r>
           <w:rPr>
             <w:rStyle w:val="a7"/>
@@ -3640,7 +4494,7 @@
             <w:noProof/>
             <w:webHidden/>
           </w:rPr>
-          <w:instrText xml:space="preserve"> PAGEREF _Toc153907060 \h </w:instrText>
+          <w:instrText xml:space="preserve"> PAGEREF _Toc209550984 \h </w:instrText>
         </w:r>
         <w:r>
           <w:rPr>
@@ -3660,7 +4514,7 @@
             <w:noProof/>
             <w:webHidden/>
           </w:rPr>
-          <w:t>16</w:t>
+          <w:t>20</w:t>
         </w:r>
         <w:r>
           <w:rPr>
@@ -3684,7 +4538,7 @@
           <w:szCs w:val="22"/>
         </w:rPr>
       </w:pPr>
-      <w:hyperlink w:anchor="_Toc153907061" w:history="1">
+      <w:hyperlink w:anchor="_Toc209550985" w:history="1">
         <w:r>
           <w:rPr>
             <w:rStyle w:val="a7"/>
@@ -3711,7 +4565,7 @@
             <w:noProof/>
             <w:webHidden/>
           </w:rPr>
-          <w:instrText xml:space="preserve"> PAGEREF _Toc153907061 \h </w:instrText>
+          <w:instrText xml:space="preserve"> PAGEREF _Toc209550985 \h </w:instrText>
         </w:r>
         <w:r>
           <w:rPr>
@@ -3731,7 +4585,7 @@
             <w:noProof/>
             <w:webHidden/>
           </w:rPr>
-          <w:t>17</w:t>
+          <w:t>21</w:t>
         </w:r>
         <w:r>
           <w:rPr>
@@ -3755,7 +4609,7 @@
           <w:szCs w:val="22"/>
         </w:rPr>
       </w:pPr>
-      <w:hyperlink w:anchor="_Toc153907062" w:history="1">
+      <w:hyperlink w:anchor="_Toc209550986" w:history="1">
         <w:r>
           <w:rPr>
             <w:rStyle w:val="a7"/>
@@ -3782,7 +4636,7 @@
             <w:noProof/>
             <w:webHidden/>
           </w:rPr>
-          <w:instrText xml:space="preserve"> PAGEREF _Toc153907062 \h </w:instrText>
+          <w:instrText xml:space="preserve"> PAGEREF _Toc209550986 \h </w:instrText>
         </w:r>
         <w:r>
           <w:rPr>
@@ -3802,7 +4656,7 @@
             <w:noProof/>
             <w:webHidden/>
           </w:rPr>
-          <w:t>17</w:t>
+          <w:t>21</w:t>
         </w:r>
         <w:r>
           <w:rPr>
@@ -3826,7 +4680,7 @@
           <w:szCs w:val="22"/>
         </w:rPr>
       </w:pPr>
-      <w:hyperlink w:anchor="_Toc153907063" w:history="1">
+      <w:hyperlink w:anchor="_Toc209550987" w:history="1">
         <w:r>
           <w:rPr>
             <w:rStyle w:val="a7"/>
@@ -3853,7 +4707,7 @@
             <w:noProof/>
             <w:webHidden/>
           </w:rPr>
-          <w:instrText xml:space="preserve"> PAGEREF _Toc153907063 \h </w:instrText>
+          <w:instrText xml:space="preserve"> PAGEREF _Toc209550987 \h </w:instrText>
         </w:r>
         <w:r>
           <w:rPr>
@@ -3873,7 +4727,7 @@
             <w:noProof/>
             <w:webHidden/>
           </w:rPr>
-          <w:t>17</w:t>
+          <w:t>21</w:t>
         </w:r>
         <w:r>
           <w:rPr>
@@ -3897,7 +4751,7 @@
           <w:szCs w:val="22"/>
         </w:rPr>
       </w:pPr>
-      <w:hyperlink w:anchor="_Toc153907064" w:history="1">
+      <w:hyperlink w:anchor="_Toc209550988" w:history="1">
         <w:r>
           <w:rPr>
             <w:rStyle w:val="a7"/>
@@ -3924,7 +4778,7 @@
             <w:noProof/>
             <w:webHidden/>
           </w:rPr>
-          <w:instrText xml:space="preserve"> PAGEREF _Toc153907064 \h </w:instrText>
+          <w:instrText xml:space="preserve"> PAGEREF _Toc209550988 \h </w:instrText>
         </w:r>
         <w:r>
           <w:rPr>
@@ -3944,7 +4798,7 @@
             <w:noProof/>
             <w:webHidden/>
           </w:rPr>
-          <w:t>17</w:t>
+          <w:t>21</w:t>
         </w:r>
         <w:r>
           <w:rPr>
@@ -3968,7 +4822,7 @@
           <w:szCs w:val="22"/>
         </w:rPr>
       </w:pPr>
-      <w:hyperlink w:anchor="_Toc153907065" w:history="1">
+      <w:hyperlink w:anchor="_Toc209550989" w:history="1">
         <w:r>
           <w:rPr>
             <w:rStyle w:val="a7"/>
@@ -3995,7 +4849,7 @@
             <w:noProof/>
             <w:webHidden/>
           </w:rPr>
-          <w:instrText xml:space="preserve"> PAGEREF _Toc153907065 \h </w:instrText>
+          <w:instrText xml:space="preserve"> PAGEREF _Toc209550989 \h </w:instrText>
         </w:r>
         <w:r>
           <w:rPr>
@@ -4015,7 +4869,7 @@
             <w:noProof/>
             <w:webHidden/>
           </w:rPr>
-          <w:t>17</w:t>
+          <w:t>21</w:t>
         </w:r>
         <w:r>
           <w:rPr>
@@ -4039,7 +4893,7 @@
           <w:szCs w:val="22"/>
         </w:rPr>
       </w:pPr>
-      <w:hyperlink w:anchor="_Toc153907066" w:history="1">
+      <w:hyperlink w:anchor="_Toc209550990" w:history="1">
         <w:r>
           <w:rPr>
             <w:rStyle w:val="a7"/>
@@ -4066,7 +4920,7 @@
             <w:noProof/>
             <w:webHidden/>
           </w:rPr>
-          <w:instrText xml:space="preserve"> PAGEREF _Toc153907066 \h </w:instrText>
+          <w:instrText xml:space="preserve"> PAGEREF _Toc209550990 \h </w:instrText>
         </w:r>
         <w:r>
           <w:rPr>
@@ -4086,7 +4940,7 @@
             <w:noProof/>
             <w:webHidden/>
           </w:rPr>
-          <w:t>17</w:t>
+          <w:t>21</w:t>
         </w:r>
         <w:r>
           <w:rPr>
@@ -4110,7 +4964,7 @@
           <w:szCs w:val="22"/>
         </w:rPr>
       </w:pPr>
-      <w:hyperlink w:anchor="_Toc153907067" w:history="1">
+      <w:hyperlink w:anchor="_Toc209550991" w:history="1">
         <w:r>
           <w:rPr>
             <w:rStyle w:val="a7"/>
@@ -4137,7 +4991,7 @@
             <w:noProof/>
             <w:webHidden/>
           </w:rPr>
-          <w:instrText xml:space="preserve"> PAGEREF _Toc153907067 \h </w:instrText>
+          <w:instrText xml:space="preserve"> PAGEREF _Toc209550991 \h </w:instrText>
         </w:r>
         <w:r>
           <w:rPr>
@@ -4157,7 +5011,7 @@
             <w:noProof/>
             <w:webHidden/>
           </w:rPr>
-          <w:t>18</w:t>
+          <w:t>22</w:t>
         </w:r>
         <w:r>
           <w:rPr>
@@ -4181,7 +5035,7 @@
           <w:szCs w:val="22"/>
         </w:rPr>
       </w:pPr>
-      <w:hyperlink w:anchor="_Toc153907068" w:history="1">
+      <w:hyperlink w:anchor="_Toc209550992" w:history="1">
         <w:r>
           <w:rPr>
             <w:rStyle w:val="a7"/>
@@ -4209,7 +5063,7 @@
             <w:noProof/>
             <w:webHidden/>
           </w:rPr>
-          <w:instrText xml:space="preserve"> PAGEREF _Toc153907068 \h </w:instrText>
+          <w:instrText xml:space="preserve"> PAGEREF _Toc209550992 \h </w:instrText>
         </w:r>
         <w:r>
           <w:rPr>
@@ -4229,7 +5083,7 @@
             <w:noProof/>
             <w:webHidden/>
           </w:rPr>
-          <w:t>18</w:t>
+          <w:t>22</w:t>
         </w:r>
         <w:r>
           <w:rPr>
@@ -4253,7 +5107,7 @@
           <w:szCs w:val="22"/>
         </w:rPr>
       </w:pPr>
-      <w:hyperlink w:anchor="_Toc153907069" w:history="1">
+      <w:hyperlink w:anchor="_Toc209550993" w:history="1">
         <w:r>
           <w:rPr>
             <w:rStyle w:val="a7"/>
@@ -4281,7 +5135,7 @@
             <w:noProof/>
             <w:webHidden/>
           </w:rPr>
-          <w:instrText xml:space="preserve"> PAGEREF _Toc153907069 \h </w:instrText>
+          <w:instrText xml:space="preserve"> PAGEREF _Toc209550993 \h </w:instrText>
         </w:r>
         <w:r>
           <w:rPr>
@@ -4301,7 +5155,7 @@
             <w:noProof/>
             <w:webHidden/>
           </w:rPr>
-          <w:t>18</w:t>
+          <w:t>22</w:t>
         </w:r>
         <w:r>
           <w:rPr>
@@ -4325,7 +5179,7 @@
           <w:szCs w:val="22"/>
         </w:rPr>
       </w:pPr>
-      <w:hyperlink w:anchor="_Toc153907070" w:history="1">
+      <w:hyperlink w:anchor="_Toc209550994" w:history="1">
         <w:r>
           <w:rPr>
             <w:rStyle w:val="a7"/>
@@ -4352,7 +5206,7 @@
             <w:noProof/>
             <w:webHidden/>
           </w:rPr>
-          <w:instrText xml:space="preserve"> PAGEREF _Toc153907070 \h </w:instrText>
+          <w:instrText xml:space="preserve"> PAGEREF _Toc209550994 \h </w:instrText>
         </w:r>
         <w:r>
           <w:rPr>
@@ -4372,7 +5226,7 @@
             <w:noProof/>
             <w:webHidden/>
           </w:rPr>
-          <w:t>18</w:t>
+          <w:t>22</w:t>
         </w:r>
         <w:r>
           <w:rPr>
@@ -4396,7 +5250,7 @@
           <w:szCs w:val="22"/>
         </w:rPr>
       </w:pPr>
-      <w:hyperlink w:anchor="_Toc153907071" w:history="1">
+      <w:hyperlink w:anchor="_Toc209550995" w:history="1">
         <w:r>
           <w:rPr>
             <w:rStyle w:val="a7"/>
@@ -4423,7 +5277,7 @@
             <w:noProof/>
             <w:webHidden/>
           </w:rPr>
-          <w:instrText xml:space="preserve"> PAGEREF _Toc153907071 \h </w:instrText>
+          <w:instrText xml:space="preserve"> PAGEREF _Toc209550995 \h </w:instrText>
         </w:r>
         <w:r>
           <w:rPr>
@@ -4443,7 +5297,7 @@
             <w:noProof/>
             <w:webHidden/>
           </w:rPr>
-          <w:t>18</w:t>
+          <w:t>22</w:t>
         </w:r>
         <w:r>
           <w:rPr>
@@ -4467,7 +5321,7 @@
           <w:szCs w:val="22"/>
         </w:rPr>
       </w:pPr>
-      <w:hyperlink w:anchor="_Toc153907072" w:history="1">
+      <w:hyperlink w:anchor="_Toc209550996" w:history="1">
         <w:r>
           <w:rPr>
             <w:rStyle w:val="a7"/>
@@ -4494,7 +5348,7 @@
             <w:noProof/>
             <w:webHidden/>
           </w:rPr>
-          <w:instrText xml:space="preserve"> PAGEREF _Toc153907072 \h </w:instrText>
+          <w:instrText xml:space="preserve"> PAGEREF _Toc209550996 \h </w:instrText>
         </w:r>
         <w:r>
           <w:rPr>
@@ -4514,7 +5368,7 @@
             <w:noProof/>
             <w:webHidden/>
           </w:rPr>
-          <w:t>19</w:t>
+          <w:t>23</w:t>
         </w:r>
         <w:r>
           <w:rPr>
@@ -4538,7 +5392,7 @@
           <w:szCs w:val="22"/>
         </w:rPr>
       </w:pPr>
-      <w:hyperlink w:anchor="_Toc153907073" w:history="1">
+      <w:hyperlink w:anchor="_Toc209550997" w:history="1">
         <w:r>
           <w:rPr>
             <w:rStyle w:val="a7"/>
@@ -4566,7 +5420,7 @@
             <w:noProof/>
             <w:webHidden/>
           </w:rPr>
-          <w:instrText xml:space="preserve"> PAGEREF _Toc153907073 \h </w:instrText>
+          <w:instrText xml:space="preserve"> PAGEREF _Toc209550997 \h </w:instrText>
         </w:r>
         <w:r>
           <w:rPr>
@@ -4586,7 +5440,7 @@
             <w:noProof/>
             <w:webHidden/>
           </w:rPr>
-          <w:t>20</w:t>
+          <w:t>24</w:t>
         </w:r>
         <w:r>
           <w:rPr>
@@ -4610,7 +5464,7 @@
           <w:szCs w:val="22"/>
         </w:rPr>
       </w:pPr>
-      <w:hyperlink w:anchor="_Toc153907074" w:history="1">
+      <w:hyperlink w:anchor="_Toc209550998" w:history="1">
         <w:r>
           <w:rPr>
             <w:rStyle w:val="a7"/>
@@ -4637,7 +5491,7 @@
             <w:noProof/>
             <w:webHidden/>
           </w:rPr>
-          <w:instrText xml:space="preserve"> PAGEREF _Toc153907074 \h </w:instrText>
+          <w:instrText xml:space="preserve"> PAGEREF _Toc209550998 \h </w:instrText>
         </w:r>
         <w:r>
           <w:rPr>
@@ -4657,7 +5511,7 @@
             <w:noProof/>
             <w:webHidden/>
           </w:rPr>
-          <w:t>20</w:t>
+          <w:t>24</w:t>
         </w:r>
         <w:r>
           <w:rPr>
@@ -4681,7 +5535,7 @@
           <w:szCs w:val="22"/>
         </w:rPr>
       </w:pPr>
-      <w:hyperlink w:anchor="_Toc153907075" w:history="1">
+      <w:hyperlink w:anchor="_Toc209550999" w:history="1">
         <w:r>
           <w:rPr>
             <w:rStyle w:val="a7"/>
@@ -4708,7 +5562,7 @@
             <w:noProof/>
             <w:webHidden/>
           </w:rPr>
-          <w:instrText xml:space="preserve"> PAGEREF _Toc153907075 \h </w:instrText>
+          <w:instrText xml:space="preserve"> PAGEREF _Toc209550999 \h </w:instrText>
         </w:r>
         <w:r>
           <w:rPr>
@@ -4728,7 +5582,7 @@
             <w:noProof/>
             <w:webHidden/>
           </w:rPr>
-          <w:t>20</w:t>
+          <w:t>24</w:t>
         </w:r>
         <w:r>
           <w:rPr>
@@ -4752,7 +5606,7 @@
           <w:szCs w:val="22"/>
         </w:rPr>
       </w:pPr>
-      <w:hyperlink w:anchor="_Toc153907076" w:history="1">
+      <w:hyperlink w:anchor="_Toc209551000" w:history="1">
         <w:r>
           <w:rPr>
             <w:rStyle w:val="a7"/>
@@ -4779,7 +5633,7 @@
             <w:noProof/>
             <w:webHidden/>
           </w:rPr>
-          <w:instrText xml:space="preserve"> PAGEREF _Toc153907076 \h </w:instrText>
+          <w:instrText xml:space="preserve"> PAGEREF _Toc209551000 \h </w:instrText>
         </w:r>
         <w:r>
           <w:rPr>
@@ -4799,7 +5653,7 @@
             <w:noProof/>
             <w:webHidden/>
           </w:rPr>
-          <w:t>20</w:t>
+          <w:t>24</w:t>
         </w:r>
         <w:r>
           <w:rPr>
@@ -4823,7 +5677,7 @@
           <w:szCs w:val="22"/>
         </w:rPr>
       </w:pPr>
-      <w:hyperlink w:anchor="_Toc153907077" w:history="1">
+      <w:hyperlink w:anchor="_Toc209551001" w:history="1">
         <w:r>
           <w:rPr>
             <w:rStyle w:val="a7"/>
@@ -4850,7 +5704,7 @@
             <w:noProof/>
             <w:webHidden/>
           </w:rPr>
-          <w:instrText xml:space="preserve"> PAGEREF _Toc153907077 \h </w:instrText>
+          <w:instrText xml:space="preserve"> PAGEREF _Toc209551001 \h </w:instrText>
         </w:r>
         <w:r>
           <w:rPr>
@@ -4870,7 +5724,7 @@
             <w:noProof/>
             <w:webHidden/>
           </w:rPr>
-          <w:t>20</w:t>
+          <w:t>24</w:t>
         </w:r>
         <w:r>
           <w:rPr>
@@ -4894,7 +5748,7 @@
           <w:szCs w:val="22"/>
         </w:rPr>
       </w:pPr>
-      <w:hyperlink w:anchor="_Toc153907078" w:history="1">
+      <w:hyperlink w:anchor="_Toc209551002" w:history="1">
         <w:r>
           <w:rPr>
             <w:rStyle w:val="a7"/>
@@ -4921,7 +5775,7 @@
             <w:noProof/>
             <w:webHidden/>
           </w:rPr>
-          <w:instrText xml:space="preserve"> PAGEREF _Toc153907078 \h </w:instrText>
+          <w:instrText xml:space="preserve"> PAGEREF _Toc209551002 \h </w:instrText>
         </w:r>
         <w:r>
           <w:rPr>
@@ -4941,7 +5795,7 @@
             <w:noProof/>
             <w:webHidden/>
           </w:rPr>
-          <w:t>20</w:t>
+          <w:t>24</w:t>
         </w:r>
         <w:r>
           <w:rPr>
@@ -4965,7 +5819,7 @@
           <w:szCs w:val="22"/>
         </w:rPr>
       </w:pPr>
-      <w:hyperlink w:anchor="_Toc153907079" w:history="1">
+      <w:hyperlink w:anchor="_Toc209551003" w:history="1">
         <w:r>
           <w:rPr>
             <w:rStyle w:val="a7"/>
@@ -4992,7 +5846,7 @@
             <w:noProof/>
             <w:webHidden/>
           </w:rPr>
-          <w:instrText xml:space="preserve"> PAGEREF _Toc153907079 \h </w:instrText>
+          <w:instrText xml:space="preserve"> PAGEREF _Toc209551003 \h </w:instrText>
         </w:r>
         <w:r>
           <w:rPr>
@@ -5012,7 +5866,7 @@
             <w:noProof/>
             <w:webHidden/>
           </w:rPr>
-          <w:t>21</w:t>
+          <w:t>25</w:t>
         </w:r>
         <w:r>
           <w:rPr>
@@ -5036,7 +5890,7 @@
           <w:szCs w:val="22"/>
         </w:rPr>
       </w:pPr>
-      <w:hyperlink w:anchor="_Toc153907080" w:history="1">
+      <w:hyperlink w:anchor="_Toc209551004" w:history="1">
         <w:r>
           <w:rPr>
             <w:rStyle w:val="a7"/>
@@ -5063,7 +5917,7 @@
             <w:noProof/>
             <w:webHidden/>
           </w:rPr>
-          <w:instrText xml:space="preserve"> PAGEREF _Toc153907080 \h </w:instrText>
+          <w:instrText xml:space="preserve"> PAGEREF _Toc209551004 \h </w:instrText>
         </w:r>
         <w:r>
           <w:rPr>
@@ -5083,7 +5937,7 @@
             <w:noProof/>
             <w:webHidden/>
           </w:rPr>
-          <w:t>21</w:t>
+          <w:t>25</w:t>
         </w:r>
         <w:r>
           <w:rPr>
@@ -5107,7 +5961,7 @@
           <w:szCs w:val="22"/>
         </w:rPr>
       </w:pPr>
-      <w:hyperlink w:anchor="_Toc153907081" w:history="1">
+      <w:hyperlink w:anchor="_Toc209551005" w:history="1">
         <w:r>
           <w:rPr>
             <w:rStyle w:val="a7"/>
@@ -5134,7 +5988,7 @@
             <w:noProof/>
             <w:webHidden/>
           </w:rPr>
-          <w:instrText xml:space="preserve"> PAGEREF _Toc153907081 \h </w:instrText>
+          <w:instrText xml:space="preserve"> PAGEREF _Toc209551005 \h </w:instrText>
         </w:r>
         <w:r>
           <w:rPr>
@@ -5154,7 +6008,7 @@
             <w:noProof/>
             <w:webHidden/>
           </w:rPr>
-          <w:t>21</w:t>
+          <w:t>26</w:t>
         </w:r>
         <w:r>
           <w:rPr>
@@ -5178,7 +6032,7 @@
           <w:szCs w:val="22"/>
         </w:rPr>
       </w:pPr>
-      <w:hyperlink w:anchor="_Toc153907082" w:history="1">
+      <w:hyperlink w:anchor="_Toc209551006" w:history="1">
         <w:r>
           <w:rPr>
             <w:rStyle w:val="a7"/>
@@ -5205,7 +6059,7 @@
             <w:noProof/>
             <w:webHidden/>
           </w:rPr>
-          <w:instrText xml:space="preserve"> PAGEREF _Toc153907082 \h </w:instrText>
+          <w:instrText xml:space="preserve"> PAGEREF _Toc209551006 \h </w:instrText>
         </w:r>
         <w:r>
           <w:rPr>
@@ -5225,7 +6079,7 @@
             <w:noProof/>
             <w:webHidden/>
           </w:rPr>
-          <w:t>22</w:t>
+          <w:t>26</w:t>
         </w:r>
         <w:r>
           <w:rPr>
@@ -5249,7 +6103,7 @@
           <w:szCs w:val="22"/>
         </w:rPr>
       </w:pPr>
-      <w:hyperlink w:anchor="_Toc153907083" w:history="1">
+      <w:hyperlink w:anchor="_Toc209551007" w:history="1">
         <w:r>
           <w:rPr>
             <w:rStyle w:val="a7"/>
@@ -5276,7 +6130,7 @@
             <w:noProof/>
             <w:webHidden/>
           </w:rPr>
-          <w:instrText xml:space="preserve"> PAGEREF _Toc153907083 \h </w:instrText>
+          <w:instrText xml:space="preserve"> PAGEREF _Toc209551007 \h </w:instrText>
         </w:r>
         <w:r>
           <w:rPr>
@@ -5296,7 +6150,7 @@
             <w:noProof/>
             <w:webHidden/>
           </w:rPr>
-          <w:t>22</w:t>
+          <w:t>26</w:t>
         </w:r>
         <w:r>
           <w:rPr>
@@ -5320,7 +6174,7 @@
           <w:szCs w:val="22"/>
         </w:rPr>
       </w:pPr>
-      <w:hyperlink w:anchor="_Toc153907084" w:history="1">
+      <w:hyperlink w:anchor="_Toc209551008" w:history="1">
         <w:r>
           <w:rPr>
             <w:rStyle w:val="a7"/>
@@ -5347,7 +6201,7 @@
             <w:noProof/>
             <w:webHidden/>
           </w:rPr>
-          <w:instrText xml:space="preserve"> PAGEREF _Toc153907084 \h </w:instrText>
+          <w:instrText xml:space="preserve"> PAGEREF _Toc209551008 \h </w:instrText>
         </w:r>
         <w:r>
           <w:rPr>
@@ -5367,7 +6221,7 @@
             <w:noProof/>
             <w:webHidden/>
           </w:rPr>
-          <w:t>22</w:t>
+          <w:t>26</w:t>
         </w:r>
         <w:r>
           <w:rPr>
@@ -5391,7 +6245,7 @@
           <w:szCs w:val="22"/>
         </w:rPr>
       </w:pPr>
-      <w:hyperlink w:anchor="_Toc153907085" w:history="1">
+      <w:hyperlink w:anchor="_Toc209551009" w:history="1">
         <w:r>
           <w:rPr>
             <w:rStyle w:val="a7"/>
@@ -5418,7 +6272,7 @@
             <w:noProof/>
             <w:webHidden/>
           </w:rPr>
-          <w:instrText xml:space="preserve"> PAGEREF _Toc153907085 \h </w:instrText>
+          <w:instrText xml:space="preserve"> PAGEREF _Toc209551009 \h </w:instrText>
         </w:r>
         <w:r>
           <w:rPr>
@@ -5438,7 +6292,7 @@
             <w:noProof/>
             <w:webHidden/>
           </w:rPr>
-          <w:t>22</w:t>
+          <w:t>27</w:t>
         </w:r>
         <w:r>
           <w:rPr>
@@ -5462,7 +6316,7 @@
           <w:szCs w:val="22"/>
         </w:rPr>
       </w:pPr>
-      <w:hyperlink w:anchor="_Toc153907086" w:history="1">
+      <w:hyperlink w:anchor="_Toc209551010" w:history="1">
         <w:r>
           <w:rPr>
             <w:rStyle w:val="a7"/>
@@ -5489,7 +6343,7 @@
             <w:noProof/>
             <w:webHidden/>
           </w:rPr>
-          <w:instrText xml:space="preserve"> PAGEREF _Toc153907086 \h </w:instrText>
+          <w:instrText xml:space="preserve"> PAGEREF _Toc209551010 \h </w:instrText>
         </w:r>
         <w:r>
           <w:rPr>
@@ -5509,7 +6363,7 @@
             <w:noProof/>
             <w:webHidden/>
           </w:rPr>
-          <w:t>23</w:t>
+          <w:t>27</w:t>
         </w:r>
         <w:r>
           <w:rPr>
@@ -5533,7 +6387,7 @@
           <w:szCs w:val="22"/>
         </w:rPr>
       </w:pPr>
-      <w:hyperlink w:anchor="_Toc153907087" w:history="1">
+      <w:hyperlink w:anchor="_Toc209551011" w:history="1">
         <w:r>
           <w:rPr>
             <w:rStyle w:val="a7"/>
@@ -5560,7 +6414,7 @@
             <w:noProof/>
             <w:webHidden/>
           </w:rPr>
-          <w:instrText xml:space="preserve"> PAGEREF _Toc153907087 \h </w:instrText>
+          <w:instrText xml:space="preserve"> PAGEREF _Toc209551011 \h </w:instrText>
         </w:r>
         <w:r>
           <w:rPr>
@@ -5580,7 +6434,7 @@
             <w:noProof/>
             <w:webHidden/>
           </w:rPr>
-          <w:t>24</w:t>
+          <w:t>28</w:t>
         </w:r>
         <w:r>
           <w:rPr>
@@ -5604,7 +6458,7 @@
           <w:szCs w:val="22"/>
         </w:rPr>
       </w:pPr>
-      <w:hyperlink w:anchor="_Toc153907088" w:history="1">
+      <w:hyperlink w:anchor="_Toc209551012" w:history="1">
         <w:r>
           <w:rPr>
             <w:rStyle w:val="a7"/>
@@ -5631,7 +6485,7 @@
             <w:noProof/>
             <w:webHidden/>
           </w:rPr>
-          <w:instrText xml:space="preserve"> PAGEREF _Toc153907088 \h </w:instrText>
+          <w:instrText xml:space="preserve"> PAGEREF _Toc209551012 \h </w:instrText>
         </w:r>
         <w:r>
           <w:rPr>
@@ -5651,7 +6505,7 @@
             <w:noProof/>
             <w:webHidden/>
           </w:rPr>
-          <w:t>24</w:t>
+          <w:t>28</w:t>
         </w:r>
         <w:r>
           <w:rPr>
@@ -5675,7 +6529,7 @@
           <w:szCs w:val="22"/>
         </w:rPr>
       </w:pPr>
-      <w:hyperlink w:anchor="_Toc153907089" w:history="1">
+      <w:hyperlink w:anchor="_Toc209551013" w:history="1">
         <w:r>
           <w:rPr>
             <w:rStyle w:val="a7"/>
@@ -5702,7 +6556,7 @@
             <w:noProof/>
             <w:webHidden/>
           </w:rPr>
-          <w:instrText xml:space="preserve"> PAGEREF _Toc153907089 \h </w:instrText>
+          <w:instrText xml:space="preserve"> PAGEREF _Toc209551013 \h </w:instrText>
         </w:r>
         <w:r>
           <w:rPr>
@@ -5722,7 +6576,7 @@
             <w:noProof/>
             <w:webHidden/>
           </w:rPr>
-          <w:t>25</w:t>
+          <w:t>29</w:t>
         </w:r>
         <w:r>
           <w:rPr>
@@ -5746,13 +6600,13 @@
           <w:szCs w:val="22"/>
         </w:rPr>
       </w:pPr>
-      <w:hyperlink w:anchor="_Toc153907090" w:history="1">
+      <w:hyperlink w:anchor="_Toc209551014" w:history="1">
         <w:r>
           <w:rPr>
             <w:rStyle w:val="a7"/>
             <w:noProof/>
           </w:rPr>
-          <w:t>Правописание гласных после шипящих и ц</w:t>
+          <w:t>Правописание гласных в корне после шипящих и ц</w:t>
         </w:r>
         <w:r>
           <w:rPr>
@@ -5773,7 +6627,7 @@
             <w:noProof/>
             <w:webHidden/>
           </w:rPr>
-          <w:instrText xml:space="preserve"> PAGEREF _Toc153907090 \h </w:instrText>
+          <w:instrText xml:space="preserve"> PAGEREF _Toc209551014 \h </w:instrText>
         </w:r>
         <w:r>
           <w:rPr>
@@ -5793,7 +6647,7 @@
             <w:noProof/>
             <w:webHidden/>
           </w:rPr>
-          <w:t>25</w:t>
+          <w:t>29</w:t>
         </w:r>
         <w:r>
           <w:rPr>
@@ -5817,7 +6671,7 @@
           <w:szCs w:val="22"/>
         </w:rPr>
       </w:pPr>
-      <w:hyperlink w:anchor="_Toc153907091" w:history="1">
+      <w:hyperlink w:anchor="_Toc209551015" w:history="1">
         <w:r>
           <w:rPr>
             <w:rStyle w:val="a7"/>
@@ -5844,7 +6698,7 @@
             <w:noProof/>
             <w:webHidden/>
           </w:rPr>
-          <w:instrText xml:space="preserve"> PAGEREF _Toc153907091 \h </w:instrText>
+          <w:instrText xml:space="preserve"> PAGEREF _Toc209551015 \h </w:instrText>
         </w:r>
         <w:r>
           <w:rPr>
@@ -5864,7 +6718,7 @@
             <w:noProof/>
             <w:webHidden/>
           </w:rPr>
-          <w:t>25</w:t>
+          <w:t>29</w:t>
         </w:r>
         <w:r>
           <w:rPr>
@@ -5888,7 +6742,7 @@
           <w:szCs w:val="22"/>
         </w:rPr>
       </w:pPr>
-      <w:hyperlink w:anchor="_Toc153907092" w:history="1">
+      <w:hyperlink w:anchor="_Toc209551016" w:history="1">
         <w:r>
           <w:rPr>
             <w:rStyle w:val="a7"/>
@@ -5915,7 +6769,7 @@
             <w:noProof/>
             <w:webHidden/>
           </w:rPr>
-          <w:instrText xml:space="preserve"> PAGEREF _Toc153907092 \h </w:instrText>
+          <w:instrText xml:space="preserve"> PAGEREF _Toc209551016 \h </w:instrText>
         </w:r>
         <w:r>
           <w:rPr>
@@ -5935,7 +6789,7 @@
             <w:noProof/>
             <w:webHidden/>
           </w:rPr>
-          <w:t>25</w:t>
+          <w:t>29</w:t>
         </w:r>
         <w:r>
           <w:rPr>
@@ -5959,7 +6813,7 @@
           <w:szCs w:val="22"/>
         </w:rPr>
       </w:pPr>
-      <w:hyperlink w:anchor="_Toc153907093" w:history="1">
+      <w:hyperlink w:anchor="_Toc209551017" w:history="1">
         <w:r>
           <w:rPr>
             <w:rStyle w:val="a7"/>
@@ -5986,7 +6840,7 @@
             <w:noProof/>
             <w:webHidden/>
           </w:rPr>
-          <w:instrText xml:space="preserve"> PAGEREF _Toc153907093 \h </w:instrText>
+          <w:instrText xml:space="preserve"> PAGEREF _Toc209551017 \h </w:instrText>
         </w:r>
         <w:r>
           <w:rPr>
@@ -6006,7 +6860,7 @@
             <w:noProof/>
             <w:webHidden/>
           </w:rPr>
-          <w:t>25</w:t>
+          <w:t>29</w:t>
         </w:r>
         <w:r>
           <w:rPr>
@@ -6030,7 +6884,7 @@
           <w:szCs w:val="22"/>
         </w:rPr>
       </w:pPr>
-      <w:hyperlink w:anchor="_Toc153907094" w:history="1">
+      <w:hyperlink w:anchor="_Toc209551018" w:history="1">
         <w:r>
           <w:rPr>
             <w:rStyle w:val="a7"/>
@@ -6057,7 +6911,7 @@
             <w:noProof/>
             <w:webHidden/>
           </w:rPr>
-          <w:instrText xml:space="preserve"> PAGEREF _Toc153907094 \h </w:instrText>
+          <w:instrText xml:space="preserve"> PAGEREF _Toc209551018 \h </w:instrText>
         </w:r>
         <w:r>
           <w:rPr>
@@ -6077,7 +6931,7 @@
             <w:noProof/>
             <w:webHidden/>
           </w:rPr>
-          <w:t>25</w:t>
+          <w:t>29</w:t>
         </w:r>
         <w:r>
           <w:rPr>
@@ -6101,7 +6955,7 @@
           <w:szCs w:val="22"/>
         </w:rPr>
       </w:pPr>
-      <w:hyperlink w:anchor="_Toc153907095" w:history="1">
+      <w:hyperlink w:anchor="_Toc209551019" w:history="1">
         <w:r>
           <w:rPr>
             <w:rStyle w:val="a7"/>
@@ -6128,7 +6982,7 @@
             <w:noProof/>
             <w:webHidden/>
           </w:rPr>
-          <w:instrText xml:space="preserve"> PAGEREF _Toc153907095 \h </w:instrText>
+          <w:instrText xml:space="preserve"> PAGEREF _Toc209551019 \h </w:instrText>
         </w:r>
         <w:r>
           <w:rPr>
@@ -6148,7 +7002,7 @@
             <w:noProof/>
             <w:webHidden/>
           </w:rPr>
-          <w:t>25</w:t>
+          <w:t>29</w:t>
         </w:r>
         <w:r>
           <w:rPr>
@@ -6172,7 +7026,7 @@
           <w:szCs w:val="22"/>
         </w:rPr>
       </w:pPr>
-      <w:hyperlink w:anchor="_Toc153907096" w:history="1">
+      <w:hyperlink w:anchor="_Toc209551020" w:history="1">
         <w:r>
           <w:rPr>
             <w:rStyle w:val="a7"/>
@@ -6199,7 +7053,7 @@
             <w:noProof/>
             <w:webHidden/>
           </w:rPr>
-          <w:instrText xml:space="preserve"> PAGEREF _Toc153907096 \h </w:instrText>
+          <w:instrText xml:space="preserve"> PAGEREF _Toc209551020 \h </w:instrText>
         </w:r>
         <w:r>
           <w:rPr>
@@ -6219,7 +7073,7 @@
             <w:noProof/>
             <w:webHidden/>
           </w:rPr>
-          <w:t>26</w:t>
+          <w:t>30</w:t>
         </w:r>
         <w:r>
           <w:rPr>
@@ -6243,7 +7097,7 @@
           <w:szCs w:val="22"/>
         </w:rPr>
       </w:pPr>
-      <w:hyperlink w:anchor="_Toc153907097" w:history="1">
+      <w:hyperlink w:anchor="_Toc209551021" w:history="1">
         <w:r>
           <w:rPr>
             <w:rStyle w:val="a7"/>
@@ -6270,7 +7124,7 @@
             <w:noProof/>
             <w:webHidden/>
           </w:rPr>
-          <w:instrText xml:space="preserve"> PAGEREF _Toc153907097 \h </w:instrText>
+          <w:instrText xml:space="preserve"> PAGEREF _Toc209551021 \h </w:instrText>
         </w:r>
         <w:r>
           <w:rPr>
@@ -6290,7 +7144,7 @@
             <w:noProof/>
             <w:webHidden/>
           </w:rPr>
-          <w:t>26</w:t>
+          <w:t>30</w:t>
         </w:r>
         <w:r>
           <w:rPr>
@@ -6314,7 +7168,7 @@
           <w:szCs w:val="22"/>
         </w:rPr>
       </w:pPr>
-      <w:hyperlink w:anchor="_Toc153907098" w:history="1">
+      <w:hyperlink w:anchor="_Toc209551022" w:history="1">
         <w:r>
           <w:rPr>
             <w:rStyle w:val="a7"/>
@@ -6342,7 +7196,7 @@
             <w:noProof/>
             <w:webHidden/>
           </w:rPr>
-          <w:instrText xml:space="preserve"> PAGEREF _Toc153907098 \h </w:instrText>
+          <w:instrText xml:space="preserve"> PAGEREF _Toc209551022 \h </w:instrText>
         </w:r>
         <w:r>
           <w:rPr>
@@ -6362,7 +7216,7 @@
             <w:noProof/>
             <w:webHidden/>
           </w:rPr>
-          <w:t>26</w:t>
+          <w:t>30</w:t>
         </w:r>
         <w:r>
           <w:rPr>
@@ -6386,7 +7240,7 @@
           <w:szCs w:val="22"/>
         </w:rPr>
       </w:pPr>
-      <w:hyperlink w:anchor="_Toc153907099" w:history="1">
+      <w:hyperlink w:anchor="_Toc209551023" w:history="1">
         <w:r>
           <w:rPr>
             <w:rStyle w:val="a7"/>
@@ -6413,7 +7267,7 @@
             <w:noProof/>
             <w:webHidden/>
           </w:rPr>
-          <w:instrText xml:space="preserve"> PAGEREF _Toc153907099 \h </w:instrText>
+          <w:instrText xml:space="preserve"> PAGEREF _Toc209551023 \h </w:instrText>
         </w:r>
         <w:r>
           <w:rPr>
@@ -6433,7 +7287,7 @@
             <w:noProof/>
             <w:webHidden/>
           </w:rPr>
-          <w:t>27</w:t>
+          <w:t>31</w:t>
         </w:r>
         <w:r>
           <w:rPr>
@@ -6457,7 +7311,7 @@
           <w:szCs w:val="22"/>
         </w:rPr>
       </w:pPr>
-      <w:hyperlink w:anchor="_Toc153907100" w:history="1">
+      <w:hyperlink w:anchor="_Toc209551024" w:history="1">
         <w:r>
           <w:rPr>
             <w:rStyle w:val="a7"/>
@@ -6484,7 +7338,7 @@
             <w:noProof/>
             <w:webHidden/>
           </w:rPr>
-          <w:instrText xml:space="preserve"> PAGEREF _Toc153907100 \h </w:instrText>
+          <w:instrText xml:space="preserve"> PAGEREF _Toc209551024 \h </w:instrText>
         </w:r>
         <w:r>
           <w:rPr>
@@ -6504,7 +7358,7 @@
             <w:noProof/>
             <w:webHidden/>
           </w:rPr>
-          <w:t>27</w:t>
+          <w:t>32</w:t>
         </w:r>
         <w:r>
           <w:rPr>
@@ -6528,7 +7382,7 @@
           <w:szCs w:val="22"/>
         </w:rPr>
       </w:pPr>
-      <w:hyperlink w:anchor="_Toc153907101" w:history="1">
+      <w:hyperlink w:anchor="_Toc209551025" w:history="1">
         <w:r>
           <w:rPr>
             <w:rStyle w:val="a7"/>
@@ -6555,7 +7409,7 @@
             <w:noProof/>
             <w:webHidden/>
           </w:rPr>
-          <w:instrText xml:space="preserve"> PAGEREF _Toc153907101 \h </w:instrText>
+          <w:instrText xml:space="preserve"> PAGEREF _Toc209551025 \h </w:instrText>
         </w:r>
         <w:r>
           <w:rPr>
@@ -6575,7 +7429,7 @@
             <w:noProof/>
             <w:webHidden/>
           </w:rPr>
-          <w:t>27</w:t>
+          <w:t>32</w:t>
         </w:r>
         <w:r>
           <w:rPr>
@@ -6599,7 +7453,7 @@
           <w:szCs w:val="22"/>
         </w:rPr>
       </w:pPr>
-      <w:hyperlink w:anchor="_Toc153907102" w:history="1">
+      <w:hyperlink w:anchor="_Toc209551026" w:history="1">
         <w:r>
           <w:rPr>
             <w:rStyle w:val="a7"/>
@@ -6626,7 +7480,7 @@
             <w:noProof/>
             <w:webHidden/>
           </w:rPr>
-          <w:instrText xml:space="preserve"> PAGEREF _Toc153907102 \h </w:instrText>
+          <w:instrText xml:space="preserve"> PAGEREF _Toc209551026 \h </w:instrText>
         </w:r>
         <w:r>
           <w:rPr>
@@ -6646,7 +7500,7 @@
             <w:noProof/>
             <w:webHidden/>
           </w:rPr>
-          <w:t>27</w:t>
+          <w:t>32</w:t>
         </w:r>
         <w:r>
           <w:rPr>
@@ -6670,7 +7524,7 @@
           <w:szCs w:val="22"/>
         </w:rPr>
       </w:pPr>
-      <w:hyperlink w:anchor="_Toc153907103" w:history="1">
+      <w:hyperlink w:anchor="_Toc209551027" w:history="1">
         <w:r>
           <w:rPr>
             <w:rStyle w:val="a7"/>
@@ -6697,7 +7551,7 @@
             <w:noProof/>
             <w:webHidden/>
           </w:rPr>
-          <w:instrText xml:space="preserve"> PAGEREF _Toc153907103 \h </w:instrText>
+          <w:instrText xml:space="preserve"> PAGEREF _Toc209551027 \h </w:instrText>
         </w:r>
         <w:r>
           <w:rPr>
@@ -6717,7 +7571,7 @@
             <w:noProof/>
             <w:webHidden/>
           </w:rPr>
-          <w:t>28</w:t>
+          <w:t>32</w:t>
         </w:r>
         <w:r>
           <w:rPr>
@@ -6741,7 +7595,7 @@
           <w:szCs w:val="22"/>
         </w:rPr>
       </w:pPr>
-      <w:hyperlink w:anchor="_Toc153907104" w:history="1">
+      <w:hyperlink w:anchor="_Toc209551028" w:history="1">
         <w:r>
           <w:rPr>
             <w:rStyle w:val="a7"/>
@@ -6768,7 +7622,7 @@
             <w:noProof/>
             <w:webHidden/>
           </w:rPr>
-          <w:instrText xml:space="preserve"> PAGEREF _Toc153907104 \h </w:instrText>
+          <w:instrText xml:space="preserve"> PAGEREF _Toc209551028 \h </w:instrText>
         </w:r>
         <w:r>
           <w:rPr>
@@ -6788,7 +7642,7 @@
             <w:noProof/>
             <w:webHidden/>
           </w:rPr>
-          <w:t>28</w:t>
+          <w:t>32</w:t>
         </w:r>
         <w:r>
           <w:rPr>
@@ -6812,13 +7666,13 @@
           <w:szCs w:val="22"/>
         </w:rPr>
       </w:pPr>
-      <w:hyperlink w:anchor="_Toc153907105" w:history="1">
+      <w:hyperlink w:anchor="_Toc209551029" w:history="1">
         <w:r>
           <w:rPr>
             <w:rStyle w:val="a7"/>
             <w:noProof/>
           </w:rPr>
-          <w:t>Производные предлоги</w:t>
+          <w:t>Существительные с пол-/полу-</w:t>
         </w:r>
         <w:r>
           <w:rPr>
@@ -6839,7 +7693,7 @@
             <w:noProof/>
             <w:webHidden/>
           </w:rPr>
-          <w:instrText xml:space="preserve"> PAGEREF _Toc153907105 \h </w:instrText>
+          <w:instrText xml:space="preserve"> PAGEREF _Toc209551029 \h </w:instrText>
         </w:r>
         <w:r>
           <w:rPr>
@@ -6859,7 +7713,7 @@
             <w:noProof/>
             <w:webHidden/>
           </w:rPr>
-          <w:t>28</w:t>
+          <w:t>33</w:t>
         </w:r>
         <w:r>
           <w:rPr>
@@ -6883,12 +7737,83 @@
           <w:szCs w:val="22"/>
         </w:rPr>
       </w:pPr>
-      <w:hyperlink w:anchor="_Toc153907106" w:history="1">
+      <w:hyperlink w:anchor="_Toc209551030" w:history="1">
         <w:r>
           <w:rPr>
             <w:rStyle w:val="a7"/>
             <w:noProof/>
           </w:rPr>
+          <w:t>Производные предлоги</w:t>
+        </w:r>
+        <w:r>
+          <w:rPr>
+            <w:noProof/>
+            <w:webHidden/>
+          </w:rPr>
+          <w:tab/>
+        </w:r>
+        <w:r>
+          <w:rPr>
+            <w:noProof/>
+            <w:webHidden/>
+          </w:rPr>
+          <w:fldChar w:fldCharType="begin"/>
+        </w:r>
+        <w:r>
+          <w:rPr>
+            <w:noProof/>
+            <w:webHidden/>
+          </w:rPr>
+          <w:instrText xml:space="preserve"> PAGEREF _Toc209551030 \h </w:instrText>
+        </w:r>
+        <w:r>
+          <w:rPr>
+            <w:noProof/>
+            <w:webHidden/>
+          </w:rPr>
+        </w:r>
+        <w:r>
+          <w:rPr>
+            <w:noProof/>
+            <w:webHidden/>
+          </w:rPr>
+          <w:fldChar w:fldCharType="separate"/>
+        </w:r>
+        <w:r>
+          <w:rPr>
+            <w:noProof/>
+            <w:webHidden/>
+          </w:rPr>
+          <w:t>33</w:t>
+        </w:r>
+        <w:r>
+          <w:rPr>
+            <w:noProof/>
+            <w:webHidden/>
+          </w:rPr>
+          <w:fldChar w:fldCharType="end"/>
+        </w:r>
+      </w:hyperlink>
+    </w:p>
+    <w:p>
+      <w:pPr>
+        <w:pStyle w:val="21"/>
+        <w:tabs>
+          <w:tab w:val="right" w:leader="dot" w:pos="10427"/>
+        </w:tabs>
+        <w:rPr>
+          <w:rFonts w:asciiTheme="minorHAnsi" w:eastAsiaTheme="minorEastAsia" w:hAnsiTheme="minorHAnsi" w:cstheme="minorBidi"/>
+          <w:noProof/>
+          <w:sz w:val="22"/>
+          <w:szCs w:val="22"/>
+        </w:rPr>
+      </w:pPr>
+      <w:hyperlink w:anchor="_Toc209551031" w:history="1">
+        <w:r>
+          <w:rPr>
+            <w:rStyle w:val="a7"/>
+            <w:noProof/>
+          </w:rPr>
           <w:t>Прописные и строчные буквы</w:t>
         </w:r>
         <w:r>
@@ -6910,7 +7835,7 @@
             <w:noProof/>
             <w:webHidden/>
           </w:rPr>
-          <w:instrText xml:space="preserve"> PAGEREF _Toc153907106 \h </w:instrText>
+          <w:instrText xml:space="preserve"> PAGEREF _Toc209551031 \h </w:instrText>
         </w:r>
         <w:r>
           <w:rPr>
@@ -6930,7 +7855,7 @@
             <w:noProof/>
             <w:webHidden/>
           </w:rPr>
-          <w:t>28</w:t>
+          <w:t>33</w:t>
         </w:r>
         <w:r>
           <w:rPr>
@@ -6954,7 +7879,7 @@
           <w:szCs w:val="22"/>
         </w:rPr>
       </w:pPr>
-      <w:hyperlink w:anchor="_Toc153907107" w:history="1">
+      <w:hyperlink w:anchor="_Toc209551032" w:history="1">
         <w:r>
           <w:rPr>
             <w:rStyle w:val="a7"/>
@@ -6981,7 +7906,7 @@
             <w:noProof/>
             <w:webHidden/>
           </w:rPr>
-          <w:instrText xml:space="preserve"> PAGEREF _Toc153907107 \h </w:instrText>
+          <w:instrText xml:space="preserve"> PAGEREF _Toc209551032 \h </w:instrText>
         </w:r>
         <w:r>
           <w:rPr>
@@ -7001,7 +7926,7 @@
             <w:noProof/>
             <w:webHidden/>
           </w:rPr>
-          <w:t>29</w:t>
+          <w:t>34</w:t>
         </w:r>
         <w:r>
           <w:rPr>
@@ -7025,13 +7950,13 @@
           <w:szCs w:val="22"/>
         </w:rPr>
       </w:pPr>
-      <w:hyperlink w:anchor="_Toc153907108" w:history="1">
+      <w:hyperlink w:anchor="_Toc209551033" w:history="1">
         <w:r>
           <w:rPr>
             <w:rStyle w:val="a7"/>
             <w:noProof/>
           </w:rPr>
-          <w:t>Языковые нормы и культура речи</w:t>
+          <w:t>Выразительность речи. Средства выразительности речи</w:t>
         </w:r>
         <w:r>
           <w:rPr>
@@ -7052,7 +7977,7 @@
             <w:noProof/>
             <w:webHidden/>
           </w:rPr>
-          <w:instrText xml:space="preserve"> PAGEREF _Toc153907108 \h </w:instrText>
+          <w:instrText xml:space="preserve"> PAGEREF _Toc209551033 \h </w:instrText>
         </w:r>
         <w:r>
           <w:rPr>
@@ -7072,7 +7997,7 @@
             <w:noProof/>
             <w:webHidden/>
           </w:rPr>
-          <w:t>29</w:t>
+          <w:t>34</w:t>
         </w:r>
         <w:r>
           <w:rPr>
@@ -7096,13 +8021,13 @@
           <w:szCs w:val="22"/>
         </w:rPr>
       </w:pPr>
-      <w:hyperlink w:anchor="_Toc153907109" w:history="1">
+      <w:hyperlink w:anchor="_Toc209551034" w:history="1">
         <w:r>
           <w:rPr>
             <w:rStyle w:val="a7"/>
             <w:noProof/>
           </w:rPr>
-          <w:t>Выразительность речи. Средства выразительности речи</w:t>
+          <w:t>Языковые нормы и культура речи</w:t>
         </w:r>
         <w:r>
           <w:rPr>
@@ -7123,7 +8048,7 @@
             <w:noProof/>
             <w:webHidden/>
           </w:rPr>
-          <w:instrText xml:space="preserve"> PAGEREF _Toc153907109 \h </w:instrText>
+          <w:instrText xml:space="preserve"> PAGEREF _Toc209551034 \h </w:instrText>
         </w:r>
         <w:r>
           <w:rPr>
@@ -7143,7 +8068,7 @@
             <w:noProof/>
             <w:webHidden/>
           </w:rPr>
-          <w:t>29</w:t>
+          <w:t>37</w:t>
         </w:r>
         <w:r>
           <w:rPr>
@@ -7193,7 +8118,7 @@
         <w:keepNext w:val="0"/>
         <w:widowControl w:val="0"/>
       </w:pPr>
-      <w:bookmarkStart w:id="1" w:name="_Toc153907015"/>
+      <w:bookmarkStart w:id="1" w:name="_Toc209550937"/>
       <w:r>
         <w:t>Язык и р</w:t>
       </w:r>
@@ -7276,7 +8201,7 @@
         <w:keepNext w:val="0"/>
         <w:widowControl w:val="0"/>
       </w:pPr>
-      <w:bookmarkStart w:id="2" w:name="_Toc153907016"/>
+      <w:bookmarkStart w:id="2" w:name="_Toc209550938"/>
       <w:r>
         <w:t>Монолог и диалог.</w:t>
       </w:r>
@@ -7535,7 +8460,7 @@
         <w:keepNext w:val="0"/>
         <w:widowControl w:val="0"/>
       </w:pPr>
-      <w:bookmarkStart w:id="3" w:name="_Toc153907017"/>
+      <w:bookmarkStart w:id="3" w:name="_Toc209550939"/>
       <w:r>
         <w:t>Типы текста</w:t>
       </w:r>
@@ -7728,7 +8653,7 @@
         <w:keepNext w:val="0"/>
         <w:widowControl w:val="0"/>
       </w:pPr>
-      <w:bookmarkStart w:id="4" w:name="_Toc153907018"/>
+      <w:bookmarkStart w:id="4" w:name="_Toc209550940"/>
       <w:r>
         <w:t>Стили речи</w:t>
       </w:r>
@@ -7991,7 +8916,7 @@
       <w:r>
         <w:br w:type="page"/>
       </w:r>
-      <w:bookmarkStart w:id="5" w:name="_Toc153907019"/>
+      <w:bookmarkStart w:id="5" w:name="_Toc209550941"/>
       <w:r>
         <w:lastRenderedPageBreak/>
         <w:t>Фонетика</w:t>
@@ -8049,7 +8974,7 @@
         <w:keepNext w:val="0"/>
         <w:widowControl w:val="0"/>
       </w:pPr>
-      <w:bookmarkStart w:id="6" w:name="_Toc153907020"/>
+      <w:bookmarkStart w:id="6" w:name="_Toc209550942"/>
       <w:r>
         <w:t>Звуки и буквы</w:t>
       </w:r>
@@ -8063,6 +8988,7 @@
         <w:rPr>
           <w:b/>
           <w:bCs/>
+          <w:lang w:val="en-US"/>
         </w:rPr>
       </w:pPr>
       <w:r>
@@ -8089,7 +9015,10 @@
         <w:t>читаем</w:t>
       </w:r>
       <w:r>
-        <w:t xml:space="preserve">. Звуки говорим, слышим. В русском языке </w:t>
+        <w:t>. Звуки произносим</w:t>
+      </w:r>
+      <w:r>
+        <w:t xml:space="preserve">, слышим. В русском языке </w:t>
       </w:r>
       <w:r>
         <w:rPr>
@@ -8105,6 +9034,17 @@
         </w:rPr>
         <w:t xml:space="preserve">. </w:t>
       </w:r>
+    </w:p>
+    <w:p>
+      <w:pPr>
+        <w:pStyle w:val="042"/>
+        <w:widowControl w:val="0"/>
+        <w:jc w:val="both"/>
+        <w:rPr>
+          <w:b/>
+          <w:bCs/>
+        </w:rPr>
+      </w:pPr>
       <w:r>
         <w:pict>
           <v:group id="_x0000_s1027" editas="orgchart" style="width:540pt;height:63pt;mso-position-horizontal-relative:char;mso-position-vertical-relative:line" coordorigin="1580,2634" coordsize="14757,2880">
@@ -8128,15 +9068,15 @@
               <v:path o:extrusionok="t" o:connecttype="none"/>
               <o:lock v:ext="edit" text="t"/>
             </v:shape>
-            <v:shape id="_s1064" o:spid="_x0000_s1064" type="#_x0000_t34" style="position:absolute;left:14448;top:3985;width:359;height:1260;rotation:270;flip:x" o:connectortype="elbow" adj="10869,75553,-1503332" strokeweight="2.25pt"/>
-            <v:shape id="_s1062" o:spid="_x0000_s1062" type="#_x0000_t34" style="position:absolute;left:13188;top:3985;width:359;height:1260;rotation:270" o:connectortype="elbow" adj="10869,-75553,-1249636" strokeweight="2.25pt"/>
-            <v:shape id="_s1060" o:spid="_x0000_s1060" type="#_x0000_t34" style="position:absolute;left:11298;top:1015;width:361;height:5039;rotation:270;flip:x" o:connectortype="elbow" adj=",16124,-1367772" strokeweight="2.25pt"/>
-            <v:shape id="_s1046" o:spid="_x0000_s1046" type="#_x0000_t34" style="position:absolute;left:4369;top:3985;width:359;height:1260;rotation:270;flip:x" o:connectortype="elbow" adj="10869,75553,-488545" strokeweight="2.25pt"/>
-            <v:shape id="_s1044" o:spid="_x0000_s1044" type="#_x0000_t34" style="position:absolute;left:3109;top:3985;width:359;height:1260;rotation:270" o:connectortype="elbow" adj="10869,-75553,-234848" strokeweight="2.25pt"/>
-            <v:shape id="_s1042" o:spid="_x0000_s1042" type="#_x0000_t34" style="position:absolute;left:9409;top:3985;width:359;height:1259;rotation:270;flip:x" o:connectortype="elbow" adj="10869,75553,-995939" strokeweight="2.25pt"/>
-            <v:shape id="_s1040" o:spid="_x0000_s1040" type="#_x0000_t34" style="position:absolute;left:8149;top:3985;width:359;height:1260;rotation:270" o:connectortype="elbow" adj="10869,-75553,-742242" strokeweight="2.25pt"/>
+            <v:shape id="_s1064" o:spid="_x0000_s1064" type="#_x0000_t34" style="position:absolute;left:14448;top:3985;width:359;height:1260;rotation:270;flip:x" o:connectortype="elbow" adj="10869,88485,-1503332" strokeweight="2.25pt"/>
+            <v:shape id="_s1062" o:spid="_x0000_s1062" type="#_x0000_t34" style="position:absolute;left:13188;top:3985;width:359;height:1260;rotation:270" o:connectortype="elbow" adj="10869,-88485,-1249636" strokeweight="2.25pt"/>
+            <v:shape id="_s1060" o:spid="_x0000_s1060" type="#_x0000_t34" style="position:absolute;left:11298;top:1015;width:361;height:5039;rotation:270;flip:x" o:connectortype="elbow" adj=",19357,-1367772" strokeweight="2.25pt"/>
+            <v:shape id="_s1046" o:spid="_x0000_s1046" type="#_x0000_t34" style="position:absolute;left:4369;top:3985;width:359;height:1260;rotation:270;flip:x" o:connectortype="elbow" adj="10869,88485,-488545" strokeweight="2.25pt"/>
+            <v:shape id="_s1044" o:spid="_x0000_s1044" type="#_x0000_t34" style="position:absolute;left:3109;top:3985;width:359;height:1260;rotation:270" o:connectortype="elbow" adj="10869,-88485,-234848" strokeweight="2.25pt"/>
+            <v:shape id="_s1042" o:spid="_x0000_s1042" type="#_x0000_t34" style="position:absolute;left:9409;top:3985;width:359;height:1259;rotation:270;flip:x" o:connectortype="elbow" adj="10869,88485,-995939" strokeweight="2.25pt"/>
+            <v:shape id="_s1040" o:spid="_x0000_s1040" type="#_x0000_t34" style="position:absolute;left:8149;top:3985;width:359;height:1260;rotation:270" o:connectortype="elbow" adj="10869,-88485,-742242" strokeweight="2.25pt"/>
             <v:shape id="_s1033" o:spid="_x0000_s1033" type="#_x0000_t32" style="position:absolute;left:8779;top:3534;width:361;height:1;rotation:270" o:connectortype="elbow" adj="-863590,-1,-863590" strokeweight="2.25pt"/>
-            <v:shape id="_s1032" o:spid="_x0000_s1032" type="#_x0000_t34" style="position:absolute;left:6258;top:1015;width:361;height:5040;rotation:270" o:connectortype="elbow" adj=",-16124,-359408" strokeweight="2.25pt"/>
+            <v:shape id="_s1032" o:spid="_x0000_s1032" type="#_x0000_t34" style="position:absolute;left:6258;top:1015;width:361;height:5040;rotation:270" o:connectortype="elbow" adj=",-19357,-359408" strokeweight="2.25pt"/>
             <v:rect id="_s1028" o:spid="_x0000_s1028" style="position:absolute;left:7878;top:2634;width:2160;height:720;v-text-anchor:middle" o:dgmlayout="0" o:dgmnodekind="1" filled="f">
               <v:textbox style="mso-next-textbox:#_s1028" inset="0,0,0,0">
                 <w:txbxContent>
@@ -8448,7 +9388,11 @@
     <w:p>
       <w:pPr>
         <w:pStyle w:val="042"/>
+        <w:widowControl w:val="0"/>
         <w:jc w:val="both"/>
+        <w:rPr>
+          <w:bCs/>
+        </w:rPr>
       </w:pPr>
       <w:r>
         <w:t xml:space="preserve">При </w:t>
@@ -8503,13 +9447,160 @@
       </w:r>
       <w:r>
         <w:t>глухие (только шум) и звонкие (голос и шум).</w:t>
+      </w:r>
+      <w:r>
+        <w:rPr>
+          <w:bCs/>
+        </w:rPr>
+        <w:t xml:space="preserve"> </w:t>
       </w:r>
     </w:p>
     <w:p>
       <w:pPr>
+        <w:pStyle w:val="042"/>
+        <w:widowControl w:val="0"/>
+        <w:jc w:val="both"/>
+        <w:rPr>
+          <w:bCs/>
+        </w:rPr>
+      </w:pPr>
+      <w:r>
+        <w:rPr>
+          <w:bCs/>
+        </w:rPr>
+        <w:t>Буквы</w:t>
+      </w:r>
+      <w:r>
+        <w:rPr>
+          <w:b/>
+          <w:bCs/>
+        </w:rPr>
+        <w:t xml:space="preserve"> е, ё, ю, я </w:t>
+      </w:r>
+      <w:r>
+        <w:rPr>
+          <w:bCs/>
+        </w:rPr>
+        <w:t>в начале слова, после гласных, ъ и ь обозначают звуки [</w:t>
+      </w:r>
+      <w:r>
+        <w:rPr>
+          <w:bCs/>
+          <w:lang w:val="en-US"/>
+        </w:rPr>
+        <w:t>j</w:t>
+      </w:r>
+      <w:r>
+        <w:rPr>
+          <w:bCs/>
+        </w:rPr>
+        <w:t>э], [</w:t>
+      </w:r>
+      <w:r>
+        <w:rPr>
+          <w:bCs/>
+          <w:lang w:val="en-US"/>
+        </w:rPr>
+        <w:t>j</w:t>
+      </w:r>
+      <w:r>
+        <w:rPr>
+          <w:bCs/>
+        </w:rPr>
+        <w:t>о], [</w:t>
+      </w:r>
+      <w:r>
+        <w:rPr>
+          <w:bCs/>
+          <w:lang w:val="en-US"/>
+        </w:rPr>
+        <w:t>j</w:t>
+      </w:r>
+      <w:r>
+        <w:rPr>
+          <w:bCs/>
+        </w:rPr>
+        <w:t>у</w:t>
+      </w:r>
+      <w:r>
+        <w:rPr>
+          <w:bCs/>
+        </w:rPr>
+        <w:t>], [</w:t>
+      </w:r>
+      <w:r>
+        <w:rPr>
+          <w:bCs/>
+          <w:lang w:val="en-US"/>
+        </w:rPr>
+        <w:t>j</w:t>
+      </w:r>
+      <w:r>
+        <w:rPr>
+          <w:bCs/>
+        </w:rPr>
+        <w:t>а</w:t>
+      </w:r>
+      <w:r>
+        <w:rPr>
+          <w:bCs/>
+        </w:rPr>
+        <w:t>] соответственно.</w:t>
+      </w:r>
+      <w:r>
+        <w:rPr>
+          <w:bCs/>
+        </w:rPr>
+        <w:t xml:space="preserve"> После согласных - </w:t>
+      </w:r>
+      <w:r>
+        <w:rPr>
+          <w:bCs/>
+        </w:rPr>
+        <w:t>[э], [о], [</w:t>
+      </w:r>
+      <w:r>
+        <w:rPr>
+          <w:bCs/>
+        </w:rPr>
+        <w:t>у</w:t>
+      </w:r>
+      <w:r>
+        <w:rPr>
+          <w:bCs/>
+        </w:rPr>
+        <w:t>], [</w:t>
+      </w:r>
+      <w:r>
+        <w:rPr>
+          <w:bCs/>
+        </w:rPr>
+        <w:t>а</w:t>
+      </w:r>
+      <w:r>
+        <w:rPr>
+          <w:bCs/>
+        </w:rPr>
+        <w:t>]</w:t>
+      </w:r>
+      <w:r>
+        <w:rPr>
+          <w:bCs/>
+        </w:rPr>
+        <w:t>, смягчая предшествующий согласный, если это возможно. ъ и ь  не обозначают отдельный звук, а служат для указания на твердость/мягкость предшествующего или для разделения гласного и согласного.</w:t>
+      </w:r>
+    </w:p>
+    <w:p>
+      <w:pPr>
+        <w:pStyle w:val="042"/>
+        <w:jc w:val="both"/>
+      </w:pPr>
+    </w:p>
+    <w:p>
+      <w:pPr>
         <w:pStyle w:val="2"/>
       </w:pPr>
-      <w:bookmarkStart w:id="7" w:name="_Toc153907021"/>
+      <w:bookmarkStart w:id="7" w:name="_Toc209550943"/>
       <w:r>
         <w:t xml:space="preserve">Фонетический </w:t>
       </w:r>
@@ -8840,8 +9931,14 @@
         <w:pStyle w:val="a9"/>
       </w:pPr>
       <w:r>
+        <w:br w:type="page"/>
+      </w:r>
+      <w:bookmarkStart w:id="8" w:name="_Toc209550944"/>
+      <w:r>
+        <w:lastRenderedPageBreak/>
         <w:t>Орфоэпия</w:t>
       </w:r>
+      <w:bookmarkEnd w:id="8"/>
     </w:p>
     <w:p>
       <w:r>
@@ -8864,9 +9961,11 @@
       <w:pPr>
         <w:pStyle w:val="2"/>
       </w:pPr>
+      <w:bookmarkStart w:id="9" w:name="_Toc209550945"/>
       <w:r>
         <w:t>Общие закономерности</w:t>
       </w:r>
+      <w:bookmarkEnd w:id="9"/>
     </w:p>
     <w:tbl>
       <w:tblPr>
@@ -9866,9 +10965,20 @@
       </w:tr>
     </w:tbl>
     <w:p>
-      <w:bookmarkStart w:id="8" w:name="_Toc153907022"/>
       <w:r>
         <w:t>Много слов не подчинено никаким закономерностям. Ударение нужно запоминать или смотреть в орфоэпическом словаре.</w:t>
+      </w:r>
+      <w:r>
+        <w:t xml:space="preserve"> См. актуальный на этот год </w:t>
+      </w:r>
+      <w:r>
+        <w:rPr>
+          <w:b/>
+        </w:rPr>
+        <w:t>Орфоэпический словник от ФИПИ</w:t>
+      </w:r>
+      <w:r>
+        <w:t>.</w:t>
       </w:r>
     </w:p>
     <w:p>
@@ -9880,10 +10990,11 @@
       <w:pPr>
         <w:pStyle w:val="a9"/>
       </w:pPr>
+      <w:bookmarkStart w:id="10" w:name="_Toc209550946"/>
       <w:r>
         <w:t>Лексика</w:t>
       </w:r>
-      <w:bookmarkEnd w:id="8"/>
+      <w:bookmarkEnd w:id="10"/>
     </w:p>
     <w:p>
       <w:pPr>
@@ -9940,11 +11051,11 @@
       <w:pPr>
         <w:pStyle w:val="2"/>
       </w:pPr>
-      <w:bookmarkStart w:id="9" w:name="_Toc153907023"/>
+      <w:bookmarkStart w:id="11" w:name="_Toc209550947"/>
       <w:r>
         <w:t>Слова по количеству лексических значений</w:t>
       </w:r>
-      <w:bookmarkEnd w:id="9"/>
+      <w:bookmarkEnd w:id="11"/>
     </w:p>
     <w:p>
       <w:pPr>
@@ -10052,11 +11163,11 @@
       <w:pPr>
         <w:pStyle w:val="2"/>
       </w:pPr>
-      <w:bookmarkStart w:id="10" w:name="_Toc153907024"/>
+      <w:bookmarkStart w:id="12" w:name="_Toc209550948"/>
       <w:r>
         <w:t>Слова по употреблению и значению</w:t>
       </w:r>
-      <w:bookmarkEnd w:id="10"/>
+      <w:bookmarkEnd w:id="12"/>
     </w:p>
     <w:p>
       <w:pPr>
@@ -10078,8 +11189,8 @@
               <v:path o:extrusionok="t" o:connecttype="none"/>
               <o:lock v:ext="edit" text="t"/>
             </v:shape>
-            <v:shape id="_s1114" o:spid="_x0000_s1114" type="#_x0000_t34" style="position:absolute;left:4370;top:8530;width:360;height:1260;rotation:270;flip:x" o:connectortype="elbow" adj=",30506,-1073760" strokeweight="2.25pt"/>
-            <v:shape id="_s1113" o:spid="_x0000_s1113" type="#_x0000_t34" style="position:absolute;left:3110;top:8530;width:360;height:1260;rotation:270" o:connectortype="elbow" adj=",-30506,-399120" strokeweight="2.25pt"/>
+            <v:shape id="_s1114" o:spid="_x0000_s1114" type="#_x0000_t34" style="position:absolute;left:4370;top:8530;width:360;height:1260;rotation:270;flip:x" o:connectortype="elbow" adj=",32627,-1073760" strokeweight="2.25pt"/>
+            <v:shape id="_s1113" o:spid="_x0000_s1113" type="#_x0000_t34" style="position:absolute;left:3110;top:8530;width:360;height:1260;rotation:270" o:connectortype="elbow" adj=",-32627,-399120" strokeweight="2.25pt"/>
             <v:rect id="_s1109" o:spid="_x0000_s1109" style="position:absolute;left:2840;top:8260;width:2160;height:720;v-text-anchor:middle" o:dgmlayout="0" o:dgmnodekind="1" filled="f">
               <v:textbox style="mso-next-textbox:#_s1109" inset="0,0,0,0">
                 <w:txbxContent>
@@ -11017,11 +12128,11 @@
       <w:pPr>
         <w:pStyle w:val="2"/>
       </w:pPr>
-      <w:bookmarkStart w:id="11" w:name="_Toc153907025"/>
+      <w:bookmarkStart w:id="13" w:name="_Toc209550949"/>
       <w:r>
         <w:t>Слова по происхождению</w:t>
       </w:r>
-      <w:bookmarkEnd w:id="11"/>
+      <w:bookmarkEnd w:id="13"/>
     </w:p>
     <w:p>
       <w:pPr>
@@ -11056,16 +12167,25 @@
       <w:r>
         <w:t xml:space="preserve"> — это слова, которые пришли в русский язык из других языков.</w:t>
       </w:r>
+      <w:r>
+        <w:t xml:space="preserve"> Если у заимствованного слова есть общепринятые исконно русские </w:t>
+      </w:r>
+      <w:r>
+        <w:t>аналоги с тем же значением</w:t>
+      </w:r>
+      <w:r>
+        <w:t>, рекомендуется использовать именно их.</w:t>
+      </w:r>
     </w:p>
     <w:p>
       <w:pPr>
         <w:pStyle w:val="2"/>
       </w:pPr>
-      <w:bookmarkStart w:id="12" w:name="_Toc153907026"/>
+      <w:bookmarkStart w:id="14" w:name="_Toc209550950"/>
       <w:r>
         <w:t>Эмоциональная окраска</w:t>
       </w:r>
-      <w:bookmarkEnd w:id="12"/>
+      <w:bookmarkEnd w:id="14"/>
     </w:p>
     <w:p>
       <w:pPr>
@@ -11135,7 +12255,7 @@
       <w:r>
         <w:tab/>
       </w:r>
-      <w:bookmarkStart w:id="13" w:name="_Toc153907027"/>
+      <w:bookmarkStart w:id="15" w:name="_Toc209550951"/>
       <w:r>
         <w:t xml:space="preserve">Омонимы, </w:t>
       </w:r>
@@ -11154,7 +12274,7 @@
       <w:r>
         <w:t>.</w:t>
       </w:r>
-      <w:bookmarkEnd w:id="13"/>
+      <w:bookmarkEnd w:id="15"/>
     </w:p>
     <w:p>
       <w:pPr>
@@ -11203,10 +12323,10 @@
               <v:path o:extrusionok="t" o:connecttype="none"/>
               <o:lock v:ext="edit" text="t"/>
             </v:shape>
-            <v:shape id="_s1106" o:spid="_x0000_s1106" type="#_x0000_t34" style="position:absolute;left:8150;top:10233;width:360;height:3780;rotation:270;flip:x" o:connectortype="elbow" adj=",74603,-1054200" strokeweight="2.25pt"/>
-            <v:shape id="_s1104" o:spid="_x0000_s1104" type="#_x0000_t34" style="position:absolute;left:6890;top:11493;width:360;height:1260;rotation:270;flip:x" o:connectortype="elbow" adj=",223810,-780400" strokeweight="2.25pt"/>
-            <v:shape id="_s1103" o:spid="_x0000_s1103" type="#_x0000_t34" style="position:absolute;left:5630;top:11493;width:360;height:1260;rotation:270" o:connectortype="elbow" adj=",-223810,-506600" strokeweight="2.25pt"/>
-            <v:shape id="_s1102" o:spid="_x0000_s1102" type="#_x0000_t34" style="position:absolute;left:4371;top:10233;width:360;height:3779;rotation:270" o:connectortype="elbow" adj=",-74622,-232900" strokeweight="2.25pt"/>
+            <v:shape id="_s1106" o:spid="_x0000_s1106" type="#_x0000_t34" style="position:absolute;left:8150;top:10233;width:360;height:3780;rotation:270;flip:x" o:connectortype="elbow" adj=",78958,-1054200" strokeweight="2.25pt"/>
+            <v:shape id="_s1104" o:spid="_x0000_s1104" type="#_x0000_t34" style="position:absolute;left:6890;top:11493;width:360;height:1260;rotation:270;flip:x" o:connectortype="elbow" adj=",236874,-780400" strokeweight="2.25pt"/>
+            <v:shape id="_s1103" o:spid="_x0000_s1103" type="#_x0000_t34" style="position:absolute;left:5630;top:11493;width:360;height:1260;rotation:270" o:connectortype="elbow" adj=",-236874,-506600" strokeweight="2.25pt"/>
+            <v:shape id="_s1102" o:spid="_x0000_s1102" type="#_x0000_t34" style="position:absolute;left:4371;top:10233;width:360;height:3779;rotation:270" o:connectortype="elbow" adj=",-78977,-232900" strokeweight="2.25pt"/>
             <v:rect id="_s1098" o:spid="_x0000_s1098" style="position:absolute;left:5360;top:11223;width:2160;height:720;v-text-anchor:middle" o:dgmlayout="0" o:dgmnodekind="1" filled="f">
               <v:textbox style="mso-next-textbox:#_s1098" inset="0,0,0,0">
                 <w:txbxContent>
@@ -11336,6 +12456,7 @@
               </w:rPr>
             </w:pPr>
             <w:r>
+              <w:lastRenderedPageBreak/>
               <w:t>С</w:t>
             </w:r>
             <w:r>
@@ -11362,11 +12483,7 @@
               <w:t>С</w:t>
             </w:r>
             <w:r>
-              <w:t xml:space="preserve">лова разных частей речи, различаются </w:t>
-            </w:r>
-            <w:r>
-              <w:lastRenderedPageBreak/>
-              <w:t>значением.</w:t>
+              <w:t>лова разных частей речи, различаются значением.</w:t>
             </w:r>
           </w:p>
         </w:tc>
@@ -11386,15 +12503,10 @@
               </w:rPr>
             </w:pPr>
             <w:r>
-              <w:lastRenderedPageBreak/>
               <w:t>Р</w:t>
             </w:r>
             <w:r>
-              <w:t xml:space="preserve">азличаются написанием и </w:t>
-            </w:r>
-            <w:r>
-              <w:lastRenderedPageBreak/>
-              <w:t>значением.</w:t>
+              <w:t>азличаются написанием и значением.</w:t>
             </w:r>
           </w:p>
         </w:tc>
@@ -11414,15 +12526,10 @@
               </w:rPr>
             </w:pPr>
             <w:r>
-              <w:lastRenderedPageBreak/>
               <w:t>Р</w:t>
             </w:r>
             <w:r>
-              <w:t xml:space="preserve">азличаются ударением и </w:t>
-            </w:r>
-            <w:r>
-              <w:lastRenderedPageBreak/>
-              <w:t>значением.</w:t>
+              <w:t>азличаются ударением и значением.</w:t>
             </w:r>
           </w:p>
         </w:tc>
@@ -11439,7 +12546,6 @@
           <w:b/>
           <w:bCs/>
         </w:rPr>
-        <w:lastRenderedPageBreak/>
         <w:t>Паронимы</w:t>
       </w:r>
       <w:r>
@@ -11453,7 +12559,13 @@
         <w:t>— это слова, разные по значению, но сходные, близкие по звучанию. Обычно паронимы являются однокоренными, родственными словами. Паронимический ряд составляют слова одной части речи.</w:t>
       </w:r>
       <w:r>
-        <w:t xml:space="preserve"> См. словарь паронимов на сайте ФИПИ.</w:t>
+        <w:t xml:space="preserve"> </w:t>
+      </w:r>
+      <w:r>
+        <w:rPr>
+          <w:b/>
+        </w:rPr>
+        <w:t>См. словарь паронимов на сайте ФИПИ.</w:t>
       </w:r>
     </w:p>
     <w:p>
@@ -11640,14 +12752,14 @@
       <w:pPr>
         <w:pStyle w:val="2"/>
       </w:pPr>
-      <w:bookmarkStart w:id="14" w:name="_Toc153907028"/>
+      <w:bookmarkStart w:id="16" w:name="_Toc209550952"/>
       <w:r>
         <w:t xml:space="preserve">Лексический </w:t>
       </w:r>
       <w:r>
         <w:t>анализ</w:t>
       </w:r>
-      <w:bookmarkEnd w:id="14"/>
+      <w:bookmarkEnd w:id="16"/>
     </w:p>
     <w:p>
       <w:pPr>
@@ -11753,11 +12865,11 @@
       <w:pPr>
         <w:pStyle w:val="1"/>
       </w:pPr>
-      <w:bookmarkStart w:id="15" w:name="_Toc153907029"/>
+      <w:bookmarkStart w:id="17" w:name="_Toc209550953"/>
       <w:r>
         <w:t>Фразеология</w:t>
       </w:r>
-      <w:bookmarkEnd w:id="15"/>
+      <w:bookmarkEnd w:id="17"/>
     </w:p>
     <w:p>
       <w:pPr>
@@ -11897,11 +13009,11 @@
       <w:pPr>
         <w:pStyle w:val="1"/>
       </w:pPr>
-      <w:bookmarkStart w:id="16" w:name="_Toc153907030"/>
+      <w:bookmarkStart w:id="18" w:name="_Toc209550954"/>
       <w:r>
         <w:t>Морфемика</w:t>
       </w:r>
-      <w:bookmarkEnd w:id="16"/>
+      <w:bookmarkEnd w:id="18"/>
     </w:p>
     <w:p>
       <w:pPr>
@@ -11948,11 +13060,11 @@
       <w:pPr>
         <w:pStyle w:val="2"/>
       </w:pPr>
-      <w:bookmarkStart w:id="17" w:name="_Toc153907031"/>
+      <w:bookmarkStart w:id="19" w:name="_Toc209550955"/>
       <w:r>
         <w:t>Морфемный состав слова</w:t>
       </w:r>
-      <w:bookmarkEnd w:id="17"/>
+      <w:bookmarkEnd w:id="19"/>
     </w:p>
     <w:p>
       <w:pPr>
@@ -12227,85 +13339,6 @@
               </w:rPr>
               <w:pict>
                 <v:shape id="Рисунок 1" o:spid="_x0000_i1040" type="#_x0000_t75" style="width:27.75pt;height:18.75pt;visibility:visible;mso-wrap-style:square">
-                  <v:imagedata r:id="rId8" o:title=""/>
-                </v:shape>
-              </w:pict>
-            </w:r>
-          </w:p>
-        </w:tc>
-      </w:tr>
-      <w:tr>
-        <w:tc>
-          <w:tcPr>
-            <w:tcW w:w="2040" w:type="dxa"/>
-            <w:shd w:val="clear" w:color="auto" w:fill="auto"/>
-          </w:tcPr>
-          <w:p>
-            <w:pPr>
-              <w:pStyle w:val="042"/>
-            </w:pPr>
-            <w:r>
-              <w:rPr>
-                <w:b/>
-                <w:bCs/>
-              </w:rPr>
-              <w:t>Суффикс</w:t>
-            </w:r>
-          </w:p>
-        </w:tc>
-        <w:tc>
-          <w:tcPr>
-            <w:tcW w:w="7707" w:type="dxa"/>
-            <w:shd w:val="clear" w:color="auto" w:fill="auto"/>
-          </w:tcPr>
-          <w:p>
-            <w:pPr>
-              <w:pStyle w:val="042"/>
-            </w:pPr>
-            <w:r>
-              <w:t>Аффикс,</w:t>
-            </w:r>
-            <w:r>
-              <w:t xml:space="preserve"> наход</w:t>
-            </w:r>
-            <w:r>
-              <w:t>ящийся</w:t>
-            </w:r>
-            <w:r>
-              <w:t xml:space="preserve"> после корня (или другого суффикса) и служ</w:t>
-            </w:r>
-            <w:r>
-              <w:t>ащий</w:t>
-            </w:r>
-            <w:r>
-              <w:t xml:space="preserve"> для образования новых слов или грамматических форм</w:t>
-            </w:r>
-            <w:r>
-              <w:t xml:space="preserve"> </w:t>
-            </w:r>
-            <w:r>
-              <w:t>одного и того же</w:t>
-            </w:r>
-            <w:r>
-              <w:t xml:space="preserve"> слова.</w:t>
-            </w:r>
-          </w:p>
-        </w:tc>
-        <w:tc>
-          <w:tcPr>
-            <w:tcW w:w="906" w:type="dxa"/>
-            <w:shd w:val="clear" w:color="auto" w:fill="auto"/>
-          </w:tcPr>
-          <w:p>
-            <w:pPr>
-              <w:pStyle w:val="042"/>
-            </w:pPr>
-            <w:r>
-              <w:rPr>
-                <w:noProof/>
-              </w:rPr>
-              <w:pict>
-                <v:shape id="_x0000_i1041" type="#_x0000_t75" style="width:36.75pt;height:23.25pt;visibility:visible;mso-wrap-style:square">
                   <v:imagedata r:id="rId9" o:title=""/>
                 </v:shape>
               </w:pict>
@@ -12328,7 +13361,7 @@
                 <w:b/>
                 <w:bCs/>
               </w:rPr>
-              <w:t>Постфикс</w:t>
+              <w:t>Суффикс</w:t>
             </w:r>
           </w:p>
         </w:tc>
@@ -12342,19 +13375,31 @@
               <w:pStyle w:val="042"/>
             </w:pPr>
             <w:r>
-              <w:t>А</w:t>
-            </w:r>
-            <w:r>
-              <w:t>ффикс</w:t>
-            </w:r>
-            <w:r>
-              <w:t xml:space="preserve">, находящийся </w:t>
-            </w:r>
-            <w:r>
-              <w:t xml:space="preserve">после окончания и </w:t>
-            </w:r>
-            <w:r>
-              <w:t>служащий для образования новых слов или грамматических форм одного и того же слова.</w:t>
+              <w:t>Аффикс,</w:t>
+            </w:r>
+            <w:r>
+              <w:t xml:space="preserve"> наход</w:t>
+            </w:r>
+            <w:r>
+              <w:t>ящийся</w:t>
+            </w:r>
+            <w:r>
+              <w:t xml:space="preserve"> после корня (или другого суффикса) и служ</w:t>
+            </w:r>
+            <w:r>
+              <w:t>ащий</w:t>
+            </w:r>
+            <w:r>
+              <w:t xml:space="preserve"> для образования новых слов или грамматических форм</w:t>
+            </w:r>
+            <w:r>
+              <w:t xml:space="preserve"> </w:t>
+            </w:r>
+            <w:r>
+              <w:t>одного и того же</w:t>
+            </w:r>
+            <w:r>
+              <w:t xml:space="preserve"> слова.</w:t>
             </w:r>
           </w:p>
         </w:tc>
@@ -12372,7 +13417,7 @@
                 <w:noProof/>
               </w:rPr>
               <w:pict>
-                <v:shape id="_x0000_i1042" type="#_x0000_t75" style="width:26.25pt;height:19.5pt;visibility:visible;mso-wrap-style:square">
+                <v:shape id="_x0000_i1041" type="#_x0000_t75" style="width:36.75pt;height:23.25pt;visibility:visible;mso-wrap-style:square">
                   <v:imagedata r:id="rId10" o:title=""/>
                 </v:shape>
               </w:pict>
@@ -12395,7 +13440,7 @@
                 <w:b/>
                 <w:bCs/>
               </w:rPr>
-              <w:t>Интерфикс (соединительная гласная)</w:t>
+              <w:t>Постфикс</w:t>
             </w:r>
           </w:p>
         </w:tc>
@@ -12409,34 +13454,19 @@
               <w:pStyle w:val="042"/>
             </w:pPr>
             <w:r>
-              <w:t>С</w:t>
-            </w:r>
-            <w:r>
-              <w:t>ловообразующи</w:t>
-            </w:r>
-            <w:r>
-              <w:t>й</w:t>
-            </w:r>
-            <w:r>
-              <w:t xml:space="preserve"> аффикс, </w:t>
-            </w:r>
-            <w:r>
-              <w:t>выполняющий</w:t>
-            </w:r>
-            <w:r>
-              <w:t xml:space="preserve"> в слове функцию соединительн</w:t>
-            </w:r>
-            <w:r>
-              <w:t>ого</w:t>
-            </w:r>
-            <w:r>
-              <w:t xml:space="preserve"> элемент</w:t>
-            </w:r>
-            <w:r>
-              <w:t>а</w:t>
-            </w:r>
-            <w:r>
-              <w:t>.</w:t>
+              <w:t>А</w:t>
+            </w:r>
+            <w:r>
+              <w:t>ффикс</w:t>
+            </w:r>
+            <w:r>
+              <w:t xml:space="preserve">, находящийся </w:t>
+            </w:r>
+            <w:r>
+              <w:t xml:space="preserve">после окончания и </w:t>
+            </w:r>
+            <w:r>
+              <w:t>служащий для образования новых слов или грамматических форм одного и того же слова.</w:t>
             </w:r>
           </w:p>
         </w:tc>
@@ -12454,7 +13484,7 @@
                 <w:noProof/>
               </w:rPr>
               <w:pict>
-                <v:shape id="_x0000_i1043" type="#_x0000_t75" style="width:27pt;height:22.5pt;visibility:visible;mso-wrap-style:square">
+                <v:shape id="_x0000_i1042" type="#_x0000_t75" style="width:26.25pt;height:19.5pt;visibility:visible;mso-wrap-style:square">
                   <v:imagedata r:id="rId11" o:title=""/>
                 </v:shape>
               </w:pict>
@@ -12477,7 +13507,7 @@
                 <w:b/>
                 <w:bCs/>
               </w:rPr>
-              <w:t>Флексия (окончание)</w:t>
+              <w:t>Интерфикс (соединительная гласная)</w:t>
             </w:r>
           </w:p>
         </w:tc>
@@ -12491,84 +13521,34 @@
               <w:pStyle w:val="042"/>
             </w:pPr>
             <w:r>
-              <w:t>Формообразующий аффикс, служащий</w:t>
-            </w:r>
-            <w:r>
-              <w:t xml:space="preserve"> для связи слов в словосочетании и предложении. </w:t>
-            </w:r>
-            <w:r>
-              <w:t>М</w:t>
-            </w:r>
-            <w:r>
-              <w:t xml:space="preserve">ожет быть </w:t>
-            </w:r>
-            <w:r>
-              <w:rPr>
-                <w:b/>
-                <w:bCs/>
-              </w:rPr>
-              <w:t>выражено</w:t>
-            </w:r>
-            <w:r>
-              <w:t xml:space="preserve"> или </w:t>
-            </w:r>
-            <w:r>
-              <w:rPr>
-                <w:b/>
-                <w:bCs/>
-              </w:rPr>
-              <w:t>не выражено</w:t>
-            </w:r>
-            <w:r>
-              <w:rPr>
-                <w:b/>
-                <w:bCs/>
-              </w:rPr>
-              <w:t xml:space="preserve"> </w:t>
-            </w:r>
-            <w:r>
-              <w:rPr>
-                <w:b/>
-                <w:bCs/>
-              </w:rPr>
-              <w:t xml:space="preserve">(нулевое </w:t>
-            </w:r>
-            <w:r>
-              <w:rPr>
-                <w:b/>
-              </w:rPr>
-              <w:t>окончание</w:t>
-            </w:r>
-            <w:r>
-              <w:rPr>
-                <w:b/>
-                <w:bCs/>
-              </w:rPr>
-              <w:t>),</w:t>
-            </w:r>
-            <w:r>
-              <w:rPr>
-                <w:b/>
-                <w:bCs/>
-              </w:rPr>
-              <w:t xml:space="preserve"> </w:t>
-            </w:r>
-            <w:r>
-              <w:rPr>
-                <w:b/>
-                <w:bCs/>
-              </w:rPr>
-              <w:t>в неизменяемых</w:t>
-            </w:r>
-            <w:r>
-              <w:t xml:space="preserve"> словах </w:t>
-            </w:r>
-            <w:r>
-              <w:rPr>
-                <w:b/>
-                <w:bCs/>
-              </w:rPr>
-              <w:t>отсутствует.</w:t>
+              <w:t>С</w:t>
+            </w:r>
+            <w:r>
+              <w:t>ловообразующи</w:t>
+            </w:r>
+            <w:r>
+              <w:t>й</w:t>
+            </w:r>
+            <w:r>
+              <w:t xml:space="preserve"> аффикс, </w:t>
+            </w:r>
+            <w:r>
+              <w:t>выполняющий</w:t>
+            </w:r>
+            <w:r>
+              <w:t xml:space="preserve"> в слове функцию соединительн</w:t>
+            </w:r>
+            <w:r>
+              <w:t>ого</w:t>
+            </w:r>
+            <w:r>
+              <w:t xml:space="preserve"> элемент</w:t>
+            </w:r>
+            <w:r>
+              <w:t>а</w:t>
+            </w:r>
+            <w:r>
+              <w:t>.</w:t>
             </w:r>
           </w:p>
         </w:tc>
@@ -12586,7 +13566,7 @@
                 <w:noProof/>
               </w:rPr>
               <w:pict>
-                <v:shape id="_x0000_i1044" type="#_x0000_t75" style="width:33.75pt;height:19.5pt;visibility:visible;mso-wrap-style:square">
+                <v:shape id="_x0000_i1043" type="#_x0000_t75" style="width:27pt;height:22.5pt;visibility:visible;mso-wrap-style:square">
                   <v:imagedata r:id="rId12" o:title=""/>
                 </v:shape>
               </w:pict>
@@ -12594,19 +13574,160 @@
           </w:p>
         </w:tc>
       </w:tr>
+      <w:tr>
+        <w:tc>
+          <w:tcPr>
+            <w:tcW w:w="2040" w:type="dxa"/>
+            <w:shd w:val="clear" w:color="auto" w:fill="auto"/>
+          </w:tcPr>
+          <w:p>
+            <w:pPr>
+              <w:pStyle w:val="042"/>
+            </w:pPr>
+            <w:r>
+              <w:rPr>
+                <w:b/>
+                <w:bCs/>
+              </w:rPr>
+              <w:t>Флексия (окончание)</w:t>
+            </w:r>
+          </w:p>
+        </w:tc>
+        <w:tc>
+          <w:tcPr>
+            <w:tcW w:w="7707" w:type="dxa"/>
+            <w:shd w:val="clear" w:color="auto" w:fill="auto"/>
+          </w:tcPr>
+          <w:p>
+            <w:pPr>
+              <w:pStyle w:val="042"/>
+            </w:pPr>
+            <w:r>
+              <w:t>Формообразующий аффикс, служащий</w:t>
+            </w:r>
+            <w:r>
+              <w:t xml:space="preserve"> для связи слов в словосочетании и предложении. </w:t>
+            </w:r>
+            <w:r>
+              <w:t>М</w:t>
+            </w:r>
+            <w:r>
+              <w:t xml:space="preserve">ожет быть </w:t>
+            </w:r>
+            <w:r>
+              <w:rPr>
+                <w:b/>
+                <w:bCs/>
+              </w:rPr>
+              <w:t>выражено</w:t>
+            </w:r>
+            <w:r>
+              <w:t xml:space="preserve"> или </w:t>
+            </w:r>
+            <w:r>
+              <w:rPr>
+                <w:b/>
+                <w:bCs/>
+              </w:rPr>
+              <w:t>не выражено</w:t>
+            </w:r>
+            <w:r>
+              <w:rPr>
+                <w:b/>
+                <w:bCs/>
+              </w:rPr>
+              <w:t xml:space="preserve"> </w:t>
+            </w:r>
+            <w:r>
+              <w:rPr>
+                <w:b/>
+                <w:bCs/>
+              </w:rPr>
+              <w:t xml:space="preserve">(нулевое </w:t>
+            </w:r>
+            <w:r>
+              <w:rPr>
+                <w:b/>
+              </w:rPr>
+              <w:t>окончание</w:t>
+            </w:r>
+            <w:r>
+              <w:rPr>
+                <w:b/>
+                <w:bCs/>
+              </w:rPr>
+              <w:t>),</w:t>
+            </w:r>
+            <w:r>
+              <w:rPr>
+                <w:b/>
+                <w:bCs/>
+              </w:rPr>
+              <w:t xml:space="preserve"> </w:t>
+            </w:r>
+            <w:r>
+              <w:rPr>
+                <w:b/>
+                <w:bCs/>
+              </w:rPr>
+              <w:t>в неизменяемых</w:t>
+            </w:r>
+            <w:r>
+              <w:t xml:space="preserve"> словах </w:t>
+            </w:r>
+            <w:r>
+              <w:rPr>
+                <w:b/>
+                <w:bCs/>
+              </w:rPr>
+              <w:t>отсутствует.</w:t>
+            </w:r>
+          </w:p>
+        </w:tc>
+        <w:tc>
+          <w:tcPr>
+            <w:tcW w:w="906" w:type="dxa"/>
+            <w:shd w:val="clear" w:color="auto" w:fill="auto"/>
+          </w:tcPr>
+          <w:p>
+            <w:pPr>
+              <w:pStyle w:val="042"/>
+            </w:pPr>
+            <w:r>
+              <w:rPr>
+                <w:noProof/>
+              </w:rPr>
+              <w:pict>
+                <v:shape id="_x0000_i1044" type="#_x0000_t75" style="width:33.75pt;height:19.5pt;visibility:visible;mso-wrap-style:square">
+                  <v:imagedata r:id="rId13" o:title=""/>
+                </v:shape>
+              </w:pict>
+            </w:r>
+          </w:p>
+        </w:tc>
+      </w:tr>
     </w:tbl>
     <w:p>
       <w:pPr>
         <w:pStyle w:val="1"/>
       </w:pPr>
-      <w:bookmarkStart w:id="18" w:name="_Toc153907032"/>
-      <w:r>
-        <w:t>Словообразование</w:t>
-      </w:r>
-      <w:bookmarkEnd w:id="18"/>
     </w:p>
     <w:p>
       <w:pPr>
+        <w:pStyle w:val="1"/>
+      </w:pPr>
+      <w:r>
+        <w:br w:type="page"/>
+      </w:r>
+      <w:bookmarkStart w:id="20" w:name="_Toc209550956"/>
+      <w:r>
+        <w:lastRenderedPageBreak/>
+        <w:t>Словообразование</w:t>
+      </w:r>
+      <w:bookmarkEnd w:id="20"/>
+    </w:p>
+    <w:p>
+      <w:pPr>
         <w:pStyle w:val="042"/>
         <w:jc w:val="both"/>
       </w:pPr>
@@ -12663,11 +13784,11 @@
       <w:pPr>
         <w:pStyle w:val="2"/>
       </w:pPr>
-      <w:bookmarkStart w:id="19" w:name="_Toc153907033"/>
+      <w:bookmarkStart w:id="21" w:name="_Toc209550957"/>
       <w:r>
         <w:t>Способы словообразования</w:t>
       </w:r>
-      <w:bookmarkEnd w:id="19"/>
+      <w:bookmarkEnd w:id="21"/>
     </w:p>
     <w:p>
       <w:r>
@@ -12703,20 +13824,20 @@
               <v:path arrowok="t" fillok="f" o:connecttype="none"/>
               <o:lock v:ext="edit" shapetype="t"/>
             </v:shapetype>
-            <v:shape id="_s1295" o:spid="_x0000_s1295" type="#_x0000_t33" style="position:absolute;left:7755;top:15487;width:359;height:3961;rotation:180" o:connectortype="elbow" adj="-453952,-105543,-453952" strokeweight="2.25pt"/>
-            <v:shape id="_s1291" o:spid="_x0000_s1291" type="#_x0000_t33" style="position:absolute;left:7755;top:15487;width:359;height:2881;rotation:180" o:connectortype="elbow" adj="-453952,-137007,-453952" strokeweight="2.25pt"/>
-            <v:shape id="_s1289" o:spid="_x0000_s1289" type="#_x0000_t33" style="position:absolute;left:7755;top:15487;width:359;height:1801;rotation:180" o:connectortype="elbow" adj="-453952,-206199,-453952" strokeweight="2.25pt"/>
-            <v:shape id="_s1287" o:spid="_x0000_s1287" type="#_x0000_t33" style="position:absolute;left:7755;top:15487;width:359;height:721;rotation:180" o:connectortype="elbow" adj="-453952,-482586,-453952" strokeweight="2.25pt"/>
-            <v:shape id="_s1285" o:spid="_x0000_s1285" type="#_x0000_t33" style="position:absolute;left:2715;top:15487;width:360;height:2881;rotation:180" o:connectortype="elbow" adj="-151059,-137007,-151059" strokeweight="2.25pt"/>
-            <v:shape id="_s1283" o:spid="_x0000_s1283" type="#_x0000_t33" style="position:absolute;left:2715;top:15487;width:360;height:1801;rotation:180" o:connectortype="elbow" adj="-151059,-206199,-151059" strokeweight="2.25pt"/>
-            <v:shape id="_s1281" o:spid="_x0000_s1281" type="#_x0000_t33" style="position:absolute;left:2715;top:15487;width:360;height:721;rotation:180" o:connectortype="elbow" adj="-151059,-482586,-151059" strokeweight="2.25pt"/>
-            <v:shape id="_s1279" o:spid="_x0000_s1279" type="#_x0000_t34" style="position:absolute;left:6315;top:13328;width:360;height:2520;rotation:270;flip:x" o:connectortype="elbow" adj=",110428,-491600" strokeweight="2.25pt"/>
-            <v:shape id="_s1277" o:spid="_x0000_s1277" type="#_x0000_t34" style="position:absolute;left:5056;top:14587;width:360;height:1;rotation:270;flip:x" o:connectortype="elbow" adj=",237751200,-319440" strokeweight="2.25pt"/>
-            <v:shape id="_s1275" o:spid="_x0000_s1275" type="#_x0000_t34" style="position:absolute;left:3795;top:13328;width:360;height:2520;rotation:270" o:connectortype="elbow" adj=",-110479,-147200" strokeweight="2.25pt"/>
-            <v:shape id="_s1273" o:spid="_x0000_s1273" type="#_x0000_t34" style="position:absolute;left:10725;top:11618;width:360;height:3780;rotation:270;flip:x" o:connectortype="elbow" adj=",68212,-836000" strokeweight="2.25pt"/>
-            <v:shape id="_s1271" o:spid="_x0000_s1271" type="#_x0000_t34" style="position:absolute;left:9465;top:12878;width:360;height:1259;rotation:270;flip:x" o:connectortype="elbow" adj=",204698,-663760" strokeweight="2.25pt"/>
-            <v:shape id="_s1270" o:spid="_x0000_s1270" type="#_x0000_t34" style="position:absolute;left:8205;top:12877;width:360;height:1261;rotation:270" o:connectortype="elbow" adj=",-204508,-491520" strokeweight="2.25pt"/>
-            <v:shape id="_s1269" o:spid="_x0000_s1269" type="#_x0000_t34" style="position:absolute;left:6945;top:11618;width:360;height:3780;rotation:270" o:connectortype="elbow" adj=",-68212,-319360" strokeweight="2.25pt"/>
+            <v:shape id="_s1295" o:spid="_x0000_s1295" type="#_x0000_t33" style="position:absolute;left:7755;top:15487;width:359;height:3961;rotation:180" o:connectortype="elbow" adj="-453952,-53873,-453952" strokeweight="2.25pt"/>
+            <v:shape id="_s1291" o:spid="_x0000_s1291" type="#_x0000_t33" style="position:absolute;left:7755;top:15487;width:359;height:2881;rotation:180" o:connectortype="elbow" adj="-453952,-65969,-453952" strokeweight="2.25pt"/>
+            <v:shape id="_s1289" o:spid="_x0000_s1289" type="#_x0000_t33" style="position:absolute;left:7755;top:15487;width:359;height:1801;rotation:180" o:connectortype="elbow" adj="-453952,-92571,-453952" strokeweight="2.25pt"/>
+            <v:shape id="_s1287" o:spid="_x0000_s1287" type="#_x0000_t33" style="position:absolute;left:7755;top:15487;width:359;height:721;rotation:180" o:connectortype="elbow" adj="-453952,-198832,-453952" strokeweight="2.25pt"/>
+            <v:shape id="_s1285" o:spid="_x0000_s1285" type="#_x0000_t33" style="position:absolute;left:2715;top:15487;width:360;height:2881;rotation:180" o:connectortype="elbow" adj="-151059,-65969,-151059" strokeweight="2.25pt"/>
+            <v:shape id="_s1283" o:spid="_x0000_s1283" type="#_x0000_t33" style="position:absolute;left:2715;top:15487;width:360;height:1801;rotation:180" o:connectortype="elbow" adj="-151059,-92571,-151059" strokeweight="2.25pt"/>
+            <v:shape id="_s1281" o:spid="_x0000_s1281" type="#_x0000_t33" style="position:absolute;left:2715;top:15487;width:360;height:721;rotation:180" o:connectortype="elbow" adj="-151059,-198832,-151059" strokeweight="2.25pt"/>
+            <v:shape id="_s1279" o:spid="_x0000_s1279" type="#_x0000_t34" style="position:absolute;left:6315;top:13328;width:360;height:2520;rotation:270;flip:x" o:connectortype="elbow" adj=",39127,-491600" strokeweight="2.25pt"/>
+            <v:shape id="_s1277" o:spid="_x0000_s1277" type="#_x0000_t34" style="position:absolute;left:5056;top:14587;width:360;height:1;rotation:270;flip:x" o:connectortype="elbow" adj=",84240000,-319440" strokeweight="2.25pt"/>
+            <v:shape id="_s1275" o:spid="_x0000_s1275" type="#_x0000_t34" style="position:absolute;left:3795;top:13328;width:360;height:2520;rotation:270" o:connectortype="elbow" adj=",-39145,-147200" strokeweight="2.25pt"/>
+            <v:shape id="_s1273" o:spid="_x0000_s1273" type="#_x0000_t34" style="position:absolute;left:10725;top:11618;width:360;height:3780;rotation:270;flip:x" o:connectortype="elbow" adj=",20670,-836000" strokeweight="2.25pt"/>
+            <v:shape id="_s1271" o:spid="_x0000_s1271" type="#_x0000_t34" style="position:absolute;left:9465;top:12878;width:360;height:1259;rotation:270;flip:x" o:connectortype="elbow" adj=",62030,-663760" strokeweight="2.25pt"/>
+            <v:shape id="_s1270" o:spid="_x0000_s1270" type="#_x0000_t34" style="position:absolute;left:8205;top:12877;width:360;height:1261;rotation:270" o:connectortype="elbow" adj=",-61972,-491520" strokeweight="2.25pt"/>
+            <v:shape id="_s1269" o:spid="_x0000_s1269" type="#_x0000_t34" style="position:absolute;left:6945;top:11618;width:360;height:3780;rotation:270" o:connectortype="elbow" adj=",-20670,-319360" strokeweight="2.25pt"/>
             <v:rect id="_s1265" o:spid="_x0000_s1265" style="position:absolute;left:7934;top:12608;width:2160;height:720;v-text-anchor:middle" o:dgmlayout="0" o:dgmnodekind="1" filled="f">
               <v:textbox inset="0,0,0,0">
                 <w:txbxContent>
@@ -13121,7 +14242,6 @@
           <w:b/>
           <w:bCs/>
         </w:rPr>
-        <w:lastRenderedPageBreak/>
         <w:t xml:space="preserve">Аффиксация </w:t>
       </w:r>
       <w:r>
@@ -13568,11 +14688,11 @@
       <w:pPr>
         <w:pStyle w:val="2"/>
       </w:pPr>
-      <w:bookmarkStart w:id="20" w:name="_Toc153907034"/>
+      <w:bookmarkStart w:id="22" w:name="_Toc209550958"/>
       <w:r>
         <w:t>Морфемный и словообразовательный анализ</w:t>
       </w:r>
-      <w:bookmarkEnd w:id="20"/>
+      <w:bookmarkEnd w:id="22"/>
     </w:p>
     <w:p>
       <w:pPr>
@@ -13614,12 +14734,12 @@
       <w:r>
         <w:br w:type="page"/>
       </w:r>
-      <w:bookmarkStart w:id="21" w:name="_Toc153907035"/>
+      <w:bookmarkStart w:id="23" w:name="_Toc209550959"/>
       <w:r>
         <w:lastRenderedPageBreak/>
         <w:t>Морфология</w:t>
       </w:r>
-      <w:bookmarkEnd w:id="21"/>
+      <w:bookmarkEnd w:id="23"/>
     </w:p>
     <w:p>
       <w:r>
@@ -13636,21 +14756,21 @@
       <w:pPr>
         <w:pStyle w:val="2"/>
       </w:pPr>
-      <w:bookmarkStart w:id="22" w:name="_Toc153907036"/>
+      <w:bookmarkStart w:id="24" w:name="_Toc209550960"/>
       <w:r>
         <w:t>Самостоятельные части речи</w:t>
       </w:r>
-      <w:bookmarkEnd w:id="22"/>
+      <w:bookmarkEnd w:id="24"/>
     </w:p>
     <w:p>
       <w:pPr>
         <w:pStyle w:val="3"/>
       </w:pPr>
-      <w:bookmarkStart w:id="23" w:name="_Toc153907037"/>
+      <w:bookmarkStart w:id="25" w:name="_Toc209550961"/>
       <w:r>
         <w:t>Имя существительное</w:t>
       </w:r>
-      <w:bookmarkEnd w:id="23"/>
+      <w:bookmarkEnd w:id="25"/>
     </w:p>
     <w:tbl>
       <w:tblPr>
@@ -15043,12 +16163,12 @@
       <w:pPr>
         <w:pStyle w:val="3"/>
       </w:pPr>
-      <w:bookmarkStart w:id="24" w:name="_Toc153907038"/>
+      <w:bookmarkStart w:id="26" w:name="_Toc209550962"/>
       <w:r>
         <w:lastRenderedPageBreak/>
         <w:t>Имя прилагательное</w:t>
       </w:r>
-      <w:bookmarkEnd w:id="24"/>
+      <w:bookmarkEnd w:id="26"/>
     </w:p>
     <w:tbl>
       <w:tblPr>
@@ -15875,11 +16995,11 @@
       <w:pPr>
         <w:pStyle w:val="3"/>
       </w:pPr>
-      <w:bookmarkStart w:id="25" w:name="_Toc153907039"/>
+      <w:bookmarkStart w:id="27" w:name="_Toc209550963"/>
       <w:r>
         <w:t>Имя числительное</w:t>
       </w:r>
-      <w:bookmarkEnd w:id="25"/>
+      <w:bookmarkEnd w:id="27"/>
     </w:p>
     <w:tbl>
       <w:tblPr>
@@ -17080,11 +18200,11 @@
       <w:pPr>
         <w:pStyle w:val="3"/>
       </w:pPr>
-      <w:bookmarkStart w:id="26" w:name="_Toc153907040"/>
+      <w:bookmarkStart w:id="28" w:name="_Toc209550964"/>
       <w:r>
         <w:t>Глагол</w:t>
       </w:r>
-      <w:bookmarkEnd w:id="26"/>
+      <w:bookmarkEnd w:id="28"/>
     </w:p>
     <w:tbl>
       <w:tblPr>
@@ -18049,11 +19169,11 @@
       <w:pPr>
         <w:pStyle w:val="3"/>
       </w:pPr>
-      <w:bookmarkStart w:id="27" w:name="_Toc153907041"/>
+      <w:bookmarkStart w:id="29" w:name="_Toc209550965"/>
       <w:r>
         <w:t>Причастие</w:t>
       </w:r>
-      <w:bookmarkEnd w:id="27"/>
+      <w:bookmarkEnd w:id="29"/>
     </w:p>
     <w:tbl>
       <w:tblPr>
@@ -18896,11 +20016,11 @@
       <w:pPr>
         <w:pStyle w:val="3"/>
       </w:pPr>
-      <w:bookmarkStart w:id="28" w:name="_Toc153907042"/>
+      <w:bookmarkStart w:id="30" w:name="_Toc209550966"/>
       <w:r>
         <w:t>Деепричастие</w:t>
       </w:r>
-      <w:bookmarkEnd w:id="28"/>
+      <w:bookmarkEnd w:id="30"/>
     </w:p>
     <w:tbl>
       <w:tblPr>
@@ -19236,11 +20356,11 @@
       <w:pPr>
         <w:pStyle w:val="3"/>
       </w:pPr>
-      <w:bookmarkStart w:id="29" w:name="_Toc153907043"/>
+      <w:bookmarkStart w:id="31" w:name="_Toc209550967"/>
       <w:r>
         <w:t>Местоимение</w:t>
       </w:r>
-      <w:bookmarkEnd w:id="29"/>
+      <w:bookmarkEnd w:id="31"/>
     </w:p>
     <w:tbl>
       <w:tblPr>
@@ -19529,8 +20649,8 @@
         <w:tblLook w:val="01E0"/>
       </w:tblPr>
       <w:tblGrid>
-        <w:gridCol w:w="2434"/>
-        <w:gridCol w:w="4503"/>
+        <w:gridCol w:w="2388"/>
+        <w:gridCol w:w="4549"/>
         <w:gridCol w:w="3880"/>
       </w:tblGrid>
       <w:tr>
@@ -19539,7 +20659,7 @@
         </w:trPr>
         <w:tc>
           <w:tcPr>
-            <w:tcW w:w="2434" w:type="dxa"/>
+            <w:tcW w:w="2388" w:type="dxa"/>
             <w:shd w:val="clear" w:color="auto" w:fill="auto"/>
           </w:tcPr>
           <w:p>
@@ -19561,7 +20681,7 @@
         </w:tc>
         <w:tc>
           <w:tcPr>
-            <w:tcW w:w="4503" w:type="dxa"/>
+            <w:tcW w:w="4549" w:type="dxa"/>
             <w:shd w:val="clear" w:color="auto" w:fill="auto"/>
           </w:tcPr>
           <w:p>
@@ -20612,11 +21732,11 @@
       <w:pPr>
         <w:pStyle w:val="3"/>
       </w:pPr>
-      <w:bookmarkStart w:id="30" w:name="_Toc153907044"/>
+      <w:bookmarkStart w:id="32" w:name="_Toc209550968"/>
       <w:r>
         <w:t>Наречие</w:t>
       </w:r>
-      <w:bookmarkEnd w:id="30"/>
+      <w:bookmarkEnd w:id="32"/>
     </w:p>
     <w:tbl>
       <w:tblPr>
@@ -21033,11 +22153,11 @@
       <w:pPr>
         <w:pStyle w:val="3"/>
       </w:pPr>
-      <w:bookmarkStart w:id="31" w:name="_Toc153907045"/>
+      <w:bookmarkStart w:id="33" w:name="_Toc209550969"/>
       <w:r>
         <w:t>Категория состояния</w:t>
       </w:r>
-      <w:bookmarkEnd w:id="31"/>
+      <w:bookmarkEnd w:id="33"/>
     </w:p>
     <w:tbl>
       <w:tblPr>
@@ -21543,21 +22663,21 @@
       <w:pPr>
         <w:pStyle w:val="2"/>
       </w:pPr>
-      <w:bookmarkStart w:id="32" w:name="_Toc153907046"/>
+      <w:bookmarkStart w:id="34" w:name="_Toc209550970"/>
       <w:r>
         <w:t>Служебные части речи</w:t>
       </w:r>
-      <w:bookmarkEnd w:id="32"/>
+      <w:bookmarkEnd w:id="34"/>
     </w:p>
     <w:p>
       <w:pPr>
         <w:pStyle w:val="3"/>
       </w:pPr>
-      <w:bookmarkStart w:id="33" w:name="_Toc153907047"/>
+      <w:bookmarkStart w:id="35" w:name="_Toc209550971"/>
       <w:r>
         <w:t>Предлог</w:t>
       </w:r>
-      <w:bookmarkEnd w:id="33"/>
+      <w:bookmarkEnd w:id="35"/>
     </w:p>
     <w:tbl>
       <w:tblPr>
@@ -21760,11 +22880,11 @@
       <w:pPr>
         <w:pStyle w:val="3"/>
       </w:pPr>
-      <w:bookmarkStart w:id="34" w:name="_Toc153907048"/>
+      <w:bookmarkStart w:id="36" w:name="_Toc209550972"/>
       <w:r>
         <w:t>Союз</w:t>
       </w:r>
-      <w:bookmarkEnd w:id="34"/>
+      <w:bookmarkEnd w:id="36"/>
     </w:p>
     <w:tbl>
       <w:tblPr>
@@ -22491,8 +23611,7 @@
       </w:tr>
     </w:tbl>
     <w:p>
-      <w:bookmarkStart w:id="35" w:name="_Toc130936571"/>
-      <w:bookmarkStart w:id="36" w:name="_Toc153907049"/>
+      <w:bookmarkStart w:id="37" w:name="_Toc130936571"/>
       <w:r>
         <w:t>Союзы важно отличать от союзных слов – относительных местоимений или местоименных наречий.</w:t>
       </w:r>
@@ -22918,11 +24037,12 @@
       <w:pPr>
         <w:pStyle w:val="3"/>
       </w:pPr>
+      <w:bookmarkStart w:id="38" w:name="_Toc209550973"/>
       <w:r>
         <w:t>Частица</w:t>
       </w:r>
-      <w:bookmarkEnd w:id="35"/>
-      <w:bookmarkEnd w:id="36"/>
+      <w:bookmarkEnd w:id="37"/>
+      <w:bookmarkEnd w:id="38"/>
     </w:p>
     <w:tbl>
       <w:tblPr>
@@ -23564,14 +24684,14 @@
       <w:pPr>
         <w:pStyle w:val="2"/>
       </w:pPr>
-      <w:bookmarkStart w:id="37" w:name="_Toc153907050"/>
+      <w:bookmarkStart w:id="39" w:name="_Toc209550974"/>
       <w:r>
         <w:t>Междометия</w:t>
       </w:r>
       <w:r>
         <w:t xml:space="preserve"> и звукоподражания</w:t>
       </w:r>
-      <w:bookmarkEnd w:id="37"/>
+      <w:bookmarkEnd w:id="39"/>
     </w:p>
     <w:tbl>
       <w:tblPr>
@@ -24010,7 +25130,7 @@
       <w:r>
         <w:br w:type="page"/>
       </w:r>
-      <w:bookmarkStart w:id="38" w:name="_Toc153907051"/>
+      <w:bookmarkStart w:id="40" w:name="_Toc209550975"/>
       <w:r>
         <w:lastRenderedPageBreak/>
         <w:t>Синтаксис</w:t>
@@ -24018,7 +25138,7 @@
       <w:r>
         <w:t xml:space="preserve"> и пунктуация</w:t>
       </w:r>
-      <w:bookmarkEnd w:id="38"/>
+      <w:bookmarkEnd w:id="40"/>
     </w:p>
     <w:p>
       <w:pPr>
@@ -24065,11 +25185,11 @@
       <w:pPr>
         <w:pStyle w:val="1"/>
       </w:pPr>
-      <w:bookmarkStart w:id="39" w:name="_Toc153907052"/>
+      <w:bookmarkStart w:id="41" w:name="_Toc209550976"/>
       <w:r>
         <w:t>Словосочетание</w:t>
       </w:r>
-      <w:bookmarkEnd w:id="39"/>
+      <w:bookmarkEnd w:id="41"/>
     </w:p>
     <w:p>
       <w:pPr>
@@ -24573,14 +25693,14 @@
       <w:pPr>
         <w:pStyle w:val="1"/>
       </w:pPr>
-      <w:bookmarkStart w:id="40" w:name="_Toc153907053"/>
+      <w:bookmarkStart w:id="42" w:name="_Toc209550977"/>
       <w:r>
         <w:t>Предложение</w:t>
       </w:r>
       <w:r>
         <w:t>. Виды предложений</w:t>
       </w:r>
-      <w:bookmarkEnd w:id="40"/>
+      <w:bookmarkEnd w:id="42"/>
     </w:p>
     <w:p>
       <w:pPr>
@@ -24601,11 +25721,11 @@
       <w:pPr>
         <w:pStyle w:val="ab"/>
       </w:pPr>
-      <w:bookmarkStart w:id="41" w:name="_Toc153907054"/>
+      <w:bookmarkStart w:id="43" w:name="_Toc209550978"/>
       <w:r>
         <w:t>По цели высказывания</w:t>
       </w:r>
-      <w:bookmarkEnd w:id="41"/>
+      <w:bookmarkEnd w:id="43"/>
     </w:p>
     <w:p>
       <w:r>
@@ -24776,20 +25896,14 @@
       <w:pPr>
         <w:jc w:val="center"/>
       </w:pPr>
-      <w:bookmarkStart w:id="42" w:name="_Toc153907055"/>
+      <w:bookmarkStart w:id="44" w:name="_Toc209550979"/>
       <w:r>
         <w:rPr>
           <w:rStyle w:val="ac"/>
         </w:rPr>
-        <w:t>По эмоциональной окраске</w:t>
-      </w:r>
-      <w:r>
-        <w:rPr>
-          <w:rStyle w:val="ac"/>
-        </w:rPr>
-        <w:t>:</w:t>
-      </w:r>
-      <w:bookmarkEnd w:id="42"/>
+        <w:t xml:space="preserve">По эмоциональной окраске: </w:t>
+      </w:r>
+      <w:bookmarkEnd w:id="44"/>
       <w:r>
         <w:pict>
           <v:group id="_x0000_s1170" editas="orgchart" style="width:513pt;height:39.75pt;mso-position-horizontal-relative:char;mso-position-vertical-relative:line" coordorigin="1635,9255" coordsize="4680,1800">
@@ -24806,8 +25920,8 @@
               <v:path o:extrusionok="t" o:connecttype="none"/>
               <o:lock v:ext="edit" text="t"/>
             </v:shape>
-            <v:shape id="_s1172" o:spid="_x0000_s1172" type="#_x0000_t34" style="position:absolute;left:4425;top:9525;width:360;height:1260;rotation:270;flip:x" o:connectortype="elbow" adj="10732,90504,-1206883" strokeweight="2.25pt"/>
-            <v:shape id="_s1173" o:spid="_x0000_s1173" type="#_x0000_t34" style="position:absolute;left:3165;top:9525;width:360;height:1260;rotation:270" o:connectortype="elbow" adj="10732,-90537,-456317" strokeweight="2.25pt"/>
+            <v:shape id="_s1172" o:spid="_x0000_s1172" type="#_x0000_t34" style="position:absolute;left:4425;top:9525;width:360;height:1260;rotation:270;flip:x" o:connectortype="elbow" adj="10732,88347,-1206883" strokeweight="2.25pt"/>
+            <v:shape id="_s1173" o:spid="_x0000_s1173" type="#_x0000_t34" style="position:absolute;left:3165;top:9525;width:360;height:1260;rotation:270" o:connectortype="elbow" adj="10732,-88379,-456317" strokeweight="2.25pt"/>
             <v:rect id="_s1174" o:spid="_x0000_s1174" style="position:absolute;left:2895;top:9255;width:2160;height:720;v-text-anchor:middle" o:dgmlayout="0" o:dgmnodekind="1" filled="f">
               <v:textbox style="mso-next-textbox:#_s1174" inset="0,0,0,0">
                 <w:txbxContent>
@@ -24914,7 +26028,7 @@
       <w:pPr>
         <w:pStyle w:val="ab"/>
       </w:pPr>
-      <w:bookmarkStart w:id="43" w:name="_Toc153907056"/>
+      <w:bookmarkStart w:id="45" w:name="_Toc209550980"/>
       <w:r>
         <w:t>По</w:t>
       </w:r>
@@ -24924,7 +26038,7 @@
       <w:r>
         <w:t>:</w:t>
       </w:r>
-      <w:bookmarkEnd w:id="43"/>
+      <w:bookmarkEnd w:id="45"/>
     </w:p>
     <w:p>
       <w:r>
@@ -24943,8 +26057,8 @@
               <v:path o:extrusionok="t" o:connecttype="none"/>
               <o:lock v:ext="edit" text="t"/>
             </v:shape>
-            <v:shape id="_s1179" o:spid="_x0000_s1179" type="#_x0000_t34" style="position:absolute;left:4425;top:9525;width:360;height:1260;rotation:270;flip:x" o:connectortype="elbow" adj="10732,101894,-1196830" strokeweight="2.25pt"/>
-            <v:shape id="_s1180" o:spid="_x0000_s1180" type="#_x0000_t34" style="position:absolute;left:3165;top:9525;width:360;height:1260;rotation:270" o:connectortype="elbow" adj="10732,-101931,-446264" strokeweight="2.25pt"/>
+            <v:shape id="_s1179" o:spid="_x0000_s1179" type="#_x0000_t34" style="position:absolute;left:4425;top:9525;width:360;height:1260;rotation:270;flip:x" o:connectortype="elbow" adj="10732,99737,-1196830" strokeweight="2.25pt"/>
+            <v:shape id="_s1180" o:spid="_x0000_s1180" type="#_x0000_t34" style="position:absolute;left:3165;top:9525;width:360;height:1260;rotation:270" o:connectortype="elbow" adj="10732,-99773,-446264" strokeweight="2.25pt"/>
             <v:rect id="_s1181" o:spid="_x0000_s1181" style="position:absolute;left:2895;top:9255;width:2160;height:720;v-text-anchor:middle" o:dgmlayout="0" o:dgmnodekind="1" filled="f">
               <v:textbox style="mso-next-textbox:#_s1181" inset="0,0,0,0">
                 <w:txbxContent>
@@ -25068,7 +26182,7 @@
       <w:pPr>
         <w:pStyle w:val="2"/>
       </w:pPr>
-      <w:bookmarkStart w:id="44" w:name="_Toc153907057"/>
+      <w:bookmarkStart w:id="46" w:name="_Toc209550981"/>
       <w:r>
         <w:t xml:space="preserve">Сложное предложение. </w:t>
       </w:r>
@@ -25087,7 +26201,7 @@
       <w:r>
         <w:t>й</w:t>
       </w:r>
-      <w:bookmarkEnd w:id="44"/>
+      <w:bookmarkEnd w:id="46"/>
     </w:p>
     <w:p>
       <w:pPr>
@@ -25151,9 +26265,9 @@
               <v:path o:extrusionok="t" o:connecttype="none"/>
               <o:lock v:ext="edit" text="t"/>
             </v:shape>
-            <v:shape id="_s1211" o:spid="_x0000_s1211" type="#_x0000_t34" style="position:absolute;left:6315;top:8895;width:360;height:2520;rotation:270;flip:x" o:connectortype="elbow" adj="10732,92060,-1309313" strokeweight="2.25pt"/>
+            <v:shape id="_s1211" o:spid="_x0000_s1211" type="#_x0000_t34" style="position:absolute;left:6315;top:8895;width:360;height:2520;rotation:270;flip:x" o:connectortype="elbow" adj="10732,90400,-1309313" strokeweight="2.25pt"/>
             <v:shape id="_s1212" o:spid="_x0000_s1212" type="#_x0000_t32" style="position:absolute;left:5056;top:10154;width:360;height:1;rotation:270" o:connectortype="elbow" adj="-821479,-1,-821479" strokeweight="2.25pt"/>
-            <v:shape id="_s1213" o:spid="_x0000_s1213" type="#_x0000_t34" style="position:absolute;left:3795;top:8895;width:360;height:2520;rotation:270" o:connectortype="elbow" adj="10732,-92060,-333645" strokeweight="2.25pt"/>
+            <v:shape id="_s1213" o:spid="_x0000_s1213" type="#_x0000_t34" style="position:absolute;left:3795;top:8895;width:360;height:2520;rotation:270" o:connectortype="elbow" adj="10732,-90400,-333645" strokeweight="2.25pt"/>
             <v:rect id="_s1214" o:spid="_x0000_s1214" style="position:absolute;left:4155;top:9255;width:2160;height:720;v-text-anchor:middle" o:dgmlayout="0" o:dgmnodekind="1" filled="f">
               <v:textbox style="mso-next-textbox:#_s1214" inset="0,0,0,0">
                 <w:txbxContent>
@@ -25283,8 +26397,11 @@
               <w:jc w:val="center"/>
             </w:pPr>
             <w:r>
+              <w:t xml:space="preserve">не имеют ни подчинительных, </w:t>
+            </w:r>
+            <w:r>
               <w:lastRenderedPageBreak/>
-              <w:t>не имеют ни подчинительных, ни сочинительных союзов</w:t>
+              <w:t>ни сочинительных союзов</w:t>
             </w:r>
           </w:p>
         </w:tc>
@@ -25298,7 +26415,12 @@
               <w:jc w:val="center"/>
             </w:pPr>
             <w:r>
-              <w:t>подчинительная связь, т.е. одна основа зависит от другой</w:t>
+              <w:lastRenderedPageBreak/>
+              <w:t xml:space="preserve">подчинительная связь, т.е. одна </w:t>
+            </w:r>
+            <w:r>
+              <w:lastRenderedPageBreak/>
+              <w:t>основа зависит от другой</w:t>
             </w:r>
           </w:p>
         </w:tc>
@@ -25312,7 +26434,12 @@
               <w:jc w:val="center"/>
             </w:pPr>
             <w:r>
-              <w:t>сочинительная связь, т.е. основы равноправны.</w:t>
+              <w:lastRenderedPageBreak/>
+              <w:t xml:space="preserve">сочинительная связь, т.е. </w:t>
+            </w:r>
+            <w:r>
+              <w:lastRenderedPageBreak/>
+              <w:t>основы равноправны.</w:t>
             </w:r>
           </w:p>
         </w:tc>
@@ -25322,11 +26449,12 @@
       <w:pPr>
         <w:pStyle w:val="3"/>
       </w:pPr>
-      <w:bookmarkStart w:id="45" w:name="_Toc153907058"/>
-      <w:r>
+      <w:bookmarkStart w:id="47" w:name="_Toc209550982"/>
+      <w:r>
+        <w:lastRenderedPageBreak/>
         <w:t>Сложносочиненное предложение</w:t>
       </w:r>
-      <w:bookmarkEnd w:id="45"/>
+      <w:bookmarkEnd w:id="47"/>
     </w:p>
     <w:p>
       <w:pPr>
@@ -25723,11 +26851,11 @@
       <w:pPr>
         <w:pStyle w:val="3"/>
       </w:pPr>
-      <w:bookmarkStart w:id="46" w:name="_Toc153907059"/>
+      <w:bookmarkStart w:id="48" w:name="_Toc209550983"/>
       <w:r>
         <w:t>Сложноподчиненное предложение</w:t>
       </w:r>
-      <w:bookmarkEnd w:id="46"/>
+      <w:bookmarkEnd w:id="48"/>
     </w:p>
     <w:p>
       <w:pPr>
@@ -25821,7 +26949,7 @@
             <wp:cNvGraphicFramePr/>
             <a:graphic xmlns:a="http://schemas.openxmlformats.org/drawingml/2006/main">
               <a:graphicData uri="http://schemas.openxmlformats.org/drawingml/2006/diagram">
-                <dgm:relIds xmlns:dgm="http://schemas.openxmlformats.org/drawingml/2006/diagram" xmlns:r="http://schemas.openxmlformats.org/officeDocument/2006/relationships" r:dm="rId13" r:lo="rId14" r:qs="rId15" r:cs="rId16"/>
+                <dgm:relIds xmlns:dgm="http://schemas.openxmlformats.org/drawingml/2006/diagram" xmlns:r="http://schemas.openxmlformats.org/officeDocument/2006/relationships" r:dm="rId14" r:lo="rId15" r:qs="rId16" r:cs="rId17"/>
               </a:graphicData>
             </a:graphic>
           </wp:inline>
@@ -26118,11 +27246,11 @@
       <w:pPr>
         <w:pStyle w:val="3"/>
       </w:pPr>
-      <w:bookmarkStart w:id="47" w:name="_Toc153907060"/>
+      <w:bookmarkStart w:id="49" w:name="_Toc209550984"/>
       <w:r>
         <w:t>Бессоюзное предложение</w:t>
       </w:r>
-      <w:bookmarkEnd w:id="47"/>
+      <w:bookmarkEnd w:id="49"/>
     </w:p>
     <w:p>
       <w:r>
@@ -26299,14 +27427,7 @@
               <w:rPr>
                 <w:i/>
               </w:rPr>
-              <w:t xml:space="preserve">Всякому </w:t>
-            </w:r>
-            <w:r>
-              <w:rPr>
-                <w:i/>
-              </w:rPr>
-              <w:lastRenderedPageBreak/>
-              <w:t>давать на водку, так самому скоро придётся голодать</w:t>
+              <w:t>Всякому давать на водку, так самому скоро придётся голодать</w:t>
             </w:r>
           </w:p>
         </w:tc>
@@ -26732,6 +27853,12 @@
               <w:t>Противопоставление</w:t>
             </w:r>
             <w:r>
+              <w:rPr>
+                <w:b/>
+              </w:rPr>
+              <w:t xml:space="preserve"> или уступка</w:t>
+            </w:r>
+            <w:r>
               <w:t xml:space="preserve">, можно заменить ССП с противительными союзами </w:t>
             </w:r>
             <w:r>
@@ -26750,6 +27877,15 @@
               <w:t>или соединительными</w:t>
             </w:r>
             <w:r>
+              <w:t xml:space="preserve">, либо вставить </w:t>
+            </w:r>
+            <w:r>
+              <w:rPr>
+                <w:i/>
+              </w:rPr>
+              <w:t>несмотря на</w:t>
+            </w:r>
+            <w:r>
               <w:t xml:space="preserve">. </w:t>
             </w:r>
             <w:r>
@@ -26846,23 +27982,49 @@
             </w:r>
           </w:p>
           <w:p>
-            <w:r>
+            <w:pPr>
+              <w:rPr>
+                <w:i/>
+              </w:rPr>
+            </w:pPr>
+            <w:r>
+              <w:rPr>
+                <w:b/>
+              </w:rPr>
               <w:t>Б</w:t>
             </w:r>
             <w:r>
+              <w:rPr>
+                <w:b/>
+              </w:rPr>
               <w:t>ыстр</w:t>
             </w:r>
             <w:r>
+              <w:rPr>
+                <w:b/>
+              </w:rPr>
               <w:t>ая</w:t>
             </w:r>
             <w:r>
+              <w:rPr>
+                <w:b/>
+              </w:rPr>
               <w:t xml:space="preserve"> смен</w:t>
             </w:r>
             <w:r>
+              <w:rPr>
+                <w:b/>
+              </w:rPr>
               <w:t xml:space="preserve">а </w:t>
             </w:r>
             <w:r>
-              <w:t xml:space="preserve">событий, можно вставить </w:t>
+              <w:rPr>
+                <w:b/>
+              </w:rPr>
+              <w:t>событий</w:t>
+            </w:r>
+            <w:r>
+              <w:t xml:space="preserve">, можно вставить </w:t>
             </w:r>
             <w:r>
               <w:rPr>
@@ -26884,11 +28046,11 @@
       <w:pPr>
         <w:pStyle w:val="3"/>
       </w:pPr>
-      <w:bookmarkStart w:id="48" w:name="_Toc153907061"/>
+      <w:bookmarkStart w:id="50" w:name="_Toc209550985"/>
       <w:r>
         <w:t>Предложение с разными видами связи</w:t>
       </w:r>
-      <w:bookmarkEnd w:id="48"/>
+      <w:bookmarkEnd w:id="50"/>
     </w:p>
     <w:p>
       <w:pPr>
@@ -26922,7 +28084,7 @@
       <w:pPr>
         <w:pStyle w:val="2"/>
       </w:pPr>
-      <w:bookmarkStart w:id="49" w:name="_Toc153907062"/>
+      <w:bookmarkStart w:id="51" w:name="_Toc209550986"/>
       <w:r>
         <w:t xml:space="preserve">Простое предложение. </w:t>
       </w:r>
@@ -26941,17 +28103,17 @@
       <w:r>
         <w:t>й</w:t>
       </w:r>
-      <w:bookmarkEnd w:id="49"/>
+      <w:bookmarkEnd w:id="51"/>
     </w:p>
     <w:p>
       <w:pPr>
         <w:pStyle w:val="3"/>
       </w:pPr>
-      <w:bookmarkStart w:id="50" w:name="_Toc153907063"/>
+      <w:bookmarkStart w:id="52" w:name="_Toc209550987"/>
       <w:r>
         <w:t>По полноте:</w:t>
       </w:r>
-      <w:bookmarkEnd w:id="50"/>
+      <w:bookmarkEnd w:id="52"/>
     </w:p>
     <w:p>
       <w:r>
@@ -26970,8 +28132,8 @@
               <v:path o:extrusionok="t" o:connecttype="none"/>
               <o:lock v:ext="edit" text="t"/>
             </v:shape>
-            <v:shape id="_s1241" o:spid="_x0000_s1241" type="#_x0000_t34" style="position:absolute;left:4425;top:9525;width:360;height:1260;rotation:270;flip:x" o:connectortype="elbow" adj="10732,75518,-1196830" strokeweight="2.25pt"/>
-            <v:shape id="_s1242" o:spid="_x0000_s1242" type="#_x0000_t34" style="position:absolute;left:3165;top:9525;width:360;height:1260;rotation:270" o:connectortype="elbow" adj="10732,-75545,-446264" strokeweight="2.25pt"/>
+            <v:shape id="_s1241" o:spid="_x0000_s1241" type="#_x0000_t34" style="position:absolute;left:4425;top:9525;width:360;height:1260;rotation:270;flip:x" o:connectortype="elbow" adj="10732,84149,-1196830" strokeweight="2.25pt"/>
+            <v:shape id="_s1242" o:spid="_x0000_s1242" type="#_x0000_t34" style="position:absolute;left:3165;top:9525;width:360;height:1260;rotation:270" o:connectortype="elbow" adj="10732,-84179,-446264" strokeweight="2.25pt"/>
             <v:rect id="_s1243" o:spid="_x0000_s1243" style="position:absolute;left:2895;top:9255;width:2160;height:720;v-text-anchor:middle" o:dgmlayout="0" o:dgmnodekind="1" filled="f">
               <v:textbox style="mso-next-textbox:#_s1243" inset="0,0,0,0">
                 <w:txbxContent>
@@ -27127,7 +28289,7 @@
       <w:pPr>
         <w:pStyle w:val="3"/>
       </w:pPr>
-      <w:bookmarkStart w:id="51" w:name="_Toc153907064"/>
+      <w:bookmarkStart w:id="53" w:name="_Toc209550988"/>
       <w:r>
         <w:t xml:space="preserve">По </w:t>
       </w:r>
@@ -27137,7 +28299,7 @@
       <w:r>
         <w:t>:</w:t>
       </w:r>
-      <w:bookmarkEnd w:id="51"/>
+      <w:bookmarkEnd w:id="53"/>
     </w:p>
     <w:p>
       <w:r>
@@ -27156,8 +28318,8 @@
               <v:path o:extrusionok="t" o:connecttype="none"/>
               <o:lock v:ext="edit" text="t"/>
             </v:shape>
-            <v:shape id="_s1227" o:spid="_x0000_s1227" type="#_x0000_t34" style="position:absolute;left:4425;top:9525;width:360;height:1260;rotation:270;flip:x" o:connectortype="elbow" adj="10732,86619,-1196830" strokeweight="2.25pt"/>
-            <v:shape id="_s1228" o:spid="_x0000_s1228" type="#_x0000_t34" style="position:absolute;left:3165;top:9525;width:360;height:1260;rotation:270" o:connectortype="elbow" adj="10732,-86650,-446264" strokeweight="2.25pt"/>
+            <v:shape id="_s1227" o:spid="_x0000_s1227" type="#_x0000_t34" style="position:absolute;left:4425;top:9525;width:360;height:1260;rotation:270;flip:x" o:connectortype="elbow" adj="10732,95250,-1196830" strokeweight="2.25pt"/>
+            <v:shape id="_s1228" o:spid="_x0000_s1228" type="#_x0000_t34" style="position:absolute;left:3165;top:9525;width:360;height:1260;rotation:270" o:connectortype="elbow" adj="10732,-95284,-446264" strokeweight="2.25pt"/>
             <v:rect id="_s1229" o:spid="_x0000_s1229" style="position:absolute;left:2895;top:9255;width:2160;height:720;v-text-anchor:middle" o:dgmlayout="0" o:dgmnodekind="1" filled="f">
               <v:textbox style="mso-next-textbox:#_s1229" inset="0,0,0,0">
                 <w:txbxContent>
@@ -27281,7 +28443,7 @@
       <w:pPr>
         <w:pStyle w:val="3"/>
       </w:pPr>
-      <w:bookmarkStart w:id="52" w:name="_Toc153907065"/>
+      <w:bookmarkStart w:id="54" w:name="_Toc209550989"/>
       <w:r>
         <w:t xml:space="preserve">По </w:t>
       </w:r>
@@ -27291,7 +28453,7 @@
       <w:r>
         <w:t>:</w:t>
       </w:r>
-      <w:bookmarkEnd w:id="52"/>
+      <w:bookmarkEnd w:id="54"/>
     </w:p>
     <w:p>
       <w:r>
@@ -27310,8 +28472,8 @@
               <v:path o:extrusionok="t" o:connecttype="none"/>
               <o:lock v:ext="edit" text="t"/>
             </v:shape>
-            <v:shape id="_s1253" o:spid="_x0000_s1253" type="#_x0000_t34" style="position:absolute;left:4425;top:9525;width:360;height:1260;rotation:270;flip:x" o:connectortype="elbow" adj="10732,97720,-1196830" strokeweight="2.25pt"/>
-            <v:shape id="_s1254" o:spid="_x0000_s1254" type="#_x0000_t34" style="position:absolute;left:3165;top:9525;width:360;height:1260;rotation:270" o:connectortype="elbow" adj="10732,-97755,-446264" strokeweight="2.25pt"/>
+            <v:shape id="_s1253" o:spid="_x0000_s1253" type="#_x0000_t34" style="position:absolute;left:4425;top:9525;width:360;height:1260;rotation:270;flip:x" o:connectortype="elbow" adj="10732,106350,-1196830" strokeweight="2.25pt"/>
+            <v:shape id="_s1254" o:spid="_x0000_s1254" type="#_x0000_t34" style="position:absolute;left:3165;top:9525;width:360;height:1260;rotation:270" o:connectortype="elbow" adj="10732,-106389,-446264" strokeweight="2.25pt"/>
             <v:rect id="_s1255" o:spid="_x0000_s1255" style="position:absolute;left:2895;top:9255;width:2160;height:720;v-text-anchor:middle" o:dgmlayout="0" o:dgmnodekind="1" filled="f">
               <v:textbox style="mso-next-textbox:#_s1255" inset="0,0,0,0">
                 <w:txbxContent>
@@ -27476,7 +28638,7 @@
       <w:pPr>
         <w:pStyle w:val="3"/>
       </w:pPr>
-      <w:bookmarkStart w:id="53" w:name="_Toc153907066"/>
+      <w:bookmarkStart w:id="55" w:name="_Toc209550990"/>
       <w:r>
         <w:t xml:space="preserve">По </w:t>
       </w:r>
@@ -27486,7 +28648,7 @@
       <w:r>
         <w:t>:</w:t>
       </w:r>
-      <w:bookmarkEnd w:id="53"/>
+      <w:bookmarkEnd w:id="55"/>
     </w:p>
     <w:p>
       <w:r>
@@ -27505,8 +28667,8 @@
               <v:path o:extrusionok="t" o:connecttype="none"/>
               <o:lock v:ext="edit" text="t"/>
             </v:shape>
-            <v:shape id="_s1234" o:spid="_x0000_s1234" type="#_x0000_t34" style="position:absolute;left:4425;top:9525;width:360;height:1260;rotation:270;flip:x" o:connectortype="elbow" adj="10732,108821,-1196830" strokeweight="2.25pt"/>
-            <v:shape id="_s1235" o:spid="_x0000_s1235" type="#_x0000_t34" style="position:absolute;left:3165;top:9525;width:360;height:1260;rotation:270" o:connectortype="elbow" adj="10732,-108860,-446264" strokeweight="2.25pt"/>
+            <v:shape id="_s1234" o:spid="_x0000_s1234" type="#_x0000_t34" style="position:absolute;left:4425;top:9525;width:360;height:1260;rotation:270;flip:x" o:connectortype="elbow" adj="10732,117451,-1196830" strokeweight="2.25pt"/>
+            <v:shape id="_s1235" o:spid="_x0000_s1235" type="#_x0000_t34" style="position:absolute;left:3165;top:9525;width:360;height:1260;rotation:270" o:connectortype="elbow" adj="10732,-117494,-446264" strokeweight="2.25pt"/>
             <v:rect id="_s1236" o:spid="_x0000_s1236" style="position:absolute;left:2895;top:9255;width:2160;height:720;v-text-anchor:middle" o:dgmlayout="0" o:dgmnodekind="1" filled="f">
               <v:textbox style="mso-next-textbox:#_s1236" inset="0,0,0,0">
                 <w:txbxContent>
@@ -27630,7 +28792,7 @@
       <w:pPr>
         <w:pStyle w:val="3"/>
       </w:pPr>
-      <w:bookmarkStart w:id="54" w:name="_Toc153907067"/>
+      <w:bookmarkStart w:id="56" w:name="_Toc209550991"/>
       <w:r>
         <w:lastRenderedPageBreak/>
         <w:t>О</w:t>
@@ -27647,7 +28809,7 @@
       <w:r>
         <w:t>е. Виды односоставных предложений</w:t>
       </w:r>
-      <w:bookmarkEnd w:id="54"/>
+      <w:bookmarkEnd w:id="56"/>
     </w:p>
     <w:p>
       <w:r>
@@ -28619,7 +29781,7 @@
           <w:szCs w:val="28"/>
         </w:rPr>
       </w:pPr>
-      <w:bookmarkStart w:id="55" w:name="_Toc153907068"/>
+      <w:bookmarkStart w:id="57" w:name="_Toc209550992"/>
       <w:r>
         <w:rPr>
           <w:b/>
@@ -28630,7 +29792,7 @@
         </w:rPr>
         <w:t>Члены предложения</w:t>
       </w:r>
-      <w:bookmarkEnd w:id="55"/>
+      <w:bookmarkEnd w:id="57"/>
     </w:p>
     <w:p>
       <w:pPr>
@@ -28645,7 +29807,7 @@
           <w:szCs w:val="28"/>
         </w:rPr>
       </w:pPr>
-      <w:bookmarkStart w:id="56" w:name="_Toc153907069"/>
+      <w:bookmarkStart w:id="58" w:name="_Toc209550993"/>
       <w:r>
         <w:rPr>
           <w:b/>
@@ -28656,7 +29818,7 @@
         </w:rPr>
         <w:t>Главные члены</w:t>
       </w:r>
-      <w:bookmarkEnd w:id="56"/>
+      <w:bookmarkEnd w:id="58"/>
     </w:p>
     <w:p>
       <w:r>
@@ -28693,7 +29855,7 @@
           <w:szCs w:val="26"/>
         </w:rPr>
       </w:pPr>
-      <w:bookmarkStart w:id="57" w:name="_Toc153907070"/>
+      <w:bookmarkStart w:id="59" w:name="_Toc209550994"/>
       <w:r>
         <w:rPr>
           <w:b/>
@@ -28703,7 +29865,7 @@
         </w:rPr>
         <w:t>Подлежащее и способы его выражения</w:t>
       </w:r>
-      <w:bookmarkEnd w:id="57"/>
+      <w:bookmarkEnd w:id="59"/>
     </w:p>
     <w:p>
       <w:pPr>
@@ -29341,7 +30503,7 @@
           <w:szCs w:val="26"/>
         </w:rPr>
       </w:pPr>
-      <w:bookmarkStart w:id="58" w:name="_Toc153907071"/>
+      <w:bookmarkStart w:id="60" w:name="_Toc209550995"/>
       <w:r>
         <w:rPr>
           <w:b/>
@@ -29352,7 +30514,7 @@
         </w:rPr>
         <w:t>Сказуемое и способы его выражения</w:t>
       </w:r>
-      <w:bookmarkEnd w:id="58"/>
+      <w:bookmarkEnd w:id="60"/>
     </w:p>
     <w:p>
       <w:r>
@@ -30898,7 +32060,7 @@
           <w:szCs w:val="26"/>
         </w:rPr>
       </w:pPr>
-      <w:bookmarkStart w:id="59" w:name="_Toc153907072"/>
+      <w:bookmarkStart w:id="61" w:name="_Toc209550996"/>
       <w:r>
         <w:rPr>
           <w:b/>
@@ -30909,7 +32071,7 @@
         </w:rPr>
         <w:t>Тире между подлежащим и сказуемым</w:t>
       </w:r>
-      <w:bookmarkEnd w:id="59"/>
+      <w:bookmarkEnd w:id="61"/>
     </w:p>
     <w:tbl>
       <w:tblPr>
@@ -31309,10 +32471,16 @@
               <w:t>Связка –</w:t>
             </w:r>
             <w:r>
-              <w:t xml:space="preserve"> сравнительный союз как, будто, словно, точно</w:t>
+              <w:t xml:space="preserve"> сравнительн</w:t>
+            </w:r>
+            <w:r>
+              <w:t>ый союз как, будто</w:t>
             </w:r>
             <w:r>
               <w:t xml:space="preserve"> и т.п.</w:t>
+            </w:r>
+            <w:r>
+              <w:t xml:space="preserve"> или частица</w:t>
             </w:r>
           </w:p>
         </w:tc>
@@ -31349,7 +32517,7 @@
               <w:widowControl w:val="0"/>
             </w:pPr>
             <w:r>
-              <w:t>Перед сказуемым есть отрицание не.</w:t>
+              <w:t>Инверсия</w:t>
             </w:r>
           </w:p>
         </w:tc>
@@ -31369,7 +32537,7 @@
               <w:rPr>
                 <w:i/>
               </w:rPr>
-              <w:t>Сердце не камень.</w:t>
+              <w:t>Славное место этот лес.</w:t>
             </w:r>
           </w:p>
         </w:tc>
@@ -31386,19 +32554,7 @@
               <w:widowControl w:val="0"/>
             </w:pPr>
             <w:r>
-              <w:t>Перед сказуемым есть втор</w:t>
-            </w:r>
-            <w:r>
-              <w:t>остепенный</w:t>
-            </w:r>
-            <w:r>
-              <w:t xml:space="preserve"> член, относ</w:t>
-            </w:r>
-            <w:r>
-              <w:t>ящийся</w:t>
-            </w:r>
-            <w:r>
-              <w:t xml:space="preserve"> к нему</w:t>
+              <w:t>Перед сказуемым есть отрицание не.</w:t>
             </w:r>
           </w:p>
         </w:tc>
@@ -31418,7 +32574,7 @@
               <w:rPr>
                 <w:i/>
               </w:rPr>
-              <w:t>Коля мне друг.</w:t>
+              <w:t>Сердце не камень.</w:t>
             </w:r>
           </w:p>
         </w:tc>
@@ -31435,7 +32591,19 @@
               <w:widowControl w:val="0"/>
             </w:pPr>
             <w:r>
-              <w:t>Существительное – прилагательное.</w:t>
+              <w:t>Перед сказуемым есть втор</w:t>
+            </w:r>
+            <w:r>
+              <w:t>остепенный</w:t>
+            </w:r>
+            <w:r>
+              <w:t xml:space="preserve"> член, относ</w:t>
+            </w:r>
+            <w:r>
+              <w:t>ящийся</w:t>
+            </w:r>
+            <w:r>
+              <w:t xml:space="preserve"> к нему</w:t>
             </w:r>
           </w:p>
         </w:tc>
@@ -31455,7 +32623,7 @@
               <w:rPr>
                 <w:i/>
               </w:rPr>
-              <w:t>Воздух тих и свеж.</w:t>
+              <w:t>Коля мне друг.</w:t>
             </w:r>
           </w:p>
         </w:tc>
@@ -31472,6 +32640,43 @@
               <w:widowControl w:val="0"/>
             </w:pPr>
             <w:r>
+              <w:t>Существительное – прилагательное.</w:t>
+            </w:r>
+          </w:p>
+        </w:tc>
+        <w:tc>
+          <w:tcPr>
+            <w:tcW w:w="3431" w:type="dxa"/>
+            <w:shd w:val="clear" w:color="auto" w:fill="auto"/>
+          </w:tcPr>
+          <w:p>
+            <w:pPr>
+              <w:widowControl w:val="0"/>
+              <w:rPr>
+                <w:i/>
+              </w:rPr>
+            </w:pPr>
+            <w:r>
+              <w:rPr>
+                <w:i/>
+              </w:rPr>
+              <w:t>Воздух тих и свеж.</w:t>
+            </w:r>
+          </w:p>
+        </w:tc>
+      </w:tr>
+      <w:tr>
+        <w:tc>
+          <w:tcPr>
+            <w:tcW w:w="7054" w:type="dxa"/>
+            <w:gridSpan w:val="2"/>
+            <w:shd w:val="clear" w:color="auto" w:fill="auto"/>
+          </w:tcPr>
+          <w:p>
+            <w:pPr>
+              <w:widowControl w:val="0"/>
+            </w:pPr>
+            <w:r>
               <w:t>Между подл</w:t>
             </w:r>
             <w:r>
@@ -31484,7 +32689,13 @@
               <w:t>уемым</w:t>
             </w:r>
             <w:r>
-              <w:t xml:space="preserve"> есть вводное слово.</w:t>
+              <w:t xml:space="preserve"> есть вводное слово</w:t>
+            </w:r>
+            <w:r>
+              <w:t xml:space="preserve"> или обращение</w:t>
+            </w:r>
+            <w:r>
+              <w:t>.</w:t>
             </w:r>
           </w:p>
         </w:tc>
@@ -31524,7 +32735,7 @@
           <w:szCs w:val="28"/>
         </w:rPr>
       </w:pPr>
-      <w:bookmarkStart w:id="60" w:name="_Toc153907073"/>
+      <w:bookmarkStart w:id="62" w:name="_Toc209550997"/>
       <w:r>
         <w:rPr>
           <w:b/>
@@ -31536,7 +32747,7 @@
         </w:rPr>
         <w:t>Второстепенные члены</w:t>
       </w:r>
-      <w:bookmarkEnd w:id="60"/>
+      <w:bookmarkEnd w:id="62"/>
     </w:p>
     <w:p>
       <w:pPr>
@@ -31551,7 +32762,7 @@
           <w:szCs w:val="26"/>
         </w:rPr>
       </w:pPr>
-      <w:bookmarkStart w:id="61" w:name="_Toc153907074"/>
+      <w:bookmarkStart w:id="63" w:name="_Toc209550998"/>
       <w:r>
         <w:rPr>
           <w:b/>
@@ -31562,7 +32773,7 @@
         </w:rPr>
         <w:t>Определение. Виды определений.</w:t>
       </w:r>
-      <w:bookmarkEnd w:id="61"/>
+      <w:bookmarkEnd w:id="63"/>
     </w:p>
     <w:p>
       <w:r>
@@ -32279,7 +33490,7 @@
           <w:szCs w:val="26"/>
         </w:rPr>
       </w:pPr>
-      <w:bookmarkStart w:id="62" w:name="_Toc153907075"/>
+      <w:bookmarkStart w:id="64" w:name="_Toc209550999"/>
       <w:r>
         <w:rPr>
           <w:b/>
@@ -32289,7 +33500,7 @@
         </w:rPr>
         <w:t>Дополнение. Виды дополнений.</w:t>
       </w:r>
-      <w:bookmarkEnd w:id="62"/>
+      <w:bookmarkEnd w:id="64"/>
     </w:p>
     <w:p>
       <w:r>
@@ -32733,7 +33944,7 @@
           <w:szCs w:val="26"/>
         </w:rPr>
       </w:pPr>
-      <w:bookmarkStart w:id="63" w:name="_Toc153907076"/>
+      <w:bookmarkStart w:id="65" w:name="_Toc209551000"/>
       <w:r>
         <w:rPr>
           <w:b/>
@@ -32743,7 +33954,7 @@
         </w:rPr>
         <w:t>Обстоятельство. Виды обстоятельств.</w:t>
       </w:r>
-      <w:bookmarkEnd w:id="63"/>
+      <w:bookmarkEnd w:id="65"/>
     </w:p>
     <w:p>
       <w:r>
@@ -33256,29 +34467,26 @@
       <w:pPr>
         <w:pStyle w:val="2"/>
       </w:pPr>
-      <w:bookmarkStart w:id="64" w:name="_Toc153907077"/>
-      <w:r>
+      <w:bookmarkStart w:id="66" w:name="_Toc209551001"/>
+      <w:r>
+        <w:lastRenderedPageBreak/>
         <w:t>Осложнение в предложении. Простое осложненное предложение</w:t>
       </w:r>
-      <w:bookmarkEnd w:id="64"/>
+      <w:bookmarkEnd w:id="66"/>
     </w:p>
     <w:p>
       <w:pPr>
         <w:pStyle w:val="3"/>
       </w:pPr>
-      <w:bookmarkStart w:id="65" w:name="_Toc153907078"/>
+      <w:bookmarkStart w:id="67" w:name="_Toc209551002"/>
       <w:r>
         <w:t>Однородные члены</w:t>
       </w:r>
-      <w:bookmarkEnd w:id="65"/>
+      <w:bookmarkEnd w:id="67"/>
     </w:p>
     <w:p>
       <w:r>
-        <w:t xml:space="preserve">Члены предложения, отвечающие на один и тот же вопрос, выполняющие одинаковые синтаксические функции, соединенные сочинительной связью, как главные, так и второстепенные. </w:t>
-      </w:r>
-      <w:r>
-        <w:lastRenderedPageBreak/>
-        <w:t>Однородные члены могут быть распространенными и нераспространенными. Связаны между собой интонацией перечисления и/или сочинительными союзами.</w:t>
+        <w:t>Члены предложения, отвечающие на один и тот же вопрос, выполняющие одинаковые синтаксические функции, соединенные сочинительной связью, как главные, так и второстепенные. Однородные члены могут быть распространенными и нераспространенными. Связаны между собой интонацией перечисления и/или сочинительными союзами.</w:t>
       </w:r>
     </w:p>
     <w:p>
@@ -34122,11 +35330,11 @@
       <w:pPr>
         <w:pStyle w:val="3"/>
       </w:pPr>
-      <w:bookmarkStart w:id="66" w:name="_Toc153907079"/>
+      <w:bookmarkStart w:id="68" w:name="_Toc209551003"/>
       <w:r>
         <w:t>Обособление. Обособленные члены</w:t>
       </w:r>
-      <w:bookmarkEnd w:id="66"/>
+      <w:bookmarkEnd w:id="68"/>
     </w:p>
     <w:p>
       <w:r>
@@ -34206,14 +35414,14 @@
       <w:pPr>
         <w:pStyle w:val="3"/>
       </w:pPr>
-      <w:bookmarkStart w:id="67" w:name="_Toc153907080"/>
+      <w:bookmarkStart w:id="69" w:name="_Toc209551004"/>
       <w:r>
         <w:t>О</w:t>
       </w:r>
       <w:r>
         <w:t>пределения</w:t>
       </w:r>
-      <w:bookmarkEnd w:id="67"/>
+      <w:bookmarkEnd w:id="69"/>
     </w:p>
     <w:tbl>
       <w:tblPr>
@@ -34345,7 +35553,11 @@
               <w:t>еделения</w:t>
             </w:r>
             <w:r>
-              <w:t xml:space="preserve"> после определяемого слова.</w:t>
+              <w:t xml:space="preserve"> после </w:t>
+            </w:r>
+            <w:r>
+              <w:lastRenderedPageBreak/>
+              <w:t>определяемого слова.</w:t>
             </w:r>
           </w:p>
         </w:tc>
@@ -34364,7 +35576,15 @@
               <w:rPr>
                 <w:i/>
               </w:rPr>
-              <w:t>Вот каким увидел я себя в это утро, яркое и солнечное.</w:t>
+              <w:lastRenderedPageBreak/>
+              <w:t xml:space="preserve">Вот каким увидел я себя в это утро, </w:t>
+            </w:r>
+            <w:r>
+              <w:rPr>
+                <w:i/>
+              </w:rPr>
+              <w:lastRenderedPageBreak/>
+              <w:t>яркое и солнечное.</w:t>
             </w:r>
           </w:p>
         </w:tc>
@@ -34377,6 +35597,7 @@
           </w:tcPr>
           <w:p>
             <w:r>
+              <w:lastRenderedPageBreak/>
               <w:t>Любые опр., относящиеся к личному мест.</w:t>
             </w:r>
           </w:p>
@@ -34447,7 +35668,6 @@
           </w:tcPr>
           <w:p>
             <w:r>
-              <w:lastRenderedPageBreak/>
               <w:t>Близкие по значению к сказуемому (если можно превратить в сказуемое).</w:t>
             </w:r>
           </w:p>
@@ -34570,14 +35790,14 @@
       <w:pPr>
         <w:pStyle w:val="3"/>
       </w:pPr>
-      <w:bookmarkStart w:id="68" w:name="_Toc153907081"/>
+      <w:bookmarkStart w:id="70" w:name="_Toc209551005"/>
       <w:r>
         <w:t>П</w:t>
       </w:r>
       <w:r>
         <w:t>риложения</w:t>
       </w:r>
-      <w:bookmarkEnd w:id="68"/>
+      <w:bookmarkEnd w:id="70"/>
     </w:p>
     <w:tbl>
       <w:tblPr>
@@ -34971,14 +36191,14 @@
       <w:pPr>
         <w:pStyle w:val="3"/>
       </w:pPr>
-      <w:bookmarkStart w:id="69" w:name="_Toc153907082"/>
+      <w:bookmarkStart w:id="71" w:name="_Toc209551006"/>
       <w:r>
         <w:t>О</w:t>
       </w:r>
       <w:r>
         <w:t>бстоятельства</w:t>
       </w:r>
-      <w:bookmarkEnd w:id="69"/>
+      <w:bookmarkEnd w:id="71"/>
     </w:p>
     <w:tbl>
       <w:tblPr>
@@ -35256,14 +36476,14 @@
       <w:pPr>
         <w:pStyle w:val="3"/>
       </w:pPr>
-      <w:bookmarkStart w:id="70" w:name="_Toc153907083"/>
+      <w:bookmarkStart w:id="72" w:name="_Toc209551007"/>
       <w:r>
         <w:t>Д</w:t>
       </w:r>
       <w:r>
         <w:t>ополнения</w:t>
       </w:r>
-      <w:bookmarkEnd w:id="70"/>
+      <w:bookmarkEnd w:id="72"/>
     </w:p>
     <w:tbl>
       <w:tblPr>
@@ -35577,11 +36797,12 @@
       <w:pPr>
         <w:pStyle w:val="3"/>
       </w:pPr>
-      <w:bookmarkStart w:id="71" w:name="_Toc153907084"/>
-      <w:r>
+      <w:bookmarkStart w:id="73" w:name="_Toc209551008"/>
+      <w:r>
+        <w:lastRenderedPageBreak/>
         <w:t>Уточняющие члены предложения</w:t>
       </w:r>
-      <w:bookmarkEnd w:id="71"/>
+      <w:bookmarkEnd w:id="73"/>
     </w:p>
     <w:p>
       <w:r>
@@ -35668,7 +36889,6 @@
         <w:rPr>
           <w:b/>
         </w:rPr>
-        <w:lastRenderedPageBreak/>
         <w:t>Уточняющий</w:t>
       </w:r>
       <w:r>
@@ -35706,11 +36926,11 @@
       <w:pPr>
         <w:pStyle w:val="3"/>
       </w:pPr>
-      <w:bookmarkStart w:id="72" w:name="_Toc153907085"/>
+      <w:bookmarkStart w:id="74" w:name="_Toc209551009"/>
       <w:r>
         <w:t>Вводные и вставные конструкции</w:t>
       </w:r>
-      <w:bookmarkEnd w:id="72"/>
+      <w:bookmarkEnd w:id="74"/>
     </w:p>
     <w:p>
       <w:r>
@@ -36186,14 +37406,14 @@
       <w:pPr>
         <w:pStyle w:val="3"/>
       </w:pPr>
-      <w:bookmarkStart w:id="73" w:name="_Toc153907086"/>
+      <w:bookmarkStart w:id="75" w:name="_Toc209551010"/>
       <w:r>
         <w:t>Цитирование. Способы цитирования</w:t>
       </w:r>
       <w:r>
         <w:t>. Речь прямая и косвенная.</w:t>
       </w:r>
-      <w:bookmarkEnd w:id="73"/>
+      <w:bookmarkEnd w:id="75"/>
     </w:p>
     <w:p>
       <w:pPr>
@@ -36492,7 +37712,14 @@
               <w:rPr>
                 <w:b/>
               </w:rPr>
-              <w:t>запятая, точка с запятой, двоеточие или тире</w:t>
+              <w:t xml:space="preserve">запятая, точка </w:t>
+            </w:r>
+            <w:r>
+              <w:rPr>
+                <w:b/>
+              </w:rPr>
+              <w:lastRenderedPageBreak/>
+              <w:t>с запятой, двоеточие или тире</w:t>
             </w:r>
             <w:r>
               <w:t xml:space="preserve">, то слова автора </w:t>
@@ -36643,7 +37870,6 @@
               <w:rPr>
                 <w:b/>
               </w:rPr>
-              <w:lastRenderedPageBreak/>
               <w:t>прописной</w:t>
             </w:r>
             <w:r>
@@ -36712,6 +37938,7 @@
               <w:pStyle w:val="042"/>
             </w:pPr>
             <w:r>
+              <w:lastRenderedPageBreak/>
               <w:t>«П! – а. - П».</w:t>
             </w:r>
           </w:p>
@@ -37173,11 +38400,11 @@
       <w:pPr>
         <w:pStyle w:val="3"/>
       </w:pPr>
-      <w:bookmarkStart w:id="74" w:name="_Toc153907087"/>
+      <w:bookmarkStart w:id="76" w:name="_Toc209551011"/>
       <w:r>
         <w:t>Обращения</w:t>
       </w:r>
-      <w:bookmarkEnd w:id="74"/>
+      <w:bookmarkEnd w:id="76"/>
     </w:p>
     <w:p>
       <w:r>
@@ -37424,11 +38651,11 @@
       <w:pPr>
         <w:pStyle w:val="2"/>
       </w:pPr>
-      <w:bookmarkStart w:id="75" w:name="_Toc153907088"/>
+      <w:bookmarkStart w:id="77" w:name="_Toc209551012"/>
       <w:r>
         <w:t>Синтаксический анализ предложения</w:t>
       </w:r>
-      <w:bookmarkEnd w:id="75"/>
+      <w:bookmarkEnd w:id="77"/>
     </w:p>
     <w:p>
       <w:pPr>
@@ -37659,6 +38886,7 @@
         </w:numPr>
       </w:pPr>
       <w:r>
+        <w:lastRenderedPageBreak/>
         <w:t>Если сложное, то:</w:t>
       </w:r>
     </w:p>
@@ -37696,288 +38924,300 @@
         </w:rPr>
         <w:br w:type="page"/>
       </w:r>
-      <w:bookmarkStart w:id="76" w:name="_Toc153907089"/>
+      <w:bookmarkStart w:id="78" w:name="_Toc209551013"/>
       <w:r>
         <w:lastRenderedPageBreak/>
         <w:t>Орфография</w:t>
       </w:r>
-      <w:bookmarkEnd w:id="76"/>
+      <w:bookmarkEnd w:id="78"/>
     </w:p>
     <w:p>
       <w:pPr>
         <w:pStyle w:val="2"/>
       </w:pPr>
-      <w:bookmarkStart w:id="77" w:name="_Toc153907090"/>
-      <w:r>
-        <w:t xml:space="preserve">Правописание гласных </w:t>
-      </w:r>
-      <w:r>
-        <w:t xml:space="preserve">в корне </w:t>
-      </w:r>
-      <w:r>
-        <w:t>после шипящих и ц</w:t>
-      </w:r>
-      <w:bookmarkEnd w:id="77"/>
-    </w:p>
-    <w:tbl>
-      <w:tblPr>
-        <w:tblW w:w="0" w:type="auto"/>
-        <w:tblBorders>
-          <w:top w:val="single" w:sz="4" w:space="0" w:color="auto"/>
-          <w:left w:val="single" w:sz="4" w:space="0" w:color="auto"/>
-          <w:bottom w:val="single" w:sz="4" w:space="0" w:color="auto"/>
-          <w:right w:val="single" w:sz="4" w:space="0" w:color="auto"/>
-          <w:insideH w:val="single" w:sz="4" w:space="0" w:color="auto"/>
-          <w:insideV w:val="single" w:sz="4" w:space="0" w:color="auto"/>
-        </w:tblBorders>
-        <w:tblLook w:val="01E0"/>
-      </w:tblPr>
-      <w:tblGrid>
-        <w:gridCol w:w="871"/>
-        <w:gridCol w:w="9782"/>
-      </w:tblGrid>
-      <w:tr>
-        <w:tc>
-          <w:tcPr>
-            <w:tcW w:w="871" w:type="dxa"/>
-            <w:shd w:val="clear" w:color="auto" w:fill="auto"/>
-          </w:tcPr>
-          <w:p>
-            <w:pPr>
-              <w:jc w:val="center"/>
-              <w:rPr>
-                <w:b/>
-                <w:bCs/>
-              </w:rPr>
-            </w:pPr>
-            <w:r>
-              <w:rPr>
-                <w:b/>
-                <w:bCs/>
-              </w:rPr>
-              <w:t>После</w:t>
-            </w:r>
-          </w:p>
-          <w:p>
-            <w:pPr>
-              <w:jc w:val="center"/>
-              <w:rPr>
-                <w:b/>
-                <w:bCs/>
-              </w:rPr>
-            </w:pPr>
-            <w:r>
-              <w:rPr>
-                <w:b/>
-                <w:bCs/>
-              </w:rPr>
-              <w:t>Ц в корне</w:t>
-            </w:r>
-          </w:p>
-        </w:tc>
-        <w:tc>
-          <w:tcPr>
-            <w:tcW w:w="9782" w:type="dxa"/>
-            <w:shd w:val="clear" w:color="auto" w:fill="auto"/>
-          </w:tcPr>
-          <w:p>
-            <w:r>
-              <w:t>После </w:t>
-            </w:r>
-            <w:r>
-              <w:rPr>
-                <w:b/>
-                <w:bCs/>
-              </w:rPr>
-              <w:t>ц в корне</w:t>
-            </w:r>
-            <w:r>
-              <w:t> в русских словах пишутся </w:t>
-            </w:r>
-            <w:r>
-              <w:rPr>
-                <w:b/>
-                <w:bCs/>
-              </w:rPr>
-              <w:t>у</w:t>
-            </w:r>
-            <w:r>
-              <w:t>, </w:t>
-            </w:r>
-            <w:r>
-              <w:rPr>
-                <w:b/>
-                <w:bCs/>
-              </w:rPr>
-              <w:t>а</w:t>
-            </w:r>
-            <w:r>
-              <w:t>, </w:t>
-            </w:r>
-            <w:r>
-              <w:rPr>
-                <w:b/>
-                <w:bCs/>
-              </w:rPr>
-              <w:t>е</w:t>
-            </w:r>
-            <w:r>
-              <w:t xml:space="preserve">, </w:t>
-            </w:r>
-            <w:r>
-              <w:rPr>
-                <w:b/>
-                <w:bCs/>
-              </w:rPr>
-              <w:t>и</w:t>
-            </w:r>
-            <w:r>
-              <w:t xml:space="preserve">, в иноязычных - </w:t>
-            </w:r>
-            <w:r>
-              <w:rPr>
-                <w:b/>
-                <w:bCs/>
-              </w:rPr>
-              <w:t>э</w:t>
-            </w:r>
-            <w:r>
-              <w:t>, </w:t>
-            </w:r>
-            <w:r>
-              <w:rPr>
-                <w:b/>
-                <w:bCs/>
-              </w:rPr>
-              <w:t>ю</w:t>
-            </w:r>
-            <w:r>
-              <w:t>, </w:t>
-            </w:r>
-            <w:r>
-              <w:rPr>
-                <w:b/>
-                <w:bCs/>
-              </w:rPr>
-              <w:t>я</w:t>
-            </w:r>
-            <w:r>
-              <w:t>, а также о в слове </w:t>
-            </w:r>
-            <w:r>
-              <w:rPr>
-                <w:i/>
-                <w:iCs/>
-              </w:rPr>
-              <w:t>цокать</w:t>
-            </w:r>
-            <w:r>
-              <w:t xml:space="preserve"> и некоторых иноязычных. В окончаниях, суффиксе –ын-, словах-исключениях: </w:t>
-            </w:r>
-            <w:r>
-              <w:rPr>
-                <w:i/>
-                <w:iCs/>
-              </w:rPr>
-              <w:t>цыган на цыпочках цыпленку цыкнул цыц, цып-цып-цып, цыпки.</w:t>
-            </w:r>
-            <w:r>
-              <w:t xml:space="preserve"> пишется ы. </w:t>
-            </w:r>
-          </w:p>
-        </w:tc>
-      </w:tr>
-      <w:tr>
-        <w:tc>
-          <w:tcPr>
-            <w:tcW w:w="871" w:type="dxa"/>
-            <w:shd w:val="clear" w:color="auto" w:fill="auto"/>
-          </w:tcPr>
-          <w:p>
-            <w:pPr>
-              <w:rPr>
-                <w:b/>
-                <w:bCs/>
-              </w:rPr>
-            </w:pPr>
-            <w:r>
-              <w:rPr>
-                <w:b/>
-                <w:bCs/>
-              </w:rPr>
-              <w:t>Шип.</w:t>
-            </w:r>
-          </w:p>
-        </w:tc>
-        <w:tc>
-          <w:tcPr>
-            <w:tcW w:w="9782" w:type="dxa"/>
-            <w:shd w:val="clear" w:color="auto" w:fill="auto"/>
-          </w:tcPr>
-          <w:p>
-            <w:pPr>
-              <w:rPr>
-                <w:i/>
-                <w:iCs/>
-              </w:rPr>
-            </w:pPr>
-            <w:r>
-              <w:t xml:space="preserve">ЖИ-ШИ через И, ЧА-ЩА через А, ЧУ-ЩУ через У. Кроме </w:t>
-            </w:r>
-            <w:r>
-              <w:rPr>
-                <w:i/>
-                <w:iCs/>
-              </w:rPr>
-              <w:t>парашют, жюри, брошюра.</w:t>
-            </w:r>
-            <w:r>
-              <w:t xml:space="preserve"> Под ударением после шипящего в корне пишем о, если нельзя проверить однокоренным с е, ё – если можно.</w:t>
-            </w:r>
-          </w:p>
-        </w:tc>
-      </w:tr>
-    </w:tbl>
-    <w:p>
-      <w:pPr>
-        <w:jc w:val="center"/>
-        <w:rPr>
-          <w:b/>
-        </w:rPr>
-      </w:pPr>
-      <w:r>
-        <w:rPr>
-          <w:b/>
-        </w:rPr>
-        <w:t>Правило «домиков» (о/е/ё)</w:t>
+      <w:bookmarkStart w:id="79" w:name="_Toc209551014"/>
+      <w:r>
+        <w:t xml:space="preserve">Правописание гласных после шипящих и </w:t>
+      </w:r>
+      <w:bookmarkEnd w:id="79"/>
+      <w:r>
+        <w:t>Ц</w:t>
       </w:r>
     </w:p>
     <w:p>
       <w:r>
-        <w:t>В существительных, прилагательных и наречиях после шипящих и ц</w:t>
-      </w:r>
-      <w:r>
-        <w:t xml:space="preserve"> под ударением – о, без ударения – е. </w:t>
+        <w:t>После </w:t>
+      </w:r>
+      <w:r>
+        <w:rPr>
+          <w:b/>
+          <w:bCs/>
+        </w:rPr>
+        <w:t>Ц</w:t>
+      </w:r>
+      <w:r>
+        <w:rPr>
+          <w:b/>
+          <w:bCs/>
+        </w:rPr>
+        <w:t xml:space="preserve"> в корне</w:t>
+      </w:r>
+      <w:r>
+        <w:t> в русских словах пишутся </w:t>
+      </w:r>
+      <w:r>
+        <w:rPr>
+          <w:b/>
+          <w:bCs/>
+        </w:rPr>
+        <w:t>У</w:t>
+      </w:r>
+      <w:r>
+        <w:t>, </w:t>
+      </w:r>
+      <w:r>
+        <w:rPr>
+          <w:b/>
+          <w:bCs/>
+        </w:rPr>
+        <w:t>А</w:t>
+      </w:r>
+      <w:r>
+        <w:t>, </w:t>
+      </w:r>
+      <w:r>
+        <w:rPr>
+          <w:b/>
+          <w:bCs/>
+        </w:rPr>
+        <w:t>Е</w:t>
+      </w:r>
+      <w:r>
+        <w:t xml:space="preserve">, </w:t>
+      </w:r>
+      <w:r>
+        <w:rPr>
+          <w:b/>
+        </w:rPr>
+        <w:t>И</w:t>
+      </w:r>
+      <w:r>
+        <w:t xml:space="preserve">, </w:t>
+      </w:r>
+      <w:r>
+        <w:t xml:space="preserve">в иноязычных - </w:t>
+      </w:r>
+      <w:r>
+        <w:rPr>
+          <w:b/>
+          <w:bCs/>
+        </w:rPr>
+        <w:t>Ю</w:t>
+      </w:r>
+      <w:r>
+        <w:t>, </w:t>
+      </w:r>
+      <w:r>
+        <w:rPr>
+          <w:b/>
+          <w:bCs/>
+        </w:rPr>
+        <w:t>Я</w:t>
+      </w:r>
+      <w:r>
+        <w:t xml:space="preserve">, </w:t>
+      </w:r>
+      <w:r>
+        <w:rPr>
+          <w:b/>
+        </w:rPr>
+        <w:t>Э</w:t>
+      </w:r>
+      <w:r>
+        <w:t xml:space="preserve">. </w:t>
+      </w:r>
+      <w:r>
+        <w:t xml:space="preserve">В окончаниях, суффиксе –ын-, словах-исключениях: </w:t>
+      </w:r>
+      <w:r>
+        <w:rPr>
+          <w:i/>
+          <w:iCs/>
+        </w:rPr>
+        <w:t>цыган на цыпочках цыпленку цыкнул цыц, цып-цып-цып, цыпки.</w:t>
+      </w:r>
+      <w:r>
+        <w:t xml:space="preserve"> пишется </w:t>
+      </w:r>
+      <w:r>
+        <w:rPr>
+          <w:b/>
+        </w:rPr>
+        <w:t>Ы</w:t>
+      </w:r>
+      <w:r>
+        <w:t>.</w:t>
+      </w:r>
+      <w:r>
+        <w:t xml:space="preserve"> </w:t>
+      </w:r>
+      <w:r>
+        <w:rPr>
+          <w:b/>
+        </w:rPr>
+        <w:t>Ё</w:t>
+      </w:r>
+      <w:r>
+        <w:t xml:space="preserve"> </w:t>
+      </w:r>
+      <w:r>
+        <w:rPr>
+          <w:b/>
+        </w:rPr>
+        <w:t xml:space="preserve">после </w:t>
+      </w:r>
+      <w:r>
+        <w:rPr>
+          <w:b/>
+        </w:rPr>
+        <w:t>Ц</w:t>
+      </w:r>
+      <w:r>
+        <w:t xml:space="preserve"> </w:t>
+      </w:r>
+      <w:r>
+        <w:rPr>
+          <w:b/>
+        </w:rPr>
+        <w:t>не пишется</w:t>
+      </w:r>
+      <w:r>
+        <w:t xml:space="preserve">. </w:t>
       </w:r>
     </w:p>
     <w:p>
-      <w:pPr>
-        <w:rPr>
-          <w:vertAlign w:val="superscript"/>
-        </w:rPr>
-      </w:pPr>
-      <w:r>
-        <w:t>В глаголах, причастиях и деепричастиях под ударением ё, без ударения е.</w:t>
+      <w:r>
+        <w:t>ЖИ-ШИ через И, ЧА-</w:t>
+      </w:r>
+      <w:r>
+        <w:t xml:space="preserve">ЩА через А, ЧУ-ЩУ через У. </w:t>
+      </w:r>
+      <w:r>
+        <w:rPr>
+          <w:b/>
+        </w:rPr>
+        <w:t xml:space="preserve">Исключения:  </w:t>
+      </w:r>
+      <w:r>
+        <w:rPr>
+          <w:i/>
+          <w:iCs/>
+        </w:rPr>
+        <w:t>парашют, жюри, брошюра.</w:t>
+      </w:r>
+      <w:r>
+        <w:t xml:space="preserve"> </w:t>
+      </w:r>
+      <w:r>
+        <w:t>После шипящих п</w:t>
+      </w:r>
+      <w:r>
+        <w:t xml:space="preserve">од ударением </w:t>
+      </w:r>
+      <w:r>
+        <w:t>в корне пишется О,</w:t>
+      </w:r>
+      <w:r>
+        <w:t xml:space="preserve"> если нельзя проверить однокоренным с </w:t>
+      </w:r>
+      <w:r>
+        <w:t>Е</w:t>
+      </w:r>
+      <w:r>
+        <w:t xml:space="preserve">, </w:t>
+      </w:r>
+      <w:r>
+        <w:t xml:space="preserve">Ё, </w:t>
+      </w:r>
+      <w:r>
+        <w:t>если можно.</w:t>
+      </w:r>
+      <w:r>
+        <w:t xml:space="preserve"> </w:t>
+      </w:r>
+      <w:r>
+        <w:t>В суффиксах и окончаниях после шипящих и Ц без ударения пишется Е, под ударением в глаголах, причастиях и деепричастиях – Ё, в существительных, прилагательных и наречиях – О.</w:t>
+      </w:r>
+      <w:r>
+        <w:t xml:space="preserve"> </w:t>
+      </w:r>
+      <w:r>
+        <w:rPr>
+          <w:b/>
+        </w:rPr>
+        <w:t>Исключение – отглагольные</w:t>
+      </w:r>
+      <w:r>
+        <w:t xml:space="preserve"> имена (</w:t>
+      </w:r>
+      <w:r>
+        <w:rPr>
+          <w:i/>
+        </w:rPr>
+        <w:t>сгущёнка</w:t>
+      </w:r>
+      <w:r>
+        <w:t xml:space="preserve">, </w:t>
+      </w:r>
+      <w:r>
+        <w:rPr>
+          <w:i/>
+        </w:rPr>
+        <w:t>тушёный</w:t>
+      </w:r>
+      <w:r>
+        <w:t xml:space="preserve"> и др.) и слова с заимствованным суффиксом </w:t>
+      </w:r>
+      <w:r>
+        <w:rPr>
+          <w:b/>
+        </w:rPr>
+        <w:t>-ёр</w:t>
+      </w:r>
+      <w:r>
+        <w:t xml:space="preserve"> (</w:t>
+      </w:r>
+      <w:r>
+        <w:rPr>
+          <w:i/>
+        </w:rPr>
+        <w:t>стажёр</w:t>
+      </w:r>
+      <w:r>
+        <w:t>)</w:t>
       </w:r>
     </w:p>
     <w:p>
       <w:pPr>
+        <w:rPr>
+          <w:b/>
+        </w:rPr>
+      </w:pPr>
+      <w:r>
+        <w:rPr>
+          <w:b/>
+        </w:rPr>
+        <w:t>Для запоминания удобно использовать правило «домиков»:</w:t>
+      </w:r>
+    </w:p>
+    <w:p>
+      <w:pPr>
         <w:jc w:val="center"/>
       </w:pPr>
       <w:r>
         <w:pict>
           <v:shape id="_x0000_i1045" type="#_x0000_t75" style="width:521.25pt;height:99pt">
-            <v:imagedata r:id="rId17" o:title=""/>
+            <v:imagedata r:id="rId18" o:title=""/>
           </v:shape>
         </w:pict>
       </w:r>
@@ -37986,11 +39226,11 @@
       <w:pPr>
         <w:pStyle w:val="2"/>
       </w:pPr>
-      <w:bookmarkStart w:id="78" w:name="_Toc153907091"/>
+      <w:bookmarkStart w:id="80" w:name="_Toc209551015"/>
       <w:r>
         <w:t>Правописание Ъ и Ь</w:t>
       </w:r>
-      <w:bookmarkEnd w:id="78"/>
+      <w:bookmarkEnd w:id="80"/>
     </w:p>
     <w:tbl>
       <w:tblPr>
@@ -38292,38 +39532,38 @@
       <w:pPr>
         <w:pStyle w:val="2"/>
       </w:pPr>
-      <w:bookmarkStart w:id="79" w:name="_Toc153907092"/>
+      <w:bookmarkStart w:id="81" w:name="_Toc209551016"/>
       <w:r>
         <w:t>Правописание корней</w:t>
-      </w:r>
-      <w:bookmarkEnd w:id="79"/>
-    </w:p>
-    <w:p>
-      <w:pPr>
-        <w:pStyle w:val="3"/>
-      </w:pPr>
-      <w:bookmarkStart w:id="80" w:name="_Toc153907093"/>
-      <w:r>
-        <w:t>Безударные гласные</w:t>
-      </w:r>
-      <w:bookmarkEnd w:id="80"/>
-    </w:p>
-    <w:p>
-      <w:r>
-        <w:t>Написание безударной гласной проверяют подбором однокоренных слов или форм слова, в которых эта гласная стоит под ударением. Если написание нельзя проверить, то его нужно запомнить.</w:t>
-      </w:r>
-    </w:p>
-    <w:p>
-      <w:pPr>
-        <w:pStyle w:val="3"/>
-      </w:pPr>
-      <w:bookmarkStart w:id="81" w:name="_Toc153907094"/>
-      <w:r>
-        <w:t>Правописание согласных</w:t>
       </w:r>
       <w:bookmarkEnd w:id="81"/>
     </w:p>
     <w:p>
+      <w:pPr>
+        <w:pStyle w:val="3"/>
+      </w:pPr>
+      <w:bookmarkStart w:id="82" w:name="_Toc209551017"/>
+      <w:r>
+        <w:t>Безударные гласные</w:t>
+      </w:r>
+      <w:bookmarkEnd w:id="82"/>
+    </w:p>
+    <w:p>
+      <w:r>
+        <w:t>Написание безударной гласной проверяют подбором однокоренных слов или форм слова, в которых эта гласная стоит под ударением. Если написание нельзя проверить, то его нужно запомнить.</w:t>
+      </w:r>
+    </w:p>
+    <w:p>
+      <w:pPr>
+        <w:pStyle w:val="3"/>
+      </w:pPr>
+      <w:bookmarkStart w:id="83" w:name="_Toc209551018"/>
+      <w:r>
+        <w:t>Правописание согласных</w:t>
+      </w:r>
+      <w:bookmarkEnd w:id="83"/>
+    </w:p>
+    <w:p>
       <w:r>
         <w:t xml:space="preserve">Чтобы проверить написание слов </w:t>
       </w:r>
@@ -38369,11 +39609,11 @@
       <w:pPr>
         <w:pStyle w:val="3"/>
       </w:pPr>
-      <w:bookmarkStart w:id="82" w:name="_Toc153907095"/>
+      <w:bookmarkStart w:id="84" w:name="_Toc209551019"/>
       <w:r>
         <w:t>Чередование в корнях</w:t>
       </w:r>
-      <w:bookmarkEnd w:id="82"/>
+      <w:bookmarkEnd w:id="84"/>
     </w:p>
     <w:tbl>
       <w:tblPr>
@@ -39532,11 +40772,11 @@
       <w:pPr>
         <w:pStyle w:val="2"/>
       </w:pPr>
-      <w:bookmarkStart w:id="83" w:name="_Toc153907096"/>
+      <w:bookmarkStart w:id="85" w:name="_Toc209551020"/>
       <w:r>
         <w:t>Правописание приставок</w:t>
       </w:r>
-      <w:bookmarkEnd w:id="83"/>
+      <w:bookmarkEnd w:id="85"/>
     </w:p>
     <w:p>
       <w:pPr>
@@ -39602,6 +40842,22 @@
       <w:r>
         <w:t xml:space="preserve"> в соответствии с произношением. </w:t>
       </w:r>
+      <w:r>
+        <w:rPr>
+          <w:b/>
+        </w:rPr>
+        <w:t xml:space="preserve">Исключение – </w:t>
+      </w:r>
+      <w:r>
+        <w:rPr>
+          <w:b/>
+          <w:i/>
+        </w:rPr>
+        <w:t>взимать</w:t>
+      </w:r>
+      <w:r>
+        <w:t>.</w:t>
+      </w:r>
     </w:p>
     <w:p>
       <w:pPr>
@@ -39611,7 +40867,43 @@
         </w:numPr>
       </w:pPr>
       <w:r>
-        <w:t xml:space="preserve">В приставках на –з и –с перед гласными и звонкими согласными пишется з, перед глухими – с, кроме приставки </w:t>
+        <w:t xml:space="preserve">В приставках на </w:t>
+      </w:r>
+      <w:r>
+        <w:rPr>
+          <w:b/>
+        </w:rPr>
+        <w:t xml:space="preserve">–з и –с </w:t>
+      </w:r>
+      <w:r>
+        <w:t xml:space="preserve">перед </w:t>
+      </w:r>
+      <w:r>
+        <w:rPr>
+          <w:b/>
+        </w:rPr>
+        <w:t>гласными и звонкими</w:t>
+      </w:r>
+      <w:r>
+        <w:t xml:space="preserve"> согласными пишется </w:t>
+      </w:r>
+      <w:r>
+        <w:rPr>
+          <w:b/>
+        </w:rPr>
+        <w:t>З</w:t>
+      </w:r>
+      <w:r>
+        <w:t xml:space="preserve">, перед глухими – </w:t>
+      </w:r>
+      <w:r>
+        <w:rPr>
+          <w:b/>
+        </w:rPr>
+        <w:t>С</w:t>
+      </w:r>
+      <w:r>
+        <w:t xml:space="preserve">, кроме приставки </w:t>
       </w:r>
       <w:r>
         <w:t>с</w:t>
@@ -39783,11 +41075,11 @@
       <w:pPr>
         <w:pStyle w:val="2"/>
       </w:pPr>
-      <w:bookmarkStart w:id="84" w:name="_Toc153907097"/>
+      <w:bookmarkStart w:id="86" w:name="_Toc209551021"/>
       <w:r>
         <w:t>Правописание суффиксов</w:t>
       </w:r>
-      <w:bookmarkEnd w:id="84"/>
+      <w:bookmarkEnd w:id="86"/>
     </w:p>
     <w:p>
       <w:pPr>
@@ -39958,18 +41250,7 @@
         <w:t>емени,</w:t>
       </w:r>
       <w:r>
-        <w:t xml:space="preserve"> он оканчивается на -ую/-юю и суффикс -ыва-/-ива-, если на -ываю/-иваю. Суффиксы сохраняются в формах действительных причастий прошедшего времени.</w:t>
-      </w:r>
-      <w:r>
-        <w:t xml:space="preserve"> </w:t>
-      </w:r>
-      <w:r>
-        <w:t>Действительные причастия настоящего времени имеют суффикс -ущ-/-ющ- если образованы от глаголов I спряжени</w:t>
-      </w:r>
-      <w:bookmarkStart w:id="85" w:name="_GoBack"/>
-      <w:bookmarkEnd w:id="85"/>
-      <w:r>
-        <w:t>я и -ащ-/-ящ- если от глаголов II спряжения. Страдательные причастия настоящего времени имеют суффикс -ем-/-ом- если образованы от глаголов I спряжения и -им- если от глаголов II спряжения.</w:t>
+        <w:t xml:space="preserve"> он оканчивается на -ую/-юю и суффикс -ыва-/-ива-, если на -ываю/-иваю. </w:t>
       </w:r>
     </w:p>
     <w:p>
@@ -39978,22 +41259,6 @@
           <w:ilvl w:val="0"/>
           <w:numId w:val="20"/>
         </w:numPr>
-      </w:pPr>
-      <w:r>
-        <w:t xml:space="preserve">В страдательных причастиях прошедшего времени пишется -анн(ый)/-янн(ый), если соответствующий глагол оканчивается в </w:t>
-      </w:r>
-      <w:r>
-        <w:t>инфинитиве</w:t>
-      </w:r>
-      <w:r>
-        <w:t xml:space="preserve"> на -ать/- ять и -енн(ый)/-ённ(ый), если на -еть, -ить, -ти (после согласной), -чь.</w:t>
-      </w:r>
-    </w:p>
-    <w:p>
-      <w:pPr>
-        <w:keepNext/>
-        <w:jc w:val="center"/>
-        <w:outlineLvl w:val="1"/>
         <w:rPr>
           <w:b/>
           <w:bCs/>
@@ -40002,8 +41267,43 @@
           <w:szCs w:val="28"/>
         </w:rPr>
       </w:pPr>
-      <w:bookmarkStart w:id="86" w:name="_Toc153907098"/>
-      <w:r>
+      <w:r>
+        <w:t>Суффиксы сохраняются в формах действительных причастий прошедшего времени.</w:t>
+      </w:r>
+      <w:r>
+        <w:t xml:space="preserve"> </w:t>
+      </w:r>
+      <w:r>
+        <w:t>Действительные причастия настоящего времени имеют суффикс -ущ-/-ющ- если образованы от глаголов I спряжени</w:t>
+      </w:r>
+      <w:bookmarkStart w:id="87" w:name="_GoBack"/>
+      <w:bookmarkEnd w:id="87"/>
+      <w:r>
+        <w:t>я и -ащ-/-ящ- если от глаголов II спряжения. Страдательные причастия настоящего времени имеют суффикс -ем-/-ом- если образованы от глаголов I спряжения и -им- если от глаголов II спряжения.</w:t>
+      </w:r>
+    </w:p>
+    <w:p>
+      <w:pPr>
+        <w:numPr>
+          <w:ilvl w:val="0"/>
+          <w:numId w:val="20"/>
+        </w:numPr>
+      </w:pPr>
+      <w:r>
+        <w:t xml:space="preserve">В страдательных причастиях прошедшего времени пишется -анн(ый)/-янн(ый), если соответствующий глагол оканчивается в </w:t>
+      </w:r>
+      <w:r>
+        <w:t>инфинитиве</w:t>
+      </w:r>
+      <w:r>
+        <w:t xml:space="preserve"> на -ать/- ять и -енн(ый)/-ённ(ый), если на -еть, -ить, -ти (после согласной), -чь.</w:t>
+      </w:r>
+    </w:p>
+    <w:p>
+      <w:pPr>
+        <w:keepNext/>
+        <w:jc w:val="center"/>
+        <w:outlineLvl w:val="1"/>
         <w:rPr>
           <w:b/>
           <w:bCs/>
@@ -40011,9 +41311,19 @@
           <w:sz w:val="28"/>
           <w:szCs w:val="28"/>
         </w:rPr>
+      </w:pPr>
+      <w:bookmarkStart w:id="88" w:name="_Toc209551022"/>
+      <w:r>
+        <w:rPr>
+          <w:b/>
+          <w:bCs/>
+          <w:color w:val="008000"/>
+          <w:sz w:val="28"/>
+          <w:szCs w:val="28"/>
+        </w:rPr>
         <w:t>Правописание Н и НН</w:t>
       </w:r>
-      <w:bookmarkEnd w:id="86"/>
+      <w:bookmarkEnd w:id="88"/>
     </w:p>
     <w:tbl>
       <w:tblPr>
@@ -40772,11 +42082,11 @@
       <w:pPr>
         <w:pStyle w:val="2"/>
       </w:pPr>
-      <w:bookmarkStart w:id="87" w:name="_Toc153907099"/>
+      <w:bookmarkStart w:id="89" w:name="_Toc209551023"/>
       <w:r>
         <w:t>Слитное и раздельное написание «НЕ» с разными частями речи</w:t>
       </w:r>
-      <w:bookmarkEnd w:id="87"/>
+      <w:bookmarkEnd w:id="89"/>
     </w:p>
     <w:tbl>
       <w:tblPr>
@@ -41665,7 +42975,7 @@
               <w:ind w:left="49" w:firstLine="0"/>
             </w:pPr>
             <w:r>
-              <w:t xml:space="preserve">Краткое причастие. </w:t>
+              <w:t xml:space="preserve">Краткое причастие </w:t>
             </w:r>
             <w:r>
               <w:rPr>
@@ -41734,12 +43044,12 @@
       <w:pPr>
         <w:pStyle w:val="2"/>
       </w:pPr>
-      <w:bookmarkStart w:id="88" w:name="_Toc153907100"/>
+      <w:bookmarkStart w:id="90" w:name="_Toc209551024"/>
       <w:r>
         <w:lastRenderedPageBreak/>
         <w:t>Частицы НЕ и НИ</w:t>
       </w:r>
-      <w:bookmarkEnd w:id="88"/>
+      <w:bookmarkEnd w:id="90"/>
     </w:p>
     <w:p>
       <w:r>
@@ -41747,8 +43057,8 @@
           <w:noProof/>
         </w:rPr>
         <w:pict>
-          <v:shape id="_x0000_i1046" type="#_x0000_t75" style="width:522pt;height:366.75pt;visibility:visible;mso-wrap-style:square">
-            <v:imagedata r:id="rId18" o:title="" gain="26214f" blacklevel="-6554f" grayscale="t" bilevel="t"/>
+          <v:shape id="_x0000_i1046" type="#_x0000_t75" style="width:522.75pt;height:366.75pt;visibility:visible;mso-wrap-style:square">
+            <v:imagedata r:id="rId19" o:title="" gain="26214f" blacklevel="-6554f" grayscale="t" bilevel="t"/>
           </v:shape>
         </w:pict>
       </w:r>
@@ -41757,17 +43067,17 @@
       <w:pPr>
         <w:pStyle w:val="2"/>
       </w:pPr>
-      <w:bookmarkStart w:id="89" w:name="_Toc153907101"/>
+      <w:bookmarkStart w:id="91" w:name="_Toc209551025"/>
       <w:r>
         <w:t>Слитное, раздельное и дефисное написание</w:t>
       </w:r>
-      <w:bookmarkEnd w:id="89"/>
+      <w:bookmarkEnd w:id="91"/>
     </w:p>
     <w:p>
       <w:pPr>
         <w:pStyle w:val="3"/>
       </w:pPr>
-      <w:bookmarkStart w:id="90" w:name="_Toc153907102"/>
+      <w:bookmarkStart w:id="92" w:name="_Toc209551026"/>
       <w:r>
         <w:t>Н</w:t>
       </w:r>
@@ -41777,7 +43087,7 @@
       <w:r>
         <w:t>я</w:t>
       </w:r>
-      <w:bookmarkEnd w:id="90"/>
+      <w:bookmarkEnd w:id="92"/>
     </w:p>
     <w:tbl>
       <w:tblPr>
@@ -41890,7 +43200,16 @@
               <w:t>оги</w:t>
             </w:r>
             <w:r>
-              <w:t xml:space="preserve"> в, на + собир</w:t>
+              <w:t xml:space="preserve"> </w:t>
+            </w:r>
+            <w:r>
+              <w:rPr>
+                <w:i/>
+              </w:rPr>
+              <w:t xml:space="preserve">в, на </w:t>
+            </w:r>
+            <w:r>
+              <w:t>+ собир</w:t>
             </w:r>
             <w:r>
               <w:t>ательное</w:t>
@@ -42219,7 +43538,7 @@
       <w:pPr>
         <w:pStyle w:val="3"/>
       </w:pPr>
-      <w:bookmarkStart w:id="91" w:name="_Toc153907103"/>
+      <w:bookmarkStart w:id="93" w:name="_Toc209551027"/>
       <w:r>
         <w:t>П</w:t>
       </w:r>
@@ -42229,7 +43548,7 @@
       <w:r>
         <w:t>е</w:t>
       </w:r>
-      <w:bookmarkEnd w:id="91"/>
+      <w:bookmarkEnd w:id="93"/>
     </w:p>
     <w:tbl>
       <w:tblPr>
@@ -42476,7 +43795,7 @@
       <w:pPr>
         <w:pStyle w:val="3"/>
       </w:pPr>
-      <w:bookmarkStart w:id="92" w:name="_Toc153907104"/>
+      <w:bookmarkStart w:id="94" w:name="_Toc209551028"/>
       <w:r>
         <w:t>Определения-п</w:t>
       </w:r>
@@ -42486,7 +43805,7 @@
       <w:r>
         <w:t>я</w:t>
       </w:r>
-      <w:bookmarkEnd w:id="92"/>
+      <w:bookmarkEnd w:id="94"/>
     </w:p>
     <w:tbl>
       <w:tblPr>
@@ -42774,11 +44093,12 @@
       <w:pPr>
         <w:pStyle w:val="2"/>
       </w:pPr>
-      <w:bookmarkStart w:id="93" w:name="_Toc153907105"/>
+      <w:bookmarkStart w:id="95" w:name="_Toc209551029"/>
       <w:r>
         <w:lastRenderedPageBreak/>
         <w:t>Существительные с пол-/полу-</w:t>
       </w:r>
+      <w:bookmarkEnd w:id="95"/>
     </w:p>
     <w:p>
       <w:r>
@@ -42809,7 +44129,13 @@
         <w:rPr>
           <w:b/>
         </w:rPr>
-        <w:t xml:space="preserve">гласной, л и заглавной согласной </w:t>
+        <w:t>гласной, л и заглавной</w:t>
+      </w:r>
+      <w:r>
+        <w:rPr>
+          <w:b/>
+        </w:rPr>
+        <w:t xml:space="preserve"> </w:t>
       </w:r>
       <w:r>
         <w:rPr>
@@ -42836,10 +44162,11 @@
       <w:pPr>
         <w:pStyle w:val="2"/>
       </w:pPr>
+      <w:bookmarkStart w:id="96" w:name="_Toc209551030"/>
       <w:r>
         <w:t>Производные предлоги</w:t>
       </w:r>
-      <w:bookmarkEnd w:id="93"/>
+      <w:bookmarkEnd w:id="96"/>
     </w:p>
     <w:tbl>
       <w:tblPr>
@@ -42894,7 +44221,7 @@
                           </pic:cNvPicPr>
                         </pic:nvPicPr>
                         <pic:blipFill>
-                          <a:blip r:embed="rId19"/>
+                          <a:blip r:embed="rId20"/>
                           <a:srcRect l="1778" t="2048" r="1190" b="3413"/>
                           <a:stretch>
                             <a:fillRect/>
@@ -42931,11 +44258,11 @@
       <w:pPr>
         <w:pStyle w:val="2"/>
       </w:pPr>
-      <w:bookmarkStart w:id="94" w:name="_Toc153907106"/>
+      <w:bookmarkStart w:id="97" w:name="_Toc209551031"/>
       <w:r>
         <w:t>Прописные и строчные буквы</w:t>
       </w:r>
-      <w:bookmarkEnd w:id="94"/>
+      <w:bookmarkEnd w:id="97"/>
     </w:p>
     <w:p/>
     <w:tbl>
@@ -43309,28 +44636,28 @@
       <w:pPr>
         <w:pStyle w:val="0"/>
       </w:pPr>
-      <w:bookmarkStart w:id="95" w:name="_Toc153907107"/>
     </w:p>
     <w:p/>
     <w:p>
       <w:pPr>
         <w:pStyle w:val="0"/>
       </w:pPr>
+      <w:bookmarkStart w:id="98" w:name="_Toc209551032"/>
       <w:r>
         <w:lastRenderedPageBreak/>
         <w:t>Выразительность речи и языковые нормы</w:t>
       </w:r>
-      <w:bookmarkEnd w:id="95"/>
+      <w:bookmarkEnd w:id="98"/>
     </w:p>
     <w:p>
       <w:pPr>
         <w:pStyle w:val="2"/>
       </w:pPr>
-      <w:bookmarkStart w:id="96" w:name="_Toc153907109"/>
+      <w:bookmarkStart w:id="99" w:name="_Toc209551033"/>
       <w:r>
         <w:t>Выразительность речи. Средства выразительности речи</w:t>
       </w:r>
-      <w:bookmarkEnd w:id="96"/>
+      <w:bookmarkEnd w:id="99"/>
     </w:p>
     <w:tbl>
       <w:tblPr>
@@ -47810,16 +49137,7 @@
                 <w:sz w:val="22"/>
                 <w:szCs w:val="22"/>
               </w:rPr>
-              <w:t>Жена наз</w:t>
-            </w:r>
-            <w:r>
-              <w:rPr>
-                <w:i/>
-                <w:iCs/>
-                <w:sz w:val="22"/>
-                <w:szCs w:val="22"/>
-              </w:rPr>
-              <w:t>ывала его Чудик. Иногда ласково.</w:t>
+              <w:t>Ночь. Улица. Фонарь. Аптека.</w:t>
             </w:r>
           </w:p>
         </w:tc>
@@ -49261,11 +50579,11 @@
       <w:pPr>
         <w:pStyle w:val="2"/>
       </w:pPr>
-      <w:bookmarkStart w:id="97" w:name="_Toc153907108"/>
+      <w:bookmarkStart w:id="100" w:name="_Toc209551034"/>
       <w:r>
         <w:t>Языковые нормы и культура речи</w:t>
       </w:r>
-      <w:bookmarkEnd w:id="97"/>
+      <w:bookmarkEnd w:id="100"/>
     </w:p>
     <w:p>
       <w:r>
@@ -49291,7 +50609,7 @@
             <wp:cNvGraphicFramePr/>
             <a:graphic xmlns:a="http://schemas.openxmlformats.org/drawingml/2006/main">
               <a:graphicData uri="http://schemas.openxmlformats.org/drawingml/2006/diagram">
-                <dgm:relIds xmlns:dgm="http://schemas.openxmlformats.org/drawingml/2006/diagram" xmlns:r="http://schemas.openxmlformats.org/officeDocument/2006/relationships" r:dm="rId20" r:lo="rId21" r:qs="rId22" r:cs="rId23"/>
+                <dgm:relIds xmlns:dgm="http://schemas.openxmlformats.org/drawingml/2006/diagram" xmlns:r="http://schemas.openxmlformats.org/officeDocument/2006/relationships" r:dm="rId21" r:lo="rId22" r:qs="rId23" r:cs="rId24"/>
               </a:graphicData>
             </a:graphic>
           </wp:inline>
@@ -49611,7 +50929,7 @@
         <w:t xml:space="preserve"> нормы – это правила построения словосочетаний и предложений.</w:t>
       </w:r>
       <w:r>
-        <w:t xml:space="preserve"> Синтаксические ошибки близки к морфологическим. Это часто бывает неправильное употребление причастных и деепричастных оборотов («Собираясь в школу, у него пропал учебник» следует заменить на «Собираясь в школу, он обнаружил, что пропал учебник»), а также производных предлогов («согласно расписания» нужно заменить на «согласно расписанию», «вопреки правил» - на «вопреки правилам»)</w:t>
+        <w:t xml:space="preserve"> Синтаксические ошибки близки к морфологическим. Это часто бывает неправильное употребление причастных и деепричастных оборотов («Собираясь в школу, у него пропал учебник» следует заменить на «Собираясь в школу, он обнаружил, что пропал учебник»), а также производных предлогов («согласно расписания» нужно заменить «согласно расписанию», «вопреки правил» - на «вопреки правилам»)</w:t>
       </w:r>
     </w:p>
     <w:p>
@@ -54693,6 +56011,27 @@
       <w:rFonts w:ascii="Tahoma" w:hAnsi="Tahoma" w:cs="Tahoma"/>
       <w:sz w:val="16"/>
       <w:szCs w:val="16"/>
+    </w:rPr>
+  </w:style>
+  <w:style w:type="paragraph" w:styleId="22">
+    <w:name w:val="Body Text 2"/>
+    <w:basedOn w:val="a"/>
+    <w:link w:val="23"/>
+    <w:rsid w:val="00210E79"/>
+    <w:pPr>
+      <w:jc w:val="both"/>
+    </w:pPr>
+    <w:rPr>
+      <w:szCs w:val="20"/>
+    </w:rPr>
+  </w:style>
+  <w:style w:type="character" w:customStyle="1" w:styleId="23">
+    <w:name w:val="Основной текст 2 Знак"/>
+    <w:basedOn w:val="a0"/>
+    <w:link w:val="22"/>
+    <w:rsid w:val="00210E79"/>
+    <w:rPr>
+      <w:sz w:val="24"/>
     </w:rPr>
   </w:style>
 </w:styles>
@@ -56781,60 +58120,60 @@
     </dgm:pt>
   </dgm:ptLst>
   <dgm:cxnLst>
+    <dgm:cxn modelId="{46836B04-40ED-42AC-A67B-47A32FFFE07C}" type="presOf" srcId="{4D463789-8AF4-411F-A12C-ED1E41B8582B}" destId="{15EDB51E-FB38-44B0-8780-5161D3222CD3}" srcOrd="0" destOrd="0" presId="urn:microsoft.com/office/officeart/2005/8/layout/orgChart1"/>
     <dgm:cxn modelId="{EB7F9EEE-A535-494F-88C3-495DA66B2EA5}" srcId="{F146B244-5312-4765-99C5-C16F284C0A2D}" destId="{203A9808-9557-4FA5-91A4-C23DA8E9FEF1}" srcOrd="0" destOrd="0" parTransId="{B027A180-9FED-40F4-8D1F-9F67821D5167}" sibTransId="{5A624099-E314-413F-8FA5-C9C4529EC9CF}"/>
     <dgm:cxn modelId="{4598AF10-EA1D-407C-AE7A-C6E958D36F2B}" srcId="{F146B244-5312-4765-99C5-C16F284C0A2D}" destId="{4D463789-8AF4-411F-A12C-ED1E41B8582B}" srcOrd="1" destOrd="0" parTransId="{7EA84A3C-E228-4663-9D6E-572162BD6359}" sibTransId="{AE8ECE20-329B-4FBF-9CA3-3FEE3988E345}"/>
-    <dgm:cxn modelId="{43DFC4F0-D0F0-4FF4-90D5-AFCF2DCBA3FA}" type="presOf" srcId="{4D463789-8AF4-411F-A12C-ED1E41B8582B}" destId="{15EDB51E-FB38-44B0-8780-5161D3222CD3}" srcOrd="0" destOrd="0" presId="urn:microsoft.com/office/officeart/2005/8/layout/orgChart1"/>
+    <dgm:cxn modelId="{2FF25C88-8556-4B58-8247-3EB34C2D128C}" type="presOf" srcId="{7EA84A3C-E228-4663-9D6E-572162BD6359}" destId="{0A18A386-C120-4941-B7D8-31A907608A4E}" srcOrd="0" destOrd="0" presId="urn:microsoft.com/office/officeart/2005/8/layout/orgChart1"/>
+    <dgm:cxn modelId="{C328A428-F4F7-46A5-A7E3-C897EAFF7601}" type="presOf" srcId="{B5FA2C6D-6155-4791-9E70-97984AA8045D}" destId="{57D1852D-A66A-40E3-AD8B-22930AEBCB5F}" srcOrd="1" destOrd="0" presId="urn:microsoft.com/office/officeart/2005/8/layout/orgChart1"/>
+    <dgm:cxn modelId="{52DDCEC7-1FAA-482D-B4FE-D6F5D57F8734}" type="presOf" srcId="{6859B653-2208-4361-9CC1-E709D285226F}" destId="{6B1B0CE9-AB2B-4202-AF30-80D95492E30D}" srcOrd="0" destOrd="0" presId="urn:microsoft.com/office/officeart/2005/8/layout/orgChart1"/>
     <dgm:cxn modelId="{60E682A7-8569-423D-A062-6DD5AA781D54}" srcId="{5C3794A1-5232-424B-B4E1-94D61F2F415B}" destId="{DB2FF20B-8412-4D13-ADD8-2DD8732D5074}" srcOrd="0" destOrd="0" parTransId="{CC8DCA49-10BD-4D99-8D06-40532210F32A}" sibTransId="{C1FF5A88-2457-4F1A-9BCA-0A19BF03DF64}"/>
-    <dgm:cxn modelId="{B317CB0E-4588-42CB-A18D-4A8A50E3EC30}" type="presOf" srcId="{DB2FF20B-8412-4D13-ADD8-2DD8732D5074}" destId="{E0297DC4-415E-4257-B9E5-C7F4F185CDDD}" srcOrd="0" destOrd="0" presId="urn:microsoft.com/office/officeart/2005/8/layout/orgChart1"/>
-    <dgm:cxn modelId="{056B5450-C212-4CE3-A162-375D8ED80620}" type="presOf" srcId="{203A9808-9557-4FA5-91A4-C23DA8E9FEF1}" destId="{686C5510-BD30-4E4D-950C-B0D178D95A57}" srcOrd="0" destOrd="0" presId="urn:microsoft.com/office/officeart/2005/8/layout/orgChart1"/>
-    <dgm:cxn modelId="{2D686FA8-A540-40FB-9BD3-B3C55E731534}" type="presOf" srcId="{F146B244-5312-4765-99C5-C16F284C0A2D}" destId="{9F7E47EB-E28A-4689-BCD9-3F333FF69FF1}" srcOrd="0" destOrd="0" presId="urn:microsoft.com/office/officeart/2005/8/layout/orgChart1"/>
-    <dgm:cxn modelId="{47F026C1-8E5F-4B7D-95D4-C5C9AE0B9053}" type="presOf" srcId="{16498050-48B8-4B86-9892-28FD7AD87090}" destId="{E553E22C-97EA-453A-847D-69DB62BB8BC4}" srcOrd="0" destOrd="0" presId="urn:microsoft.com/office/officeart/2005/8/layout/orgChart1"/>
-    <dgm:cxn modelId="{AAD96EF1-C686-456D-B184-A6B1007FE842}" type="presOf" srcId="{F146B244-5312-4765-99C5-C16F284C0A2D}" destId="{F93467D6-9D00-41BB-95E8-9CF03602A650}" srcOrd="1" destOrd="0" presId="urn:microsoft.com/office/officeart/2005/8/layout/orgChart1"/>
-    <dgm:cxn modelId="{DB1AAD22-26A9-491D-97EE-05F9E5293BFD}" type="presOf" srcId="{DB2FF20B-8412-4D13-ADD8-2DD8732D5074}" destId="{9B01E850-0415-4DF7-8897-82A1212A679E}" srcOrd="1" destOrd="0" presId="urn:microsoft.com/office/officeart/2005/8/layout/orgChart1"/>
-    <dgm:cxn modelId="{6742E210-5C68-4972-ADB9-687869434553}" type="presOf" srcId="{B5FA2C6D-6155-4791-9E70-97984AA8045D}" destId="{9E6D7807-74EB-47FF-9FB0-B63DC8864E4C}" srcOrd="0" destOrd="0" presId="urn:microsoft.com/office/officeart/2005/8/layout/orgChart1"/>
+    <dgm:cxn modelId="{87783264-88BD-49B0-9F1E-77BBCC99AB3C}" type="presOf" srcId="{F146B244-5312-4765-99C5-C16F284C0A2D}" destId="{F93467D6-9D00-41BB-95E8-9CF03602A650}" srcOrd="1" destOrd="0" presId="urn:microsoft.com/office/officeart/2005/8/layout/orgChart1"/>
+    <dgm:cxn modelId="{6BD816B4-0D64-4DF9-93EF-DD465E59B196}" type="presOf" srcId="{F146B244-5312-4765-99C5-C16F284C0A2D}" destId="{9F7E47EB-E28A-4689-BCD9-3F333FF69FF1}" srcOrd="0" destOrd="0" presId="urn:microsoft.com/office/officeart/2005/8/layout/orgChart1"/>
+    <dgm:cxn modelId="{83715707-8C07-42BF-9CF0-E319E6895F2D}" type="presOf" srcId="{DB2FF20B-8412-4D13-ADD8-2DD8732D5074}" destId="{E0297DC4-415E-4257-B9E5-C7F4F185CDDD}" srcOrd="0" destOrd="0" presId="urn:microsoft.com/office/officeart/2005/8/layout/orgChart1"/>
     <dgm:cxn modelId="{F8B49D6C-9C77-4AFB-8CF7-94A6062DBAC5}" srcId="{DB2FF20B-8412-4D13-ADD8-2DD8732D5074}" destId="{B5FA2C6D-6155-4791-9E70-97984AA8045D}" srcOrd="0" destOrd="0" parTransId="{6859B653-2208-4361-9CC1-E709D285226F}" sibTransId="{8489BDAB-ED4D-4794-A8E3-8BA94F57A451}"/>
     <dgm:cxn modelId="{CE3B10AB-530D-43D3-829E-56F305CD888F}" srcId="{DB2FF20B-8412-4D13-ADD8-2DD8732D5074}" destId="{F146B244-5312-4765-99C5-C16F284C0A2D}" srcOrd="1" destOrd="0" parTransId="{16498050-48B8-4B86-9892-28FD7AD87090}" sibTransId="{30D221BD-7526-4A48-9D4C-750DF79B1E25}"/>
-    <dgm:cxn modelId="{A0BEB580-8561-46B7-9DEE-7DFA34B2427B}" type="presOf" srcId="{5C3794A1-5232-424B-B4E1-94D61F2F415B}" destId="{44685DB6-C4E5-4939-8892-1C266F955CEC}" srcOrd="0" destOrd="0" presId="urn:microsoft.com/office/officeart/2005/8/layout/orgChart1"/>
-    <dgm:cxn modelId="{C2D69159-D434-4912-83FB-F911BB2E1779}" type="presOf" srcId="{6859B653-2208-4361-9CC1-E709D285226F}" destId="{6B1B0CE9-AB2B-4202-AF30-80D95492E30D}" srcOrd="0" destOrd="0" presId="urn:microsoft.com/office/officeart/2005/8/layout/orgChart1"/>
-    <dgm:cxn modelId="{2E92FC08-CF34-44BF-85DE-188CE9372C25}" type="presOf" srcId="{7EA84A3C-E228-4663-9D6E-572162BD6359}" destId="{0A18A386-C120-4941-B7D8-31A907608A4E}" srcOrd="0" destOrd="0" presId="urn:microsoft.com/office/officeart/2005/8/layout/orgChart1"/>
-    <dgm:cxn modelId="{BD8B3583-DAA5-4EDD-97B2-546A3CAA3192}" type="presOf" srcId="{B027A180-9FED-40F4-8D1F-9F67821D5167}" destId="{C8A61AB3-3D0B-4B1B-A4DA-68C7F5917D51}" srcOrd="0" destOrd="0" presId="urn:microsoft.com/office/officeart/2005/8/layout/orgChart1"/>
-    <dgm:cxn modelId="{8DE483AB-6181-4D3E-916F-EA48246148DA}" type="presOf" srcId="{B5FA2C6D-6155-4791-9E70-97984AA8045D}" destId="{57D1852D-A66A-40E3-AD8B-22930AEBCB5F}" srcOrd="1" destOrd="0" presId="urn:microsoft.com/office/officeart/2005/8/layout/orgChart1"/>
-    <dgm:cxn modelId="{1FA092B9-DB52-4365-B954-2918441C8905}" type="presOf" srcId="{4D463789-8AF4-411F-A12C-ED1E41B8582B}" destId="{ECF454E8-572C-4B7F-91F6-ECBBFB907ACE}" srcOrd="1" destOrd="0" presId="urn:microsoft.com/office/officeart/2005/8/layout/orgChart1"/>
-    <dgm:cxn modelId="{B0EFE819-2DFE-486F-8B8F-AA4D3043DD31}" type="presOf" srcId="{203A9808-9557-4FA5-91A4-C23DA8E9FEF1}" destId="{D6E3E12E-59E5-4A98-86B4-07602AB5DA23}" srcOrd="1" destOrd="0" presId="urn:microsoft.com/office/officeart/2005/8/layout/orgChart1"/>
-    <dgm:cxn modelId="{76A935F0-E933-4513-8578-CCF35B90212E}" type="presParOf" srcId="{44685DB6-C4E5-4939-8892-1C266F955CEC}" destId="{319789A5-39C0-4FFF-8451-868C0F22A9C5}" srcOrd="0" destOrd="0" presId="urn:microsoft.com/office/officeart/2005/8/layout/orgChart1"/>
-    <dgm:cxn modelId="{F0E75892-560B-4D81-9402-AA1243287AAF}" type="presParOf" srcId="{319789A5-39C0-4FFF-8451-868C0F22A9C5}" destId="{7D295D64-F746-4E5B-9C31-55F2FCCA7D8A}" srcOrd="0" destOrd="0" presId="urn:microsoft.com/office/officeart/2005/8/layout/orgChart1"/>
-    <dgm:cxn modelId="{64416759-3C19-4D2A-A68B-B9E782208C67}" type="presParOf" srcId="{7D295D64-F746-4E5B-9C31-55F2FCCA7D8A}" destId="{E0297DC4-415E-4257-B9E5-C7F4F185CDDD}" srcOrd="0" destOrd="0" presId="urn:microsoft.com/office/officeart/2005/8/layout/orgChart1"/>
-    <dgm:cxn modelId="{081B11A9-FC3F-494E-8D7C-69225F40136E}" type="presParOf" srcId="{7D295D64-F746-4E5B-9C31-55F2FCCA7D8A}" destId="{9B01E850-0415-4DF7-8897-82A1212A679E}" srcOrd="1" destOrd="0" presId="urn:microsoft.com/office/officeart/2005/8/layout/orgChart1"/>
-    <dgm:cxn modelId="{501E036E-2D35-4E93-B424-AE74A0E26CD6}" type="presParOf" srcId="{319789A5-39C0-4FFF-8451-868C0F22A9C5}" destId="{082AC4A7-5568-4526-817A-CAC8717B3940}" srcOrd="1" destOrd="0" presId="urn:microsoft.com/office/officeart/2005/8/layout/orgChart1"/>
-    <dgm:cxn modelId="{E9464C06-444D-45FD-80F5-424EA71B1A81}" type="presParOf" srcId="{082AC4A7-5568-4526-817A-CAC8717B3940}" destId="{6B1B0CE9-AB2B-4202-AF30-80D95492E30D}" srcOrd="0" destOrd="0" presId="urn:microsoft.com/office/officeart/2005/8/layout/orgChart1"/>
-    <dgm:cxn modelId="{476276E4-8FB0-4968-9F16-BCE7CC48E1D6}" type="presParOf" srcId="{082AC4A7-5568-4526-817A-CAC8717B3940}" destId="{83384030-737F-4694-9A9F-19AA631D9EE4}" srcOrd="1" destOrd="0" presId="urn:microsoft.com/office/officeart/2005/8/layout/orgChart1"/>
-    <dgm:cxn modelId="{67660460-ABF9-43D8-9DFB-8E88828FBEF8}" type="presParOf" srcId="{83384030-737F-4694-9A9F-19AA631D9EE4}" destId="{056CB050-9BFC-4200-8461-B46A9BB22601}" srcOrd="0" destOrd="0" presId="urn:microsoft.com/office/officeart/2005/8/layout/orgChart1"/>
-    <dgm:cxn modelId="{CDD198C2-09DA-4EF0-9EFC-F803D9859C7C}" type="presParOf" srcId="{056CB050-9BFC-4200-8461-B46A9BB22601}" destId="{9E6D7807-74EB-47FF-9FB0-B63DC8864E4C}" srcOrd="0" destOrd="0" presId="urn:microsoft.com/office/officeart/2005/8/layout/orgChart1"/>
-    <dgm:cxn modelId="{40415B33-11EF-4A4A-9EE2-9866C809625C}" type="presParOf" srcId="{056CB050-9BFC-4200-8461-B46A9BB22601}" destId="{57D1852D-A66A-40E3-AD8B-22930AEBCB5F}" srcOrd="1" destOrd="0" presId="urn:microsoft.com/office/officeart/2005/8/layout/orgChart1"/>
-    <dgm:cxn modelId="{EE0E71BC-3887-4E4E-9BD0-376E5C4D1DB6}" type="presParOf" srcId="{83384030-737F-4694-9A9F-19AA631D9EE4}" destId="{4163455A-34E5-4D09-9D3D-8A2E840781E4}" srcOrd="1" destOrd="0" presId="urn:microsoft.com/office/officeart/2005/8/layout/orgChart1"/>
-    <dgm:cxn modelId="{E700DA56-17D2-4A4C-8CD7-1B45104F9B60}" type="presParOf" srcId="{83384030-737F-4694-9A9F-19AA631D9EE4}" destId="{F201D5DB-AE23-4290-BED0-297127E1F1A9}" srcOrd="2" destOrd="0" presId="urn:microsoft.com/office/officeart/2005/8/layout/orgChart1"/>
-    <dgm:cxn modelId="{470A7226-BEA2-47C2-B2C5-681DC5D7EB11}" type="presParOf" srcId="{082AC4A7-5568-4526-817A-CAC8717B3940}" destId="{E553E22C-97EA-453A-847D-69DB62BB8BC4}" srcOrd="2" destOrd="0" presId="urn:microsoft.com/office/officeart/2005/8/layout/orgChart1"/>
-    <dgm:cxn modelId="{9DF4867D-8AE8-4F6A-92F6-664572842D39}" type="presParOf" srcId="{082AC4A7-5568-4526-817A-CAC8717B3940}" destId="{35C31C4B-3128-4CB6-8D40-D38A7BC725D5}" srcOrd="3" destOrd="0" presId="urn:microsoft.com/office/officeart/2005/8/layout/orgChart1"/>
-    <dgm:cxn modelId="{E5C00B79-1BE5-4589-8863-20ABCE89F0B4}" type="presParOf" srcId="{35C31C4B-3128-4CB6-8D40-D38A7BC725D5}" destId="{7320D160-5FAB-4F75-91D2-7D0EEC66ECA2}" srcOrd="0" destOrd="0" presId="urn:microsoft.com/office/officeart/2005/8/layout/orgChart1"/>
-    <dgm:cxn modelId="{674B073F-73BE-47C6-B12C-FD078A83D1B8}" type="presParOf" srcId="{7320D160-5FAB-4F75-91D2-7D0EEC66ECA2}" destId="{9F7E47EB-E28A-4689-BCD9-3F333FF69FF1}" srcOrd="0" destOrd="0" presId="urn:microsoft.com/office/officeart/2005/8/layout/orgChart1"/>
-    <dgm:cxn modelId="{7FACDAE0-EBBB-4620-B6AA-B5FCFCE940DD}" type="presParOf" srcId="{7320D160-5FAB-4F75-91D2-7D0EEC66ECA2}" destId="{F93467D6-9D00-41BB-95E8-9CF03602A650}" srcOrd="1" destOrd="0" presId="urn:microsoft.com/office/officeart/2005/8/layout/orgChart1"/>
-    <dgm:cxn modelId="{44B83693-02B1-43C8-9549-536FA9BA78C9}" type="presParOf" srcId="{35C31C4B-3128-4CB6-8D40-D38A7BC725D5}" destId="{CACF6643-11F8-4ECE-9471-D849369BEF1D}" srcOrd="1" destOrd="0" presId="urn:microsoft.com/office/officeart/2005/8/layout/orgChart1"/>
-    <dgm:cxn modelId="{C44D084A-94C7-43F3-A18A-85BBD717241C}" type="presParOf" srcId="{35C31C4B-3128-4CB6-8D40-D38A7BC725D5}" destId="{595A9524-33D6-4246-B6E2-7DC325FAE122}" srcOrd="2" destOrd="0" presId="urn:microsoft.com/office/officeart/2005/8/layout/orgChart1"/>
-    <dgm:cxn modelId="{8DB7F539-F507-4BDB-AE6D-998407ABDB52}" type="presParOf" srcId="{595A9524-33D6-4246-B6E2-7DC325FAE122}" destId="{C8A61AB3-3D0B-4B1B-A4DA-68C7F5917D51}" srcOrd="0" destOrd="0" presId="urn:microsoft.com/office/officeart/2005/8/layout/orgChart1"/>
-    <dgm:cxn modelId="{97D8081F-BF1A-4CC0-AECB-65BE925A129F}" type="presParOf" srcId="{595A9524-33D6-4246-B6E2-7DC325FAE122}" destId="{2D04D061-A393-4AA9-A8A5-5A7EA183D81F}" srcOrd="1" destOrd="0" presId="urn:microsoft.com/office/officeart/2005/8/layout/orgChart1"/>
-    <dgm:cxn modelId="{4CA1D925-7332-42CB-BCF0-B80A1C66A096}" type="presParOf" srcId="{2D04D061-A393-4AA9-A8A5-5A7EA183D81F}" destId="{3AB3C83F-6D30-4352-9173-05C5F5222816}" srcOrd="0" destOrd="0" presId="urn:microsoft.com/office/officeart/2005/8/layout/orgChart1"/>
-    <dgm:cxn modelId="{5D7175AC-B0C2-4F40-ACB9-820E1CA89D13}" type="presParOf" srcId="{3AB3C83F-6D30-4352-9173-05C5F5222816}" destId="{686C5510-BD30-4E4D-950C-B0D178D95A57}" srcOrd="0" destOrd="0" presId="urn:microsoft.com/office/officeart/2005/8/layout/orgChart1"/>
-    <dgm:cxn modelId="{98E0B63A-C370-4DFE-956B-9860576BE8B9}" type="presParOf" srcId="{3AB3C83F-6D30-4352-9173-05C5F5222816}" destId="{D6E3E12E-59E5-4A98-86B4-07602AB5DA23}" srcOrd="1" destOrd="0" presId="urn:microsoft.com/office/officeart/2005/8/layout/orgChart1"/>
-    <dgm:cxn modelId="{C228074D-B62E-4790-A67B-3B7C75796DDC}" type="presParOf" srcId="{2D04D061-A393-4AA9-A8A5-5A7EA183D81F}" destId="{8FFE62E5-0B1C-42F5-956B-C712CB3FFB02}" srcOrd="1" destOrd="0" presId="urn:microsoft.com/office/officeart/2005/8/layout/orgChart1"/>
-    <dgm:cxn modelId="{AC9A2632-1719-4B1A-8A3A-1190C60737EF}" type="presParOf" srcId="{2D04D061-A393-4AA9-A8A5-5A7EA183D81F}" destId="{67068C4F-FF23-4919-A5EE-24006125A101}" srcOrd="2" destOrd="0" presId="urn:microsoft.com/office/officeart/2005/8/layout/orgChart1"/>
-    <dgm:cxn modelId="{B9497F82-6014-4135-9EC9-9DADC97E468D}" type="presParOf" srcId="{595A9524-33D6-4246-B6E2-7DC325FAE122}" destId="{0A18A386-C120-4941-B7D8-31A907608A4E}" srcOrd="2" destOrd="0" presId="urn:microsoft.com/office/officeart/2005/8/layout/orgChart1"/>
-    <dgm:cxn modelId="{7DB9AA72-A199-4ECA-91D6-68A9A521A0D2}" type="presParOf" srcId="{595A9524-33D6-4246-B6E2-7DC325FAE122}" destId="{57B4595A-F894-45AD-929E-E634781445FC}" srcOrd="3" destOrd="0" presId="urn:microsoft.com/office/officeart/2005/8/layout/orgChart1"/>
-    <dgm:cxn modelId="{5EA5039F-E86E-4A53-87D7-29DF0EBAB912}" type="presParOf" srcId="{57B4595A-F894-45AD-929E-E634781445FC}" destId="{36AD5794-7B89-4C70-ACDD-8E4C21A4014F}" srcOrd="0" destOrd="0" presId="urn:microsoft.com/office/officeart/2005/8/layout/orgChart1"/>
-    <dgm:cxn modelId="{645CD67C-6E0E-43F2-A4C1-3F350A8781E0}" type="presParOf" srcId="{36AD5794-7B89-4C70-ACDD-8E4C21A4014F}" destId="{15EDB51E-FB38-44B0-8780-5161D3222CD3}" srcOrd="0" destOrd="0" presId="urn:microsoft.com/office/officeart/2005/8/layout/orgChart1"/>
-    <dgm:cxn modelId="{6AB4CC14-EC44-47E6-8F2C-8E31721EB9D7}" type="presParOf" srcId="{36AD5794-7B89-4C70-ACDD-8E4C21A4014F}" destId="{ECF454E8-572C-4B7F-91F6-ECBBFB907ACE}" srcOrd="1" destOrd="0" presId="urn:microsoft.com/office/officeart/2005/8/layout/orgChart1"/>
-    <dgm:cxn modelId="{B921AC8F-799E-4792-9E5A-58A925BC6EFC}" type="presParOf" srcId="{57B4595A-F894-45AD-929E-E634781445FC}" destId="{91F87F24-38E3-4EF5-9771-E2B1B7633DCA}" srcOrd="1" destOrd="0" presId="urn:microsoft.com/office/officeart/2005/8/layout/orgChart1"/>
-    <dgm:cxn modelId="{199F32C7-CC4B-4A3A-AD52-D4B206A54E44}" type="presParOf" srcId="{57B4595A-F894-45AD-929E-E634781445FC}" destId="{E1247BC5-92EE-420E-9F5D-DF8E8C684F51}" srcOrd="2" destOrd="0" presId="urn:microsoft.com/office/officeart/2005/8/layout/orgChart1"/>
-    <dgm:cxn modelId="{E83F2A8E-6743-4FB0-94F4-34DC601477CB}" type="presParOf" srcId="{319789A5-39C0-4FFF-8451-868C0F22A9C5}" destId="{21F3AA07-03A5-4BF9-9C15-259D810FE110}" srcOrd="2" destOrd="0" presId="urn:microsoft.com/office/officeart/2005/8/layout/orgChart1"/>
+    <dgm:cxn modelId="{D77E0A53-7A00-4A45-81E5-C4201E09AA94}" type="presOf" srcId="{203A9808-9557-4FA5-91A4-C23DA8E9FEF1}" destId="{D6E3E12E-59E5-4A98-86B4-07602AB5DA23}" srcOrd="1" destOrd="0" presId="urn:microsoft.com/office/officeart/2005/8/layout/orgChart1"/>
+    <dgm:cxn modelId="{2E0CD269-7E35-473A-9E75-8C6E0A242D3C}" type="presOf" srcId="{5C3794A1-5232-424B-B4E1-94D61F2F415B}" destId="{44685DB6-C4E5-4939-8892-1C266F955CEC}" srcOrd="0" destOrd="0" presId="urn:microsoft.com/office/officeart/2005/8/layout/orgChart1"/>
+    <dgm:cxn modelId="{E5A2D9EA-0F33-4551-A12A-0E6CF00B861F}" type="presOf" srcId="{B027A180-9FED-40F4-8D1F-9F67821D5167}" destId="{C8A61AB3-3D0B-4B1B-A4DA-68C7F5917D51}" srcOrd="0" destOrd="0" presId="urn:microsoft.com/office/officeart/2005/8/layout/orgChart1"/>
+    <dgm:cxn modelId="{D53DF918-A7DA-4DEC-AA54-9024E0368AF1}" type="presOf" srcId="{4D463789-8AF4-411F-A12C-ED1E41B8582B}" destId="{ECF454E8-572C-4B7F-91F6-ECBBFB907ACE}" srcOrd="1" destOrd="0" presId="urn:microsoft.com/office/officeart/2005/8/layout/orgChart1"/>
+    <dgm:cxn modelId="{ECFE778C-680E-428E-9C80-E6FA2B53CE40}" type="presOf" srcId="{B5FA2C6D-6155-4791-9E70-97984AA8045D}" destId="{9E6D7807-74EB-47FF-9FB0-B63DC8864E4C}" srcOrd="0" destOrd="0" presId="urn:microsoft.com/office/officeart/2005/8/layout/orgChart1"/>
+    <dgm:cxn modelId="{F38D3705-CC15-4B54-86EC-D4B27BE69AAA}" type="presOf" srcId="{16498050-48B8-4B86-9892-28FD7AD87090}" destId="{E553E22C-97EA-453A-847D-69DB62BB8BC4}" srcOrd="0" destOrd="0" presId="urn:microsoft.com/office/officeart/2005/8/layout/orgChart1"/>
+    <dgm:cxn modelId="{421BCA0A-05B1-4397-A5F1-CE29C2BF7A01}" type="presOf" srcId="{DB2FF20B-8412-4D13-ADD8-2DD8732D5074}" destId="{9B01E850-0415-4DF7-8897-82A1212A679E}" srcOrd="1" destOrd="0" presId="urn:microsoft.com/office/officeart/2005/8/layout/orgChart1"/>
+    <dgm:cxn modelId="{849B4E51-EA61-4034-9FD8-F666C1E7E16E}" type="presOf" srcId="{203A9808-9557-4FA5-91A4-C23DA8E9FEF1}" destId="{686C5510-BD30-4E4D-950C-B0D178D95A57}" srcOrd="0" destOrd="0" presId="urn:microsoft.com/office/officeart/2005/8/layout/orgChart1"/>
+    <dgm:cxn modelId="{B951E70E-56E0-471D-B64E-1ABE81EB5E65}" type="presParOf" srcId="{44685DB6-C4E5-4939-8892-1C266F955CEC}" destId="{319789A5-39C0-4FFF-8451-868C0F22A9C5}" srcOrd="0" destOrd="0" presId="urn:microsoft.com/office/officeart/2005/8/layout/orgChart1"/>
+    <dgm:cxn modelId="{2C33763B-16A4-4F68-8625-FCDE46C628AE}" type="presParOf" srcId="{319789A5-39C0-4FFF-8451-868C0F22A9C5}" destId="{7D295D64-F746-4E5B-9C31-55F2FCCA7D8A}" srcOrd="0" destOrd="0" presId="urn:microsoft.com/office/officeart/2005/8/layout/orgChart1"/>
+    <dgm:cxn modelId="{A10F3D74-E3C0-49B5-A496-18B9E74BF34C}" type="presParOf" srcId="{7D295D64-F746-4E5B-9C31-55F2FCCA7D8A}" destId="{E0297DC4-415E-4257-B9E5-C7F4F185CDDD}" srcOrd="0" destOrd="0" presId="urn:microsoft.com/office/officeart/2005/8/layout/orgChart1"/>
+    <dgm:cxn modelId="{4C6F8E4D-8752-4A95-91E1-1287F6FF09AD}" type="presParOf" srcId="{7D295D64-F746-4E5B-9C31-55F2FCCA7D8A}" destId="{9B01E850-0415-4DF7-8897-82A1212A679E}" srcOrd="1" destOrd="0" presId="urn:microsoft.com/office/officeart/2005/8/layout/orgChart1"/>
+    <dgm:cxn modelId="{D689A471-5DEA-4243-8A6B-B132F2C8C38F}" type="presParOf" srcId="{319789A5-39C0-4FFF-8451-868C0F22A9C5}" destId="{082AC4A7-5568-4526-817A-CAC8717B3940}" srcOrd="1" destOrd="0" presId="urn:microsoft.com/office/officeart/2005/8/layout/orgChart1"/>
+    <dgm:cxn modelId="{A3C4AA6F-0E25-4B9A-8BDB-58709C55AAA5}" type="presParOf" srcId="{082AC4A7-5568-4526-817A-CAC8717B3940}" destId="{6B1B0CE9-AB2B-4202-AF30-80D95492E30D}" srcOrd="0" destOrd="0" presId="urn:microsoft.com/office/officeart/2005/8/layout/orgChart1"/>
+    <dgm:cxn modelId="{2FD2A3A4-4621-490C-91A0-160F61501D91}" type="presParOf" srcId="{082AC4A7-5568-4526-817A-CAC8717B3940}" destId="{83384030-737F-4694-9A9F-19AA631D9EE4}" srcOrd="1" destOrd="0" presId="urn:microsoft.com/office/officeart/2005/8/layout/orgChart1"/>
+    <dgm:cxn modelId="{E5DF9C4E-284A-47C4-A443-2EE0F08CBF75}" type="presParOf" srcId="{83384030-737F-4694-9A9F-19AA631D9EE4}" destId="{056CB050-9BFC-4200-8461-B46A9BB22601}" srcOrd="0" destOrd="0" presId="urn:microsoft.com/office/officeart/2005/8/layout/orgChart1"/>
+    <dgm:cxn modelId="{787AE3DE-7D6D-45D4-A107-22BA2B33C794}" type="presParOf" srcId="{056CB050-9BFC-4200-8461-B46A9BB22601}" destId="{9E6D7807-74EB-47FF-9FB0-B63DC8864E4C}" srcOrd="0" destOrd="0" presId="urn:microsoft.com/office/officeart/2005/8/layout/orgChart1"/>
+    <dgm:cxn modelId="{6A2AF1EA-3DF5-45B0-971F-8609D726785D}" type="presParOf" srcId="{056CB050-9BFC-4200-8461-B46A9BB22601}" destId="{57D1852D-A66A-40E3-AD8B-22930AEBCB5F}" srcOrd="1" destOrd="0" presId="urn:microsoft.com/office/officeart/2005/8/layout/orgChart1"/>
+    <dgm:cxn modelId="{81B67FD0-2B03-437B-8508-9D70230B3ED3}" type="presParOf" srcId="{83384030-737F-4694-9A9F-19AA631D9EE4}" destId="{4163455A-34E5-4D09-9D3D-8A2E840781E4}" srcOrd="1" destOrd="0" presId="urn:microsoft.com/office/officeart/2005/8/layout/orgChart1"/>
+    <dgm:cxn modelId="{0B6A523A-FB96-4B96-86AC-3CC643068A40}" type="presParOf" srcId="{83384030-737F-4694-9A9F-19AA631D9EE4}" destId="{F201D5DB-AE23-4290-BED0-297127E1F1A9}" srcOrd="2" destOrd="0" presId="urn:microsoft.com/office/officeart/2005/8/layout/orgChart1"/>
+    <dgm:cxn modelId="{136D1A4A-30C5-470C-9C9E-90F724B1D0DD}" type="presParOf" srcId="{082AC4A7-5568-4526-817A-CAC8717B3940}" destId="{E553E22C-97EA-453A-847D-69DB62BB8BC4}" srcOrd="2" destOrd="0" presId="urn:microsoft.com/office/officeart/2005/8/layout/orgChart1"/>
+    <dgm:cxn modelId="{125CD9D0-4963-4967-9FC3-9A55096511BD}" type="presParOf" srcId="{082AC4A7-5568-4526-817A-CAC8717B3940}" destId="{35C31C4B-3128-4CB6-8D40-D38A7BC725D5}" srcOrd="3" destOrd="0" presId="urn:microsoft.com/office/officeart/2005/8/layout/orgChart1"/>
+    <dgm:cxn modelId="{47931BC3-04F2-4FC5-B6DF-66179A3874B9}" type="presParOf" srcId="{35C31C4B-3128-4CB6-8D40-D38A7BC725D5}" destId="{7320D160-5FAB-4F75-91D2-7D0EEC66ECA2}" srcOrd="0" destOrd="0" presId="urn:microsoft.com/office/officeart/2005/8/layout/orgChart1"/>
+    <dgm:cxn modelId="{CC20704F-5A48-4A44-AF52-9E4AF42AC942}" type="presParOf" srcId="{7320D160-5FAB-4F75-91D2-7D0EEC66ECA2}" destId="{9F7E47EB-E28A-4689-BCD9-3F333FF69FF1}" srcOrd="0" destOrd="0" presId="urn:microsoft.com/office/officeart/2005/8/layout/orgChart1"/>
+    <dgm:cxn modelId="{DBCE8E40-0B61-4AA9-A7AA-31CF0E7E1E5A}" type="presParOf" srcId="{7320D160-5FAB-4F75-91D2-7D0EEC66ECA2}" destId="{F93467D6-9D00-41BB-95E8-9CF03602A650}" srcOrd="1" destOrd="0" presId="urn:microsoft.com/office/officeart/2005/8/layout/orgChart1"/>
+    <dgm:cxn modelId="{F7B84F7A-077C-45AA-A82F-E814E775A8C2}" type="presParOf" srcId="{35C31C4B-3128-4CB6-8D40-D38A7BC725D5}" destId="{CACF6643-11F8-4ECE-9471-D849369BEF1D}" srcOrd="1" destOrd="0" presId="urn:microsoft.com/office/officeart/2005/8/layout/orgChart1"/>
+    <dgm:cxn modelId="{28ADD62E-34D9-4508-A389-D6B98898D23D}" type="presParOf" srcId="{35C31C4B-3128-4CB6-8D40-D38A7BC725D5}" destId="{595A9524-33D6-4246-B6E2-7DC325FAE122}" srcOrd="2" destOrd="0" presId="urn:microsoft.com/office/officeart/2005/8/layout/orgChart1"/>
+    <dgm:cxn modelId="{DD33DDB4-FA13-4154-B4B4-61B54483168E}" type="presParOf" srcId="{595A9524-33D6-4246-B6E2-7DC325FAE122}" destId="{C8A61AB3-3D0B-4B1B-A4DA-68C7F5917D51}" srcOrd="0" destOrd="0" presId="urn:microsoft.com/office/officeart/2005/8/layout/orgChart1"/>
+    <dgm:cxn modelId="{65273D6E-22CF-4734-BDA9-8E1217F8992D}" type="presParOf" srcId="{595A9524-33D6-4246-B6E2-7DC325FAE122}" destId="{2D04D061-A393-4AA9-A8A5-5A7EA183D81F}" srcOrd="1" destOrd="0" presId="urn:microsoft.com/office/officeart/2005/8/layout/orgChart1"/>
+    <dgm:cxn modelId="{448F9878-1C58-496E-9F81-0199EF932C3E}" type="presParOf" srcId="{2D04D061-A393-4AA9-A8A5-5A7EA183D81F}" destId="{3AB3C83F-6D30-4352-9173-05C5F5222816}" srcOrd="0" destOrd="0" presId="urn:microsoft.com/office/officeart/2005/8/layout/orgChart1"/>
+    <dgm:cxn modelId="{B331576B-0079-4F66-BE0D-7AB1F3518753}" type="presParOf" srcId="{3AB3C83F-6D30-4352-9173-05C5F5222816}" destId="{686C5510-BD30-4E4D-950C-B0D178D95A57}" srcOrd="0" destOrd="0" presId="urn:microsoft.com/office/officeart/2005/8/layout/orgChart1"/>
+    <dgm:cxn modelId="{DF87C9AA-E834-46B4-9E2A-B190E8E74B40}" type="presParOf" srcId="{3AB3C83F-6D30-4352-9173-05C5F5222816}" destId="{D6E3E12E-59E5-4A98-86B4-07602AB5DA23}" srcOrd="1" destOrd="0" presId="urn:microsoft.com/office/officeart/2005/8/layout/orgChart1"/>
+    <dgm:cxn modelId="{A3D9CA68-5608-492A-9E1C-68D5B3D87779}" type="presParOf" srcId="{2D04D061-A393-4AA9-A8A5-5A7EA183D81F}" destId="{8FFE62E5-0B1C-42F5-956B-C712CB3FFB02}" srcOrd="1" destOrd="0" presId="urn:microsoft.com/office/officeart/2005/8/layout/orgChart1"/>
+    <dgm:cxn modelId="{BEDF7056-FB8D-4629-9C52-E084958B2CFC}" type="presParOf" srcId="{2D04D061-A393-4AA9-A8A5-5A7EA183D81F}" destId="{67068C4F-FF23-4919-A5EE-24006125A101}" srcOrd="2" destOrd="0" presId="urn:microsoft.com/office/officeart/2005/8/layout/orgChart1"/>
+    <dgm:cxn modelId="{9B47669C-A8B0-4F7E-AA9B-428B17EDEB5A}" type="presParOf" srcId="{595A9524-33D6-4246-B6E2-7DC325FAE122}" destId="{0A18A386-C120-4941-B7D8-31A907608A4E}" srcOrd="2" destOrd="0" presId="urn:microsoft.com/office/officeart/2005/8/layout/orgChart1"/>
+    <dgm:cxn modelId="{8F74E6B9-8C13-4933-8412-4032BEE76F7B}" type="presParOf" srcId="{595A9524-33D6-4246-B6E2-7DC325FAE122}" destId="{57B4595A-F894-45AD-929E-E634781445FC}" srcOrd="3" destOrd="0" presId="urn:microsoft.com/office/officeart/2005/8/layout/orgChart1"/>
+    <dgm:cxn modelId="{5F4D704F-3594-4328-831A-22F8ABF84422}" type="presParOf" srcId="{57B4595A-F894-45AD-929E-E634781445FC}" destId="{36AD5794-7B89-4C70-ACDD-8E4C21A4014F}" srcOrd="0" destOrd="0" presId="urn:microsoft.com/office/officeart/2005/8/layout/orgChart1"/>
+    <dgm:cxn modelId="{BE07C559-D8F6-4B09-854A-A8013A4B3943}" type="presParOf" srcId="{36AD5794-7B89-4C70-ACDD-8E4C21A4014F}" destId="{15EDB51E-FB38-44B0-8780-5161D3222CD3}" srcOrd="0" destOrd="0" presId="urn:microsoft.com/office/officeart/2005/8/layout/orgChart1"/>
+    <dgm:cxn modelId="{52B6BBC3-6386-48BC-A70D-52CCD68AD87A}" type="presParOf" srcId="{36AD5794-7B89-4C70-ACDD-8E4C21A4014F}" destId="{ECF454E8-572C-4B7F-91F6-ECBBFB907ACE}" srcOrd="1" destOrd="0" presId="urn:microsoft.com/office/officeart/2005/8/layout/orgChart1"/>
+    <dgm:cxn modelId="{6B161BFD-A6C8-4861-B70F-10807E02B241}" type="presParOf" srcId="{57B4595A-F894-45AD-929E-E634781445FC}" destId="{91F87F24-38E3-4EF5-9771-E2B1B7633DCA}" srcOrd="1" destOrd="0" presId="urn:microsoft.com/office/officeart/2005/8/layout/orgChart1"/>
+    <dgm:cxn modelId="{F5A15DD1-5901-4BFC-93CF-123841992584}" type="presParOf" srcId="{57B4595A-F894-45AD-929E-E634781445FC}" destId="{E1247BC5-92EE-420E-9F5D-DF8E8C684F51}" srcOrd="2" destOrd="0" presId="urn:microsoft.com/office/officeart/2005/8/layout/orgChart1"/>
+    <dgm:cxn modelId="{0EE82A84-55D1-4AC2-8C5B-4EB9B71C221E}" type="presParOf" srcId="{319789A5-39C0-4FFF-8451-868C0F22A9C5}" destId="{21F3AA07-03A5-4BF9-9C15-259D810FE110}" srcOrd="2" destOrd="0" presId="urn:microsoft.com/office/officeart/2005/8/layout/orgChart1"/>
   </dgm:cxnLst>
   <dgm:bg/>
   <dgm:whole/>
@@ -57434,71 +58773,71 @@
     </dgm:pt>
   </dgm:ptLst>
   <dgm:cxnLst>
-    <dgm:cxn modelId="{6411A8CD-09B8-4C6B-955F-ACA0FE85C9D1}" type="presOf" srcId="{A64C646E-C264-466C-9136-BD8F215720A1}" destId="{D2C0F711-6AA4-490B-B985-7C0613C77320}" srcOrd="0" destOrd="0" presId="urn:microsoft.com/office/officeart/2005/8/layout/orgChart1"/>
-    <dgm:cxn modelId="{D6B01EA6-F381-4883-AA30-1D4AD4BA2A51}" type="presOf" srcId="{D86EA77B-5763-41EF-9153-3661AE3CFC2E}" destId="{093713BA-5051-45AD-911A-DFC5889381B4}" srcOrd="1" destOrd="0" presId="urn:microsoft.com/office/officeart/2005/8/layout/orgChart1"/>
-    <dgm:cxn modelId="{E73BB5DE-5B4A-40E0-BC93-624FED75FE1C}" type="presOf" srcId="{D4C0D871-730E-409B-A939-35B4AA2CF7C8}" destId="{EC02FBC2-E5E6-4307-AA12-7900113BC543}" srcOrd="1" destOrd="0" presId="urn:microsoft.com/office/officeart/2005/8/layout/orgChart1"/>
-    <dgm:cxn modelId="{9D503F4F-EF32-4FA5-896C-DC14C5EBF722}" type="presOf" srcId="{D86EA77B-5763-41EF-9153-3661AE3CFC2E}" destId="{C4906E41-FD4F-48AD-AE76-96D58605E508}" srcOrd="0" destOrd="0" presId="urn:microsoft.com/office/officeart/2005/8/layout/orgChart1"/>
-    <dgm:cxn modelId="{5D577683-38E7-4200-BF46-9F00CC875142}" type="presOf" srcId="{5DDAD7B1-7AF3-408C-A6D7-996CCCB1AB35}" destId="{8AFEC6BF-BAD8-47E1-94D6-5222726D7F86}" srcOrd="1" destOrd="0" presId="urn:microsoft.com/office/officeart/2005/8/layout/orgChart1"/>
-    <dgm:cxn modelId="{4AF10740-BDFA-45E1-9F65-40EA97ACC12B}" type="presOf" srcId="{8C837897-1755-42A4-AEF1-492D27B662DF}" destId="{5BA256A4-130E-4DA9-B1A3-38EDD92DC033}" srcOrd="0" destOrd="0" presId="urn:microsoft.com/office/officeart/2005/8/layout/orgChart1"/>
-    <dgm:cxn modelId="{F4005BDA-C878-438E-9A0B-03A45E31A212}" type="presOf" srcId="{5DDAD7B1-7AF3-408C-A6D7-996CCCB1AB35}" destId="{801E8090-2540-4A55-B207-07DC7C527FA4}" srcOrd="0" destOrd="0" presId="urn:microsoft.com/office/officeart/2005/8/layout/orgChart1"/>
-    <dgm:cxn modelId="{ABFC8D29-6F2E-4A34-8749-FCA92F31A35C}" type="presOf" srcId="{D4C0D871-730E-409B-A939-35B4AA2CF7C8}" destId="{CA2B0CEC-4591-403D-81CB-41FA5F1B6D20}" srcOrd="0" destOrd="0" presId="urn:microsoft.com/office/officeart/2005/8/layout/orgChart1"/>
-    <dgm:cxn modelId="{853B4458-0FB9-410E-A435-316E90B6C5F0}" type="presOf" srcId="{85B487A8-9B7F-43B8-A991-FF40805C1E73}" destId="{C9C81B49-54FD-4180-AE3F-B3E6C96C2EF2}" srcOrd="0" destOrd="0" presId="urn:microsoft.com/office/officeart/2005/8/layout/orgChart1"/>
+    <dgm:cxn modelId="{41B32449-5FEB-4C0E-838A-7DD64F21104E}" type="presOf" srcId="{8C837897-1755-42A4-AEF1-492D27B662DF}" destId="{5BA256A4-130E-4DA9-B1A3-38EDD92DC033}" srcOrd="0" destOrd="0" presId="urn:microsoft.com/office/officeart/2005/8/layout/orgChart1"/>
+    <dgm:cxn modelId="{24F71536-3D15-404C-8679-281EC427A64F}" srcId="{D4C0D871-730E-409B-A939-35B4AA2CF7C8}" destId="{D86EA77B-5763-41EF-9153-3661AE3CFC2E}" srcOrd="2" destOrd="0" parTransId="{481A911B-7964-4B53-B4C3-4FB3426D568E}" sibTransId="{DB4909E2-56CE-4EE7-9F3A-4C45988DD9C5}"/>
+    <dgm:cxn modelId="{EECCFC72-4619-42E1-8C17-F48FCA476E14}" type="presOf" srcId="{D4C0D871-730E-409B-A939-35B4AA2CF7C8}" destId="{EC02FBC2-E5E6-4307-AA12-7900113BC543}" srcOrd="1" destOrd="0" presId="urn:microsoft.com/office/officeart/2005/8/layout/orgChart1"/>
+    <dgm:cxn modelId="{F7DDE59D-A45B-4C6C-A0B1-7DFAE8637F47}" type="presOf" srcId="{F402A20C-FDB0-4EF8-AA45-A765D906689B}" destId="{D2B306CE-508F-493B-A217-FA8B29EAAF2A}" srcOrd="1" destOrd="0" presId="urn:microsoft.com/office/officeart/2005/8/layout/orgChart1"/>
+    <dgm:cxn modelId="{9EA1B3BF-F07B-4DFF-97C5-8A5E13925190}" type="presOf" srcId="{87909330-93F9-410B-9B02-C334FB56DA91}" destId="{D1486554-E708-48D0-85EF-B7CC400F1CA9}" srcOrd="1" destOrd="0" presId="urn:microsoft.com/office/officeart/2005/8/layout/orgChart1"/>
+    <dgm:cxn modelId="{C39D74C3-C804-4B48-B9C9-D15B2BD599D7}" type="presOf" srcId="{D7B65330-8183-4ECB-BB32-3BC3BAD95E8C}" destId="{51542EB2-F5A8-4F18-A733-E8F5643854EC}" srcOrd="0" destOrd="0" presId="urn:microsoft.com/office/officeart/2005/8/layout/orgChart1"/>
+    <dgm:cxn modelId="{46DF4100-3DF4-4A63-9953-826B5D15178F}" type="presOf" srcId="{D86EA77B-5763-41EF-9153-3661AE3CFC2E}" destId="{C4906E41-FD4F-48AD-AE76-96D58605E508}" srcOrd="0" destOrd="0" presId="urn:microsoft.com/office/officeart/2005/8/layout/orgChart1"/>
+    <dgm:cxn modelId="{53583BD9-F581-4763-8818-443AE7202E35}" type="presOf" srcId="{57F4E956-9BA4-4B35-9C2E-DBA2F43EDE7D}" destId="{06F555BB-F7AF-4EDF-8A99-0C886ABE9498}" srcOrd="0" destOrd="0" presId="urn:microsoft.com/office/officeart/2005/8/layout/orgChart1"/>
+    <dgm:cxn modelId="{2291B87C-5F06-478E-A47B-EB71406D01D7}" type="presOf" srcId="{A64C646E-C264-466C-9136-BD8F215720A1}" destId="{D2C0F711-6AA4-490B-B985-7C0613C77320}" srcOrd="0" destOrd="0" presId="urn:microsoft.com/office/officeart/2005/8/layout/orgChart1"/>
+    <dgm:cxn modelId="{7E3AFD92-6807-4EA1-8547-7D9542D9AF2A}" type="presOf" srcId="{F402A20C-FDB0-4EF8-AA45-A765D906689B}" destId="{7D8CE1BF-252B-4C4C-B62B-3B162047CF1D}" srcOrd="0" destOrd="0" presId="urn:microsoft.com/office/officeart/2005/8/layout/orgChart1"/>
+    <dgm:cxn modelId="{E3886F7B-97BD-46AF-93F9-6D18EA0BE389}" type="presOf" srcId="{87909330-93F9-410B-9B02-C334FB56DA91}" destId="{95EC288A-E942-4AD4-8CA0-B7D893C51EB3}" srcOrd="0" destOrd="0" presId="urn:microsoft.com/office/officeart/2005/8/layout/orgChart1"/>
+    <dgm:cxn modelId="{6F1C7AE3-54BB-4CCE-9409-9617148347B3}" srcId="{D4C0D871-730E-409B-A939-35B4AA2CF7C8}" destId="{5DDAD7B1-7AF3-408C-A6D7-996CCCB1AB35}" srcOrd="3" destOrd="0" parTransId="{03227302-E265-467A-B6D8-E9A46394ACED}" sibTransId="{974DF61B-4633-4DDA-828A-47F75BDC6AFD}"/>
     <dgm:cxn modelId="{974CA1B4-9CE1-40DB-8966-4E8A98548880}" srcId="{D4C0D871-730E-409B-A939-35B4AA2CF7C8}" destId="{F402A20C-FDB0-4EF8-AA45-A765D906689B}" srcOrd="4" destOrd="0" parTransId="{8C837897-1755-42A4-AEF1-492D27B662DF}" sibTransId="{3BDF7B34-EB28-4198-B238-16A89B8EC44E}"/>
-    <dgm:cxn modelId="{F2EA1E88-0C1B-414F-AB5D-69A6A81D175E}" type="presOf" srcId="{57F4E956-9BA4-4B35-9C2E-DBA2F43EDE7D}" destId="{06F555BB-F7AF-4EDF-8A99-0C886ABE9498}" srcOrd="0" destOrd="0" presId="urn:microsoft.com/office/officeart/2005/8/layout/orgChart1"/>
+    <dgm:cxn modelId="{F822BBF9-C991-48B7-B3BB-D58012A68A40}" type="presOf" srcId="{481A911B-7964-4B53-B4C3-4FB3426D568E}" destId="{748BAC1C-6497-4C62-929F-4F02EE0C9710}" srcOrd="0" destOrd="0" presId="urn:microsoft.com/office/officeart/2005/8/layout/orgChart1"/>
+    <dgm:cxn modelId="{B5EB6E6A-2CDF-4AC6-B71B-ABB4592BEFD9}" type="presOf" srcId="{5DDAD7B1-7AF3-408C-A6D7-996CCCB1AB35}" destId="{801E8090-2540-4A55-B207-07DC7C527FA4}" srcOrd="0" destOrd="0" presId="urn:microsoft.com/office/officeart/2005/8/layout/orgChart1"/>
+    <dgm:cxn modelId="{FD34BDB9-3B14-4F70-B61B-D84C9A22F5C0}" type="presOf" srcId="{D86EA77B-5763-41EF-9153-3661AE3CFC2E}" destId="{093713BA-5051-45AD-911A-DFC5889381B4}" srcOrd="1" destOrd="0" presId="urn:microsoft.com/office/officeart/2005/8/layout/orgChart1"/>
+    <dgm:cxn modelId="{9FF1523F-123B-4DA5-A239-9B3144237DF9}" type="presOf" srcId="{D7B65330-8183-4ECB-BB32-3BC3BAD95E8C}" destId="{0761E723-BDA6-4C7C-A13F-454D6AA2BB24}" srcOrd="1" destOrd="0" presId="urn:microsoft.com/office/officeart/2005/8/layout/orgChart1"/>
+    <dgm:cxn modelId="{7847A3B1-7A1C-4CF2-9851-C6400D25F016}" type="presOf" srcId="{5DDAD7B1-7AF3-408C-A6D7-996CCCB1AB35}" destId="{8AFEC6BF-BAD8-47E1-94D6-5222726D7F86}" srcOrd="1" destOrd="0" presId="urn:microsoft.com/office/officeart/2005/8/layout/orgChart1"/>
+    <dgm:cxn modelId="{69BEDD94-C677-4189-8CFC-CAECA7D4A247}" srcId="{D4C0D871-730E-409B-A939-35B4AA2CF7C8}" destId="{D7B65330-8183-4ECB-BB32-3BC3BAD95E8C}" srcOrd="1" destOrd="0" parTransId="{57F4E956-9BA4-4B35-9C2E-DBA2F43EDE7D}" sibTransId="{B18D7047-3EB9-4579-B930-CEE94F0A49D9}"/>
+    <dgm:cxn modelId="{CC407A50-51A0-4547-8607-A77910E1567F}" type="presOf" srcId="{D4C0D871-730E-409B-A939-35B4AA2CF7C8}" destId="{CA2B0CEC-4591-403D-81CB-41FA5F1B6D20}" srcOrd="0" destOrd="0" presId="urn:microsoft.com/office/officeart/2005/8/layout/orgChart1"/>
     <dgm:cxn modelId="{BD2E6B12-4254-4A66-AA06-23B1DA4EAF3B}" srcId="{85B487A8-9B7F-43B8-A991-FF40805C1E73}" destId="{D4C0D871-730E-409B-A939-35B4AA2CF7C8}" srcOrd="0" destOrd="0" parTransId="{BA838928-8B55-4C18-BCEA-50D8BA21F5AF}" sibTransId="{9939E5BE-86E6-46AC-B01A-721E365F2DFE}"/>
-    <dgm:cxn modelId="{BB67FEFB-BFD4-44F4-B700-AE12DCE5D8E6}" type="presOf" srcId="{87909330-93F9-410B-9B02-C334FB56DA91}" destId="{95EC288A-E942-4AD4-8CA0-B7D893C51EB3}" srcOrd="0" destOrd="0" presId="urn:microsoft.com/office/officeart/2005/8/layout/orgChart1"/>
-    <dgm:cxn modelId="{C9D6CBDC-5026-41AC-8830-8512822999D5}" type="presOf" srcId="{F402A20C-FDB0-4EF8-AA45-A765D906689B}" destId="{D2B306CE-508F-493B-A217-FA8B29EAAF2A}" srcOrd="1" destOrd="0" presId="urn:microsoft.com/office/officeart/2005/8/layout/orgChart1"/>
-    <dgm:cxn modelId="{F92FFAD2-2EE8-4C0D-9973-7D5B29A64306}" type="presOf" srcId="{D7B65330-8183-4ECB-BB32-3BC3BAD95E8C}" destId="{0761E723-BDA6-4C7C-A13F-454D6AA2BB24}" srcOrd="1" destOrd="0" presId="urn:microsoft.com/office/officeart/2005/8/layout/orgChart1"/>
-    <dgm:cxn modelId="{CB112642-3AF6-4E57-B5C4-A21FAF028810}" type="presOf" srcId="{03227302-E265-467A-B6D8-E9A46394ACED}" destId="{62E324FB-EC8B-4982-A0B8-0CE3CDD3B028}" srcOrd="0" destOrd="0" presId="urn:microsoft.com/office/officeart/2005/8/layout/orgChart1"/>
-    <dgm:cxn modelId="{0D3AB643-9336-4D3C-93AF-EDD169569A02}" type="presOf" srcId="{F402A20C-FDB0-4EF8-AA45-A765D906689B}" destId="{7D8CE1BF-252B-4C4C-B62B-3B162047CF1D}" srcOrd="0" destOrd="0" presId="urn:microsoft.com/office/officeart/2005/8/layout/orgChart1"/>
+    <dgm:cxn modelId="{84BB253F-45FE-462B-A06D-678829AED04E}" type="presOf" srcId="{85B487A8-9B7F-43B8-A991-FF40805C1E73}" destId="{C9C81B49-54FD-4180-AE3F-B3E6C96C2EF2}" srcOrd="0" destOrd="0" presId="urn:microsoft.com/office/officeart/2005/8/layout/orgChart1"/>
     <dgm:cxn modelId="{4CA4E80D-4F80-4984-A639-F570F96415A0}" srcId="{D4C0D871-730E-409B-A939-35B4AA2CF7C8}" destId="{87909330-93F9-410B-9B02-C334FB56DA91}" srcOrd="0" destOrd="0" parTransId="{A64C646E-C264-466C-9136-BD8F215720A1}" sibTransId="{5BDB7721-2EB5-4A79-9D0B-417D4132B00E}"/>
-    <dgm:cxn modelId="{69BEDD94-C677-4189-8CFC-CAECA7D4A247}" srcId="{D4C0D871-730E-409B-A939-35B4AA2CF7C8}" destId="{D7B65330-8183-4ECB-BB32-3BC3BAD95E8C}" srcOrd="1" destOrd="0" parTransId="{57F4E956-9BA4-4B35-9C2E-DBA2F43EDE7D}" sibTransId="{B18D7047-3EB9-4579-B930-CEE94F0A49D9}"/>
-    <dgm:cxn modelId="{0EA93C91-920C-4AFF-8B48-E62F32867EA9}" type="presOf" srcId="{87909330-93F9-410B-9B02-C334FB56DA91}" destId="{D1486554-E708-48D0-85EF-B7CC400F1CA9}" srcOrd="1" destOrd="0" presId="urn:microsoft.com/office/officeart/2005/8/layout/orgChart1"/>
-    <dgm:cxn modelId="{6F1C7AE3-54BB-4CCE-9409-9617148347B3}" srcId="{D4C0D871-730E-409B-A939-35B4AA2CF7C8}" destId="{5DDAD7B1-7AF3-408C-A6D7-996CCCB1AB35}" srcOrd="3" destOrd="0" parTransId="{03227302-E265-467A-B6D8-E9A46394ACED}" sibTransId="{974DF61B-4633-4DDA-828A-47F75BDC6AFD}"/>
-    <dgm:cxn modelId="{EC65F5B7-A464-4E19-B487-275A996B3C6B}" type="presOf" srcId="{481A911B-7964-4B53-B4C3-4FB3426D568E}" destId="{748BAC1C-6497-4C62-929F-4F02EE0C9710}" srcOrd="0" destOrd="0" presId="urn:microsoft.com/office/officeart/2005/8/layout/orgChart1"/>
-    <dgm:cxn modelId="{7B5211C0-C5DC-4B66-9BA3-812F552CBB70}" type="presOf" srcId="{D7B65330-8183-4ECB-BB32-3BC3BAD95E8C}" destId="{51542EB2-F5A8-4F18-A733-E8F5643854EC}" srcOrd="0" destOrd="0" presId="urn:microsoft.com/office/officeart/2005/8/layout/orgChart1"/>
-    <dgm:cxn modelId="{24F71536-3D15-404C-8679-281EC427A64F}" srcId="{D4C0D871-730E-409B-A939-35B4AA2CF7C8}" destId="{D86EA77B-5763-41EF-9153-3661AE3CFC2E}" srcOrd="2" destOrd="0" parTransId="{481A911B-7964-4B53-B4C3-4FB3426D568E}" sibTransId="{DB4909E2-56CE-4EE7-9F3A-4C45988DD9C5}"/>
-    <dgm:cxn modelId="{A8E3471A-59C6-432F-9AEE-1091F13862F1}" type="presParOf" srcId="{C9C81B49-54FD-4180-AE3F-B3E6C96C2EF2}" destId="{18EFE1EE-9AD5-4A2B-8CDC-8D07E557927C}" srcOrd="0" destOrd="0" presId="urn:microsoft.com/office/officeart/2005/8/layout/orgChart1"/>
-    <dgm:cxn modelId="{96D67775-AA72-4D4F-83EC-25764E0BB97C}" type="presParOf" srcId="{18EFE1EE-9AD5-4A2B-8CDC-8D07E557927C}" destId="{717E6239-305B-4791-B211-6584C5B3AD83}" srcOrd="0" destOrd="0" presId="urn:microsoft.com/office/officeart/2005/8/layout/orgChart1"/>
-    <dgm:cxn modelId="{728496DD-C3D8-4183-A067-24E3D2B7551E}" type="presParOf" srcId="{717E6239-305B-4791-B211-6584C5B3AD83}" destId="{CA2B0CEC-4591-403D-81CB-41FA5F1B6D20}" srcOrd="0" destOrd="0" presId="urn:microsoft.com/office/officeart/2005/8/layout/orgChart1"/>
-    <dgm:cxn modelId="{38CBA5EA-C4AC-4234-9656-97ABE9EC54E3}" type="presParOf" srcId="{717E6239-305B-4791-B211-6584C5B3AD83}" destId="{EC02FBC2-E5E6-4307-AA12-7900113BC543}" srcOrd="1" destOrd="0" presId="urn:microsoft.com/office/officeart/2005/8/layout/orgChart1"/>
-    <dgm:cxn modelId="{51B605A4-B652-401A-9F04-E893D193E6B7}" type="presParOf" srcId="{18EFE1EE-9AD5-4A2B-8CDC-8D07E557927C}" destId="{13216F35-703B-4048-BF19-07789AE264CD}" srcOrd="1" destOrd="0" presId="urn:microsoft.com/office/officeart/2005/8/layout/orgChart1"/>
-    <dgm:cxn modelId="{9144AB59-98B2-4817-8867-D0FFC9642EAA}" type="presParOf" srcId="{13216F35-703B-4048-BF19-07789AE264CD}" destId="{D2C0F711-6AA4-490B-B985-7C0613C77320}" srcOrd="0" destOrd="0" presId="urn:microsoft.com/office/officeart/2005/8/layout/orgChart1"/>
-    <dgm:cxn modelId="{F4B59AD4-04A3-4E5A-B1C6-CE0D74246B0B}" type="presParOf" srcId="{13216F35-703B-4048-BF19-07789AE264CD}" destId="{A1C6838E-8F90-4877-B2AE-B81B71F3B92E}" srcOrd="1" destOrd="0" presId="urn:microsoft.com/office/officeart/2005/8/layout/orgChart1"/>
-    <dgm:cxn modelId="{79101675-EF20-4260-8E1A-75AC9BD36A49}" type="presParOf" srcId="{A1C6838E-8F90-4877-B2AE-B81B71F3B92E}" destId="{14AAF790-39AF-401E-BFE0-9821F03ACABD}" srcOrd="0" destOrd="0" presId="urn:microsoft.com/office/officeart/2005/8/layout/orgChart1"/>
-    <dgm:cxn modelId="{9F53BE05-8B2D-4C91-BE36-58229F2B9B5F}" type="presParOf" srcId="{14AAF790-39AF-401E-BFE0-9821F03ACABD}" destId="{95EC288A-E942-4AD4-8CA0-B7D893C51EB3}" srcOrd="0" destOrd="0" presId="urn:microsoft.com/office/officeart/2005/8/layout/orgChart1"/>
-    <dgm:cxn modelId="{8F744E8F-7E3F-46BE-9AB5-53B0339E0D05}" type="presParOf" srcId="{14AAF790-39AF-401E-BFE0-9821F03ACABD}" destId="{D1486554-E708-48D0-85EF-B7CC400F1CA9}" srcOrd="1" destOrd="0" presId="urn:microsoft.com/office/officeart/2005/8/layout/orgChart1"/>
-    <dgm:cxn modelId="{B3FC5DFA-CC90-4EAC-BA67-F108951814F8}" type="presParOf" srcId="{A1C6838E-8F90-4877-B2AE-B81B71F3B92E}" destId="{4AD60287-A252-47BD-87BB-B7D15C6999B4}" srcOrd="1" destOrd="0" presId="urn:microsoft.com/office/officeart/2005/8/layout/orgChart1"/>
-    <dgm:cxn modelId="{D8BC6179-009A-41E9-8411-EE2ED42DFDE8}" type="presParOf" srcId="{A1C6838E-8F90-4877-B2AE-B81B71F3B92E}" destId="{885CBE00-0401-4145-951E-830A387DA8FC}" srcOrd="2" destOrd="0" presId="urn:microsoft.com/office/officeart/2005/8/layout/orgChart1"/>
-    <dgm:cxn modelId="{F85DC3DD-9AF1-474D-BCED-B912B388A1F6}" type="presParOf" srcId="{13216F35-703B-4048-BF19-07789AE264CD}" destId="{06F555BB-F7AF-4EDF-8A99-0C886ABE9498}" srcOrd="2" destOrd="0" presId="urn:microsoft.com/office/officeart/2005/8/layout/orgChart1"/>
-    <dgm:cxn modelId="{85635BDD-335C-49BB-B5FB-4353E6CAC008}" type="presParOf" srcId="{13216F35-703B-4048-BF19-07789AE264CD}" destId="{EFA4BA24-BC3C-4272-BC32-086147F1917E}" srcOrd="3" destOrd="0" presId="urn:microsoft.com/office/officeart/2005/8/layout/orgChart1"/>
-    <dgm:cxn modelId="{7A2E6147-6012-404F-9A08-1FF29ED6AC73}" type="presParOf" srcId="{EFA4BA24-BC3C-4272-BC32-086147F1917E}" destId="{641273B2-4FF3-4657-A53C-A30A1DAC27D4}" srcOrd="0" destOrd="0" presId="urn:microsoft.com/office/officeart/2005/8/layout/orgChart1"/>
-    <dgm:cxn modelId="{1B4ECA0E-93BA-4B45-A00B-F2FC4D68A7FE}" type="presParOf" srcId="{641273B2-4FF3-4657-A53C-A30A1DAC27D4}" destId="{51542EB2-F5A8-4F18-A733-E8F5643854EC}" srcOrd="0" destOrd="0" presId="urn:microsoft.com/office/officeart/2005/8/layout/orgChart1"/>
-    <dgm:cxn modelId="{A13FB5D5-1655-4621-8B2F-64BE54811A30}" type="presParOf" srcId="{641273B2-4FF3-4657-A53C-A30A1DAC27D4}" destId="{0761E723-BDA6-4C7C-A13F-454D6AA2BB24}" srcOrd="1" destOrd="0" presId="urn:microsoft.com/office/officeart/2005/8/layout/orgChart1"/>
-    <dgm:cxn modelId="{0E59D4D8-4B9D-4E42-8097-1926C46D207B}" type="presParOf" srcId="{EFA4BA24-BC3C-4272-BC32-086147F1917E}" destId="{73F24ADF-8119-45D2-9770-C6E035C8E216}" srcOrd="1" destOrd="0" presId="urn:microsoft.com/office/officeart/2005/8/layout/orgChart1"/>
-    <dgm:cxn modelId="{1CE02644-E6E0-4919-ADC7-5C1BBFCA68F1}" type="presParOf" srcId="{EFA4BA24-BC3C-4272-BC32-086147F1917E}" destId="{FBEB4D55-9597-48AC-AFFE-87D58F98661F}" srcOrd="2" destOrd="0" presId="urn:microsoft.com/office/officeart/2005/8/layout/orgChart1"/>
-    <dgm:cxn modelId="{DD23465F-1088-4DCA-9118-4BBCDF735BC5}" type="presParOf" srcId="{13216F35-703B-4048-BF19-07789AE264CD}" destId="{748BAC1C-6497-4C62-929F-4F02EE0C9710}" srcOrd="4" destOrd="0" presId="urn:microsoft.com/office/officeart/2005/8/layout/orgChart1"/>
-    <dgm:cxn modelId="{D189E672-DBE9-4B75-A788-4BEE88F77857}" type="presParOf" srcId="{13216F35-703B-4048-BF19-07789AE264CD}" destId="{BED5D9E9-51F7-4E07-8F0A-D7AFBBC65974}" srcOrd="5" destOrd="0" presId="urn:microsoft.com/office/officeart/2005/8/layout/orgChart1"/>
-    <dgm:cxn modelId="{074357E5-196A-4212-B699-DD84B77AE70E}" type="presParOf" srcId="{BED5D9E9-51F7-4E07-8F0A-D7AFBBC65974}" destId="{840A66F8-3F9C-4031-A488-6D56E6F038B1}" srcOrd="0" destOrd="0" presId="urn:microsoft.com/office/officeart/2005/8/layout/orgChart1"/>
-    <dgm:cxn modelId="{A38C9DA5-5369-45F5-9E6C-74F54C01BDAB}" type="presParOf" srcId="{840A66F8-3F9C-4031-A488-6D56E6F038B1}" destId="{C4906E41-FD4F-48AD-AE76-96D58605E508}" srcOrd="0" destOrd="0" presId="urn:microsoft.com/office/officeart/2005/8/layout/orgChart1"/>
-    <dgm:cxn modelId="{B689B161-F5AD-4053-B3CC-CBBC1D9BA501}" type="presParOf" srcId="{840A66F8-3F9C-4031-A488-6D56E6F038B1}" destId="{093713BA-5051-45AD-911A-DFC5889381B4}" srcOrd="1" destOrd="0" presId="urn:microsoft.com/office/officeart/2005/8/layout/orgChart1"/>
-    <dgm:cxn modelId="{D88475D2-414A-4BAD-A642-F427866983E2}" type="presParOf" srcId="{BED5D9E9-51F7-4E07-8F0A-D7AFBBC65974}" destId="{0963EFC0-E5C2-4DB0-9ED2-F91E7AB9CA99}" srcOrd="1" destOrd="0" presId="urn:microsoft.com/office/officeart/2005/8/layout/orgChart1"/>
-    <dgm:cxn modelId="{A93CA77E-FE40-4E94-804A-65254A285699}" type="presParOf" srcId="{BED5D9E9-51F7-4E07-8F0A-D7AFBBC65974}" destId="{8A66D2C6-3078-4F54-A968-7ABF67721F80}" srcOrd="2" destOrd="0" presId="urn:microsoft.com/office/officeart/2005/8/layout/orgChart1"/>
-    <dgm:cxn modelId="{1A0FDE16-EB95-4829-91E1-BE753B27AB26}" type="presParOf" srcId="{13216F35-703B-4048-BF19-07789AE264CD}" destId="{62E324FB-EC8B-4982-A0B8-0CE3CDD3B028}" srcOrd="6" destOrd="0" presId="urn:microsoft.com/office/officeart/2005/8/layout/orgChart1"/>
-    <dgm:cxn modelId="{44B0BEB8-4FD5-416C-87BA-1B6EF6E7E99F}" type="presParOf" srcId="{13216F35-703B-4048-BF19-07789AE264CD}" destId="{52A7ED73-81AD-4AA2-AC7D-FBA6FF0F6159}" srcOrd="7" destOrd="0" presId="urn:microsoft.com/office/officeart/2005/8/layout/orgChart1"/>
-    <dgm:cxn modelId="{E9E137F8-634E-452E-8F2E-C22F312EC105}" type="presParOf" srcId="{52A7ED73-81AD-4AA2-AC7D-FBA6FF0F6159}" destId="{A75FAA87-27A8-4E17-B882-E44F292302C0}" srcOrd="0" destOrd="0" presId="urn:microsoft.com/office/officeart/2005/8/layout/orgChart1"/>
-    <dgm:cxn modelId="{2AC1FC9B-C86F-428F-BE0F-1AEA3B6BE953}" type="presParOf" srcId="{A75FAA87-27A8-4E17-B882-E44F292302C0}" destId="{801E8090-2540-4A55-B207-07DC7C527FA4}" srcOrd="0" destOrd="0" presId="urn:microsoft.com/office/officeart/2005/8/layout/orgChart1"/>
-    <dgm:cxn modelId="{62F1DC69-EAC6-4330-B5AB-14BBEFC638C9}" type="presParOf" srcId="{A75FAA87-27A8-4E17-B882-E44F292302C0}" destId="{8AFEC6BF-BAD8-47E1-94D6-5222726D7F86}" srcOrd="1" destOrd="0" presId="urn:microsoft.com/office/officeart/2005/8/layout/orgChart1"/>
-    <dgm:cxn modelId="{BCB9D10E-58D1-46ED-A543-359D918BD32D}" type="presParOf" srcId="{52A7ED73-81AD-4AA2-AC7D-FBA6FF0F6159}" destId="{F9FB2A58-CBDB-4F18-B3BA-8B60C39323E8}" srcOrd="1" destOrd="0" presId="urn:microsoft.com/office/officeart/2005/8/layout/orgChart1"/>
-    <dgm:cxn modelId="{675DFAFB-54A4-434C-B723-01DD144F0C63}" type="presParOf" srcId="{52A7ED73-81AD-4AA2-AC7D-FBA6FF0F6159}" destId="{2AC6B2A0-9EE8-48B0-B5E5-11A3EB9C767E}" srcOrd="2" destOrd="0" presId="urn:microsoft.com/office/officeart/2005/8/layout/orgChart1"/>
-    <dgm:cxn modelId="{16DEF9A0-BC71-44BF-B791-A99E6E3FA540}" type="presParOf" srcId="{13216F35-703B-4048-BF19-07789AE264CD}" destId="{5BA256A4-130E-4DA9-B1A3-38EDD92DC033}" srcOrd="8" destOrd="0" presId="urn:microsoft.com/office/officeart/2005/8/layout/orgChart1"/>
-    <dgm:cxn modelId="{D654383F-432A-43DF-AA98-5C0F10E8AC2A}" type="presParOf" srcId="{13216F35-703B-4048-BF19-07789AE264CD}" destId="{E2A2ABE6-3D1F-4A7A-AF5F-BBCCACE37776}" srcOrd="9" destOrd="0" presId="urn:microsoft.com/office/officeart/2005/8/layout/orgChart1"/>
-    <dgm:cxn modelId="{A64679FB-FCB3-4302-927D-1B4DD0EC19AD}" type="presParOf" srcId="{E2A2ABE6-3D1F-4A7A-AF5F-BBCCACE37776}" destId="{8B043E57-2EB1-4196-BD03-52D74391EB4A}" srcOrd="0" destOrd="0" presId="urn:microsoft.com/office/officeart/2005/8/layout/orgChart1"/>
-    <dgm:cxn modelId="{1A307E88-B764-484C-8D9D-B016B0C9C253}" type="presParOf" srcId="{8B043E57-2EB1-4196-BD03-52D74391EB4A}" destId="{7D8CE1BF-252B-4C4C-B62B-3B162047CF1D}" srcOrd="0" destOrd="0" presId="urn:microsoft.com/office/officeart/2005/8/layout/orgChart1"/>
-    <dgm:cxn modelId="{02F82477-3195-494D-B0CD-A9E957619E84}" type="presParOf" srcId="{8B043E57-2EB1-4196-BD03-52D74391EB4A}" destId="{D2B306CE-508F-493B-A217-FA8B29EAAF2A}" srcOrd="1" destOrd="0" presId="urn:microsoft.com/office/officeart/2005/8/layout/orgChart1"/>
-    <dgm:cxn modelId="{A144CC15-7768-4D26-8E58-9C1DD684ACA7}" type="presParOf" srcId="{E2A2ABE6-3D1F-4A7A-AF5F-BBCCACE37776}" destId="{99822A16-C507-4AC8-90E8-D1B6A87C31F3}" srcOrd="1" destOrd="0" presId="urn:microsoft.com/office/officeart/2005/8/layout/orgChart1"/>
-    <dgm:cxn modelId="{D0EA3D86-57B2-4A6C-8B0F-7A14353D4935}" type="presParOf" srcId="{E2A2ABE6-3D1F-4A7A-AF5F-BBCCACE37776}" destId="{4BEBF62D-42FF-46B9-8F4E-752523AEEFB4}" srcOrd="2" destOrd="0" presId="urn:microsoft.com/office/officeart/2005/8/layout/orgChart1"/>
-    <dgm:cxn modelId="{DF52D76D-0963-4682-845E-1EE09374D0ED}" type="presParOf" srcId="{18EFE1EE-9AD5-4A2B-8CDC-8D07E557927C}" destId="{37B73B7A-C78D-46D0-9D5D-333825226EC6}" srcOrd="2" destOrd="0" presId="urn:microsoft.com/office/officeart/2005/8/layout/orgChart1"/>
+    <dgm:cxn modelId="{2D6D0493-98C9-429B-B52F-53EE4C01082D}" type="presOf" srcId="{03227302-E265-467A-B6D8-E9A46394ACED}" destId="{62E324FB-EC8B-4982-A0B8-0CE3CDD3B028}" srcOrd="0" destOrd="0" presId="urn:microsoft.com/office/officeart/2005/8/layout/orgChart1"/>
+    <dgm:cxn modelId="{390ED7DC-DB4C-43AD-A45D-13D647913679}" type="presParOf" srcId="{C9C81B49-54FD-4180-AE3F-B3E6C96C2EF2}" destId="{18EFE1EE-9AD5-4A2B-8CDC-8D07E557927C}" srcOrd="0" destOrd="0" presId="urn:microsoft.com/office/officeart/2005/8/layout/orgChart1"/>
+    <dgm:cxn modelId="{363320CD-C767-422E-AB91-86EA3D21922D}" type="presParOf" srcId="{18EFE1EE-9AD5-4A2B-8CDC-8D07E557927C}" destId="{717E6239-305B-4791-B211-6584C5B3AD83}" srcOrd="0" destOrd="0" presId="urn:microsoft.com/office/officeart/2005/8/layout/orgChart1"/>
+    <dgm:cxn modelId="{13CC00CE-66C3-4EA7-B20C-80477DA43E04}" type="presParOf" srcId="{717E6239-305B-4791-B211-6584C5B3AD83}" destId="{CA2B0CEC-4591-403D-81CB-41FA5F1B6D20}" srcOrd="0" destOrd="0" presId="urn:microsoft.com/office/officeart/2005/8/layout/orgChart1"/>
+    <dgm:cxn modelId="{DA810720-3FF9-4241-AD8B-E1655B990042}" type="presParOf" srcId="{717E6239-305B-4791-B211-6584C5B3AD83}" destId="{EC02FBC2-E5E6-4307-AA12-7900113BC543}" srcOrd="1" destOrd="0" presId="urn:microsoft.com/office/officeart/2005/8/layout/orgChart1"/>
+    <dgm:cxn modelId="{44846E69-28C7-4A08-86E0-F3BABFAB347E}" type="presParOf" srcId="{18EFE1EE-9AD5-4A2B-8CDC-8D07E557927C}" destId="{13216F35-703B-4048-BF19-07789AE264CD}" srcOrd="1" destOrd="0" presId="urn:microsoft.com/office/officeart/2005/8/layout/orgChart1"/>
+    <dgm:cxn modelId="{43EABBFA-68FB-4937-BC23-C5BB6F5FF119}" type="presParOf" srcId="{13216F35-703B-4048-BF19-07789AE264CD}" destId="{D2C0F711-6AA4-490B-B985-7C0613C77320}" srcOrd="0" destOrd="0" presId="urn:microsoft.com/office/officeart/2005/8/layout/orgChart1"/>
+    <dgm:cxn modelId="{09C4103E-EF38-442F-B786-ACEA348EA2B6}" type="presParOf" srcId="{13216F35-703B-4048-BF19-07789AE264CD}" destId="{A1C6838E-8F90-4877-B2AE-B81B71F3B92E}" srcOrd="1" destOrd="0" presId="urn:microsoft.com/office/officeart/2005/8/layout/orgChart1"/>
+    <dgm:cxn modelId="{B55D3FF0-6B7D-47CF-A407-894C6D35EC06}" type="presParOf" srcId="{A1C6838E-8F90-4877-B2AE-B81B71F3B92E}" destId="{14AAF790-39AF-401E-BFE0-9821F03ACABD}" srcOrd="0" destOrd="0" presId="urn:microsoft.com/office/officeart/2005/8/layout/orgChart1"/>
+    <dgm:cxn modelId="{255370A6-79C9-496B-AF36-7010B69463B0}" type="presParOf" srcId="{14AAF790-39AF-401E-BFE0-9821F03ACABD}" destId="{95EC288A-E942-4AD4-8CA0-B7D893C51EB3}" srcOrd="0" destOrd="0" presId="urn:microsoft.com/office/officeart/2005/8/layout/orgChart1"/>
+    <dgm:cxn modelId="{A40BE4B6-D330-4681-AC59-25F480880F79}" type="presParOf" srcId="{14AAF790-39AF-401E-BFE0-9821F03ACABD}" destId="{D1486554-E708-48D0-85EF-B7CC400F1CA9}" srcOrd="1" destOrd="0" presId="urn:microsoft.com/office/officeart/2005/8/layout/orgChart1"/>
+    <dgm:cxn modelId="{28C4D491-6896-4455-8314-97B6545C6232}" type="presParOf" srcId="{A1C6838E-8F90-4877-B2AE-B81B71F3B92E}" destId="{4AD60287-A252-47BD-87BB-B7D15C6999B4}" srcOrd="1" destOrd="0" presId="urn:microsoft.com/office/officeart/2005/8/layout/orgChart1"/>
+    <dgm:cxn modelId="{18BC5CC6-2813-4387-AC48-BFB3BBF541FF}" type="presParOf" srcId="{A1C6838E-8F90-4877-B2AE-B81B71F3B92E}" destId="{885CBE00-0401-4145-951E-830A387DA8FC}" srcOrd="2" destOrd="0" presId="urn:microsoft.com/office/officeart/2005/8/layout/orgChart1"/>
+    <dgm:cxn modelId="{C5066BBA-408B-48DF-A3AD-FBEFA802C537}" type="presParOf" srcId="{13216F35-703B-4048-BF19-07789AE264CD}" destId="{06F555BB-F7AF-4EDF-8A99-0C886ABE9498}" srcOrd="2" destOrd="0" presId="urn:microsoft.com/office/officeart/2005/8/layout/orgChart1"/>
+    <dgm:cxn modelId="{BB863C0B-F162-45AC-B1B5-CF160F2FD3D8}" type="presParOf" srcId="{13216F35-703B-4048-BF19-07789AE264CD}" destId="{EFA4BA24-BC3C-4272-BC32-086147F1917E}" srcOrd="3" destOrd="0" presId="urn:microsoft.com/office/officeart/2005/8/layout/orgChart1"/>
+    <dgm:cxn modelId="{5CCA0FF6-2F94-4A45-A761-E5D595F42AB9}" type="presParOf" srcId="{EFA4BA24-BC3C-4272-BC32-086147F1917E}" destId="{641273B2-4FF3-4657-A53C-A30A1DAC27D4}" srcOrd="0" destOrd="0" presId="urn:microsoft.com/office/officeart/2005/8/layout/orgChart1"/>
+    <dgm:cxn modelId="{ABBC772C-8271-445D-8621-CDC55C2EA482}" type="presParOf" srcId="{641273B2-4FF3-4657-A53C-A30A1DAC27D4}" destId="{51542EB2-F5A8-4F18-A733-E8F5643854EC}" srcOrd="0" destOrd="0" presId="urn:microsoft.com/office/officeart/2005/8/layout/orgChart1"/>
+    <dgm:cxn modelId="{AEB3B0B6-BE13-4787-9A76-C5CECC338B48}" type="presParOf" srcId="{641273B2-4FF3-4657-A53C-A30A1DAC27D4}" destId="{0761E723-BDA6-4C7C-A13F-454D6AA2BB24}" srcOrd="1" destOrd="0" presId="urn:microsoft.com/office/officeart/2005/8/layout/orgChart1"/>
+    <dgm:cxn modelId="{13EF87C6-8B45-4810-9132-639983D17964}" type="presParOf" srcId="{EFA4BA24-BC3C-4272-BC32-086147F1917E}" destId="{73F24ADF-8119-45D2-9770-C6E035C8E216}" srcOrd="1" destOrd="0" presId="urn:microsoft.com/office/officeart/2005/8/layout/orgChart1"/>
+    <dgm:cxn modelId="{98F631E1-938C-4607-8FB8-9BF738AF53A8}" type="presParOf" srcId="{EFA4BA24-BC3C-4272-BC32-086147F1917E}" destId="{FBEB4D55-9597-48AC-AFFE-87D58F98661F}" srcOrd="2" destOrd="0" presId="urn:microsoft.com/office/officeart/2005/8/layout/orgChart1"/>
+    <dgm:cxn modelId="{43F9534A-2B29-45C1-A629-E5514F781DF1}" type="presParOf" srcId="{13216F35-703B-4048-BF19-07789AE264CD}" destId="{748BAC1C-6497-4C62-929F-4F02EE0C9710}" srcOrd="4" destOrd="0" presId="urn:microsoft.com/office/officeart/2005/8/layout/orgChart1"/>
+    <dgm:cxn modelId="{0338A923-5DD8-4F58-AD93-08287818E59A}" type="presParOf" srcId="{13216F35-703B-4048-BF19-07789AE264CD}" destId="{BED5D9E9-51F7-4E07-8F0A-D7AFBBC65974}" srcOrd="5" destOrd="0" presId="urn:microsoft.com/office/officeart/2005/8/layout/orgChart1"/>
+    <dgm:cxn modelId="{B53482CE-FC85-4AD6-98BD-36ECDC70673E}" type="presParOf" srcId="{BED5D9E9-51F7-4E07-8F0A-D7AFBBC65974}" destId="{840A66F8-3F9C-4031-A488-6D56E6F038B1}" srcOrd="0" destOrd="0" presId="urn:microsoft.com/office/officeart/2005/8/layout/orgChart1"/>
+    <dgm:cxn modelId="{1C12EF03-19CD-4749-8D1C-33F13C3A9B5A}" type="presParOf" srcId="{840A66F8-3F9C-4031-A488-6D56E6F038B1}" destId="{C4906E41-FD4F-48AD-AE76-96D58605E508}" srcOrd="0" destOrd="0" presId="urn:microsoft.com/office/officeart/2005/8/layout/orgChart1"/>
+    <dgm:cxn modelId="{CE9C82C7-9541-465C-BA63-B1FEB96D0954}" type="presParOf" srcId="{840A66F8-3F9C-4031-A488-6D56E6F038B1}" destId="{093713BA-5051-45AD-911A-DFC5889381B4}" srcOrd="1" destOrd="0" presId="urn:microsoft.com/office/officeart/2005/8/layout/orgChart1"/>
+    <dgm:cxn modelId="{DE60A3DD-9C87-4453-BC50-89880C1B08AF}" type="presParOf" srcId="{BED5D9E9-51F7-4E07-8F0A-D7AFBBC65974}" destId="{0963EFC0-E5C2-4DB0-9ED2-F91E7AB9CA99}" srcOrd="1" destOrd="0" presId="urn:microsoft.com/office/officeart/2005/8/layout/orgChart1"/>
+    <dgm:cxn modelId="{387A96E7-9ED1-40C8-8125-0591C4B6C467}" type="presParOf" srcId="{BED5D9E9-51F7-4E07-8F0A-D7AFBBC65974}" destId="{8A66D2C6-3078-4F54-A968-7ABF67721F80}" srcOrd="2" destOrd="0" presId="urn:microsoft.com/office/officeart/2005/8/layout/orgChart1"/>
+    <dgm:cxn modelId="{4F3D1231-3E21-44D1-9DB8-6E930454E750}" type="presParOf" srcId="{13216F35-703B-4048-BF19-07789AE264CD}" destId="{62E324FB-EC8B-4982-A0B8-0CE3CDD3B028}" srcOrd="6" destOrd="0" presId="urn:microsoft.com/office/officeart/2005/8/layout/orgChart1"/>
+    <dgm:cxn modelId="{35204C81-2CFE-4CC2-9AB3-752882D280C7}" type="presParOf" srcId="{13216F35-703B-4048-BF19-07789AE264CD}" destId="{52A7ED73-81AD-4AA2-AC7D-FBA6FF0F6159}" srcOrd="7" destOrd="0" presId="urn:microsoft.com/office/officeart/2005/8/layout/orgChart1"/>
+    <dgm:cxn modelId="{B505F77D-2978-4B64-8557-CA53CBFD7FB4}" type="presParOf" srcId="{52A7ED73-81AD-4AA2-AC7D-FBA6FF0F6159}" destId="{A75FAA87-27A8-4E17-B882-E44F292302C0}" srcOrd="0" destOrd="0" presId="urn:microsoft.com/office/officeart/2005/8/layout/orgChart1"/>
+    <dgm:cxn modelId="{FE9B7D18-11A1-41E4-847F-DA9B5D9E56D0}" type="presParOf" srcId="{A75FAA87-27A8-4E17-B882-E44F292302C0}" destId="{801E8090-2540-4A55-B207-07DC7C527FA4}" srcOrd="0" destOrd="0" presId="urn:microsoft.com/office/officeart/2005/8/layout/orgChart1"/>
+    <dgm:cxn modelId="{2E247444-7E59-435D-87ED-0A94CB5B48EB}" type="presParOf" srcId="{A75FAA87-27A8-4E17-B882-E44F292302C0}" destId="{8AFEC6BF-BAD8-47E1-94D6-5222726D7F86}" srcOrd="1" destOrd="0" presId="urn:microsoft.com/office/officeart/2005/8/layout/orgChart1"/>
+    <dgm:cxn modelId="{2B1272B7-7B24-447D-905A-97218CD491FF}" type="presParOf" srcId="{52A7ED73-81AD-4AA2-AC7D-FBA6FF0F6159}" destId="{F9FB2A58-CBDB-4F18-B3BA-8B60C39323E8}" srcOrd="1" destOrd="0" presId="urn:microsoft.com/office/officeart/2005/8/layout/orgChart1"/>
+    <dgm:cxn modelId="{9A0962F8-7217-4E0A-8DF4-6ACC630F1F77}" type="presParOf" srcId="{52A7ED73-81AD-4AA2-AC7D-FBA6FF0F6159}" destId="{2AC6B2A0-9EE8-48B0-B5E5-11A3EB9C767E}" srcOrd="2" destOrd="0" presId="urn:microsoft.com/office/officeart/2005/8/layout/orgChart1"/>
+    <dgm:cxn modelId="{8A2324BF-F6F2-4B4D-AD74-7782DCA37688}" type="presParOf" srcId="{13216F35-703B-4048-BF19-07789AE264CD}" destId="{5BA256A4-130E-4DA9-B1A3-38EDD92DC033}" srcOrd="8" destOrd="0" presId="urn:microsoft.com/office/officeart/2005/8/layout/orgChart1"/>
+    <dgm:cxn modelId="{DDC602F6-CC57-4F6C-9DDE-CA246959C385}" type="presParOf" srcId="{13216F35-703B-4048-BF19-07789AE264CD}" destId="{E2A2ABE6-3D1F-4A7A-AF5F-BBCCACE37776}" srcOrd="9" destOrd="0" presId="urn:microsoft.com/office/officeart/2005/8/layout/orgChart1"/>
+    <dgm:cxn modelId="{D6384DE6-DBBD-4F21-AF62-1C20E54D26EE}" type="presParOf" srcId="{E2A2ABE6-3D1F-4A7A-AF5F-BBCCACE37776}" destId="{8B043E57-2EB1-4196-BD03-52D74391EB4A}" srcOrd="0" destOrd="0" presId="urn:microsoft.com/office/officeart/2005/8/layout/orgChart1"/>
+    <dgm:cxn modelId="{4357F6CA-F940-4513-95A8-11EB1B04F249}" type="presParOf" srcId="{8B043E57-2EB1-4196-BD03-52D74391EB4A}" destId="{7D8CE1BF-252B-4C4C-B62B-3B162047CF1D}" srcOrd="0" destOrd="0" presId="urn:microsoft.com/office/officeart/2005/8/layout/orgChart1"/>
+    <dgm:cxn modelId="{3EF7C6F7-60AE-4098-AC15-39BB50B4A7D5}" type="presParOf" srcId="{8B043E57-2EB1-4196-BD03-52D74391EB4A}" destId="{D2B306CE-508F-493B-A217-FA8B29EAAF2A}" srcOrd="1" destOrd="0" presId="urn:microsoft.com/office/officeart/2005/8/layout/orgChart1"/>
+    <dgm:cxn modelId="{5DC4DD1F-33A3-4702-8FB5-B881389F8655}" type="presParOf" srcId="{E2A2ABE6-3D1F-4A7A-AF5F-BBCCACE37776}" destId="{99822A16-C507-4AC8-90E8-D1B6A87C31F3}" srcOrd="1" destOrd="0" presId="urn:microsoft.com/office/officeart/2005/8/layout/orgChart1"/>
+    <dgm:cxn modelId="{10DF61B4-F7F7-4575-9182-117323923E75}" type="presParOf" srcId="{E2A2ABE6-3D1F-4A7A-AF5F-BBCCACE37776}" destId="{4BEBF62D-42FF-46B9-8F4E-752523AEEFB4}" srcOrd="2" destOrd="0" presId="urn:microsoft.com/office/officeart/2005/8/layout/orgChart1"/>
+    <dgm:cxn modelId="{58C11A78-B819-4E25-8910-E88536CF74F6}" type="presParOf" srcId="{18EFE1EE-9AD5-4A2B-8CDC-8D07E557927C}" destId="{37B73B7A-C78D-46D0-9D5D-333825226EC6}" srcOrd="2" destOrd="0" presId="urn:microsoft.com/office/officeart/2005/8/layout/orgChart1"/>
   </dgm:cxnLst>
   <dgm:bg/>
   <dgm:whole/>
@@ -62146,7 +63485,7 @@
   <a:extraClrSchemeLst/>
   <a:extLst>
     <a:ext uri="{05A4C25C-085E-4340-85A3-A5531E510DB2}">
-      <thm15:themeFamily xmlns:thm15="http://schemas.microsoft.com/office/thememl/2012/main" xmlns="" name="Office Theme" id="{62F939B6-93AF-4DB8-9C6B-D6C7DFDC589F}" vid="{4A3C46E8-61CC-4603-A589-7422A47A8E4A}"/>
+      <thm15:themeFamily xmlns="" xmlns:thm15="http://schemas.microsoft.com/office/thememl/2012/main" name="Office Theme" id="{62F939B6-93AF-4DB8-9C6B-D6C7DFDC589F}" vid="{4A3C46E8-61CC-4603-A589-7422A47A8E4A}"/>
     </a:ext>
   </a:extLst>
 </a:theme>
@@ -62157,7 +63496,7 @@
 </file>
 
 <file path=customXml/itemProps1.xml><?xml version="1.0" encoding="utf-8"?>
-<ds:datastoreItem xmlns:ds="http://schemas.openxmlformats.org/officeDocument/2006/customXml" ds:itemID="{842AA18A-AF8D-4428-B213-374F74AE8E08}">
+<ds:datastoreItem xmlns:ds="http://schemas.openxmlformats.org/officeDocument/2006/customXml" ds:itemID="{A425D39A-55F6-45FE-88A1-38AC2315C76F}">
   <ds:schemaRefs>
     <ds:schemaRef ds:uri="http://schemas.openxmlformats.org/officeDocument/2006/bibliography"/>
   </ds:schemaRefs>
